--- a/rpd_corpus/rpd_50.docx
+++ b/rpd_corpus/rpd_50.docx
@@ -164,7 +164,7 @@
           <w:bCs/>
           <w:color w:val="000000"/>
         </w:rPr>
-        <w:t>(62311)Веб-программирование</w:t>
+        <w:t>(37896)Управление ИТ-проектами</w:t>
       </w:r>
     </w:p>
     <w:p>
@@ -1664,7 +1664,7 @@
               <w:rPr>
                 <w:bCs/>
               </w:rPr>
-              <w:t>7</w:t>
+              <w:t>8</w:t>
             </w:r>
           </w:p>
         </w:tc>
@@ -1688,7 +1688,7 @@
               <w:rPr>
                 <w:bCs/>
               </w:rPr>
-              <w:t>5</w:t>
+              <w:t>4</w:t>
             </w:r>
           </w:p>
         </w:tc>
@@ -1712,7 +1712,7 @@
               <w:rPr>
                 <w:bCs/>
               </w:rPr>
-              <w:t>180</w:t>
+              <w:t>144</w:t>
             </w:r>
           </w:p>
         </w:tc>
@@ -1737,7 +1737,7 @@
               <w:rPr>
                 <w:bCs/>
               </w:rPr>
-              <w:t>82</w:t>
+              <w:t>66</w:t>
             </w:r>
           </w:p>
         </w:tc>
@@ -1762,7 +1762,7 @@
               <w:rPr>
                 <w:bCs/>
               </w:rPr>
-              <w:t>98</w:t>
+              <w:t>78</w:t>
             </w:r>
           </w:p>
         </w:tc>
@@ -1836,7 +1836,7 @@
               <w:rPr>
                 <w:bCs/>
               </w:rPr>
-              <w:t>5</w:t>
+              <w:t>4</w:t>
             </w:r>
           </w:p>
         </w:tc>
@@ -1860,7 +1860,7 @@
               <w:rPr>
                 <w:bCs/>
               </w:rPr>
-              <w:t>180</w:t>
+              <w:t>144</w:t>
             </w:r>
           </w:p>
         </w:tc>
@@ -1885,7 +1885,7 @@
               <w:rPr>
                 <w:bCs/>
               </w:rPr>
-              <w:t>82</w:t>
+              <w:t>66</w:t>
             </w:r>
           </w:p>
         </w:tc>
@@ -1910,7 +1910,7 @@
               <w:rPr>
                 <w:bCs/>
               </w:rPr>
-              <w:t>98</w:t>
+              <w:t>78</w:t>
             </w:r>
           </w:p>
         </w:tc>
@@ -2182,7 +2182,7 @@
               <w:rPr>
                 <w:bCs/>
               </w:rPr>
-              <w:t>Способен применять технологии HTML5, CSS3 и JavaScript для создания адаптивных веб-интерфейсов</w:t>
+              <w:t>Способен планировать и управлять ИТ-проектами, применяя методологии Agile, Scrum и классического проектного управления</w:t>
             </w:r>
           </w:p>
         </w:tc>
@@ -2207,7 +2207,7 @@
               <w:rPr>
                 <w:bCs/>
               </w:rPr>
-              <w:t>УК-1</w:t>
+              <w:t>ПК-1-</w:t>
             </w:r>
           </w:p>
         </w:tc>
@@ -2263,7 +2263,7 @@
               <w:rPr>
                 <w:bCs/>
               </w:rPr>
-              <w:t>Способен разрабатывать клиентские приложения на основе современных JavaScript-фреймворков</w:t>
+              <w:t>Способен формировать бюджет проекта, оценивать риски и разрабатывать планы их митигации</w:t>
             </w:r>
           </w:p>
         </w:tc>
@@ -2288,7 +2288,7 @@
               <w:rPr>
                 <w:bCs/>
               </w:rPr>
-              <w:t>ОПК-2</w:t>
+              <w:t>ПК-2-</w:t>
             </w:r>
           </w:p>
         </w:tc>
@@ -2344,7 +2344,7 @@
               <w:rPr>
                 <w:bCs/>
               </w:rPr>
-              <w:t>Способен проектировать и реализовывать серверные приложения с использованием REST API</w:t>
+              <w:t>Способен организовывать командную работу, распределять задачи и контролировать исполнение в инструментах управления проектами</w:t>
             </w:r>
           </w:p>
         </w:tc>
@@ -2369,7 +2369,7 @@
               <w:rPr>
                 <w:bCs/>
               </w:rPr>
-              <w:t>ОПК-4</w:t>
+              <w:t>ПК-5-</w:t>
             </w:r>
           </w:p>
         </w:tc>
@@ -2425,7 +2425,7 @@
               <w:rPr>
                 <w:bCs/>
               </w:rPr>
-              <w:t>Способен обеспечивать интеграцию клиентской и серверной частей веб-приложения</w:t>
+              <w:t>Способен разрабатывать техническое задание, устав проекта, документировать требования и управлять изменениями</w:t>
             </w:r>
           </w:p>
         </w:tc>
@@ -2450,7 +2450,7 @@
               <w:rPr>
                 <w:bCs/>
               </w:rPr>
-              <w:t>ПК-1</w:t>
+              <w:t>ПК-6-</w:t>
             </w:r>
           </w:p>
         </w:tc>
@@ -2601,13 +2601,16 @@
               <w:rPr>
                 <w:bCs/>
               </w:rPr>
-              <w:t>УК-1</w:t>
-            </w:r>
-            <w:r/>
-            <w:r>
-              <w:rPr>
-                <w:bCs/>
-              </w:rPr>
+              <w:t>ПК-1</w:t>
+            </w:r>
+            <w:r>
+              <w:t> </w:t>
+            </w:r>
+            <w:r>
+              <w:rPr>
+                <w:bCs/>
+              </w:rPr>
+              <w:t/>
             </w:r>
           </w:p>
           <w:p>
@@ -2632,7 +2635,17 @@
               <w:rPr>
                 <w:bCs/>
               </w:rPr>
-              <w:t>УК-1.1 Разрабатывает семантическую HTML5-разметку и применяет адаптивные CSS3-стили</w:t>
+              <w:t>ПК-1.1 Разрабатывает устав и план управления проектом</w:t>
+              <w:br/>
+              <w:t>ПК-1.2 Формирует иерархическую структуру работ (WBS) проекта</w:t>
+              <w:br/>
+              <w:t>ПК-1.3 Составляет реестр рисков и разрабатывает план их митигации</w:t>
+              <w:br/>
+              <w:t>ПК-1.4 Ведёт журнал изменений и управляет конфигурацией проекта</w:t>
+              <w:br/>
+              <w:t>ПК-1.5 Проводит ретроспективы и формирует отчёты о статусе проекта</w:t>
+              <w:br/>
+              <w:t> </w:t>
             </w:r>
           </w:p>
         </w:tc>
@@ -2652,7 +2665,7 @@
               <w:rPr>
                 <w:bCs/>
               </w:rPr>
-              <w:t>З(УК-1)</w:t>
+              <w:t>З(ПК-3)</w:t>
             </w:r>
           </w:p>
         </w:tc>
@@ -2669,7 +2682,9 @@
               <w:rPr>
                 <w:bCs/>
               </w:rPr>
-              <w:t>Знать: структуру DOM, модель CSS-каскада, спецификацию ECMAScript 2020+</w:t>
+              <w:t>Знать:</w:t>
+              <w:br/>
+              <w:t>Методологии управления проектами (PMBoK, PRINCE2, Agile/Scrum/Kanban), их принципы и области применения</w:t>
             </w:r>
           </w:p>
         </w:tc>
@@ -2680,7 +2695,7 @@
         </w:trPr>
         <w:tc>
           <w:tcPr>
-            <w:vMerge w:val="restart"/>
+            <w:vMerge w:val="continue"/>
             <w:tcW w:w="2717" w:type="dxa"/>
             <w:vAlign w:val="center"/>
           </w:tcPr>
@@ -2699,24 +2714,27 @@
               <w:rPr>
                 <w:bCs/>
               </w:rPr>
-              <w:t>УК-1</w:t>
-            </w:r>
-            <w:r/>
-            <w:r>
-              <w:rPr>
-                <w:bCs/>
-              </w:rPr>
-            </w:r>
-          </w:p>
-          <w:p>
-            <w:pPr>
-              <w:jc w:val="center"/>
-            </w:pPr>
-          </w:p>
-        </w:tc>
-        <w:tc>
-          <w:tcPr>
-            <w:vMerge w:val="restart"/>
+              <w:t>ПК-1</w:t>
+            </w:r>
+            <w:r>
+              <w:t> </w:t>
+            </w:r>
+            <w:r>
+              <w:rPr>
+                <w:bCs/>
+              </w:rPr>
+              <w:t/>
+            </w:r>
+          </w:p>
+          <w:p>
+            <w:pPr>
+              <w:jc w:val="center"/>
+            </w:pPr>
+          </w:p>
+        </w:tc>
+        <w:tc>
+          <w:tcPr>
+            <w:vMerge w:val="continue"/>
             <w:tcW w:w="3770" w:type="dxa"/>
           </w:tcPr>
           <w:p>
@@ -2730,7 +2748,17 @@
               <w:rPr>
                 <w:bCs/>
               </w:rPr>
-              <w:t>УК-1.1 Разрабатывает семантическую HTML5-разметку и применяет адаптивные CSS3-стили</w:t>
+              <w:t>ПК-1.1 Разрабатывает устав и план управления проектом</w:t>
+              <w:br/>
+              <w:t>ПК-1.2 Формирует иерархическую структуру работ (WBS) проекта</w:t>
+              <w:br/>
+              <w:t>ПК-1.3 Составляет реестр рисков и разрабатывает план их митигации</w:t>
+              <w:br/>
+              <w:t>ПК-1.4 Ведёт журнал изменений и управляет конфигурацией проекта</w:t>
+              <w:br/>
+              <w:t>ПК-1.5 Проводит ретроспективы и формирует отчёты о статусе проекта</w:t>
+              <w:br/>
+              <w:t> </w:t>
             </w:r>
           </w:p>
         </w:tc>
@@ -2750,7 +2778,7 @@
               <w:rPr>
                 <w:bCs/>
               </w:rPr>
-              <w:t>У(УК-1)</w:t>
+              <w:t>У(ПК-3)</w:t>
             </w:r>
           </w:p>
         </w:tc>
@@ -2767,7 +2795,9 @@
               <w:rPr>
                 <w:bCs/>
               </w:rPr>
-              <w:t>Уметь: верстать адаптивные макеты с использованием Flexbox, Grid и медиазапросов</w:t>
+              <w:t>Уметь:</w:t>
+              <w:br/>
+              <w:t>Планировать проект: декомпозировать задачи, составлять WBS и диаграмму Ганта</w:t>
             </w:r>
           </w:p>
         </w:tc>
@@ -2778,7 +2808,7 @@
         </w:trPr>
         <w:tc>
           <w:tcPr>
-            <w:vMerge w:val="restart"/>
+            <w:vMerge w:val="continue"/>
             <w:tcW w:w="2717" w:type="dxa"/>
             <w:vAlign w:val="center"/>
           </w:tcPr>
@@ -2797,24 +2827,27 @@
               <w:rPr>
                 <w:bCs/>
               </w:rPr>
-              <w:t>УК-1</w:t>
-            </w:r>
-            <w:r/>
-            <w:r>
-              <w:rPr>
-                <w:bCs/>
-              </w:rPr>
-            </w:r>
-          </w:p>
-          <w:p>
-            <w:pPr>
-              <w:jc w:val="center"/>
-            </w:pPr>
-          </w:p>
-        </w:tc>
-        <w:tc>
-          <w:tcPr>
-            <w:vMerge w:val="restart"/>
+              <w:t>ПК-1</w:t>
+            </w:r>
+            <w:r>
+              <w:t> </w:t>
+            </w:r>
+            <w:r>
+              <w:rPr>
+                <w:bCs/>
+              </w:rPr>
+              <w:t/>
+            </w:r>
+          </w:p>
+          <w:p>
+            <w:pPr>
+              <w:jc w:val="center"/>
+            </w:pPr>
+          </w:p>
+        </w:tc>
+        <w:tc>
+          <w:tcPr>
+            <w:vMerge w:val="continue"/>
             <w:tcW w:w="3770" w:type="dxa"/>
           </w:tcPr>
           <w:p>
@@ -2828,7 +2861,17 @@
               <w:rPr>
                 <w:bCs/>
               </w:rPr>
-              <w:t>УК-1.1 Разрабатывает семантическую HTML5-разметку и применяет адаптивные CSS3-стили</w:t>
+              <w:t>ПК-1.1 Разрабатывает устав и план управления проектом</w:t>
+              <w:br/>
+              <w:t>ПК-1.2 Формирует иерархическую структуру работ (WBS) проекта</w:t>
+              <w:br/>
+              <w:t>ПК-1.3 Составляет реестр рисков и разрабатывает план их митигации</w:t>
+              <w:br/>
+              <w:t>ПК-1.4 Ведёт журнал изменений и управляет конфигурацией проекта</w:t>
+              <w:br/>
+              <w:t>ПК-1.5 Проводит ретроспективы и формирует отчёты о статусе проекта</w:t>
+              <w:br/>
+              <w:t> </w:t>
             </w:r>
           </w:p>
         </w:tc>
@@ -2848,7 +2891,7 @@
               <w:rPr>
                 <w:bCs/>
               </w:rPr>
-              <w:t>В(УК-1)</w:t>
+              <w:t>В(ПК-3)</w:t>
             </w:r>
           </w:p>
         </w:tc>
@@ -2865,7 +2908,9 @@
               <w:rPr>
                 <w:bCs/>
               </w:rPr>
-              <w:t>Владеть: навыками отладки веб-страниц в DevTools и публикации статических сайтов</w:t>
+              <w:t>Владеть:</w:t>
+              <w:br/>
+              <w:t>Управлять ИТ-проектом от инициации до закрытия с применением Scrum</w:t>
             </w:r>
           </w:p>
         </w:tc>
@@ -2895,13 +2940,16 @@
               <w:rPr>
                 <w:bCs/>
               </w:rPr>
-              <w:t>ОПК-2</w:t>
-            </w:r>
-            <w:r/>
-            <w:r>
-              <w:rPr>
-                <w:bCs/>
-              </w:rPr>
+              <w:t>ПК-2</w:t>
+            </w:r>
+            <w:r>
+              <w:t> </w:t>
+            </w:r>
+            <w:r>
+              <w:rPr>
+                <w:bCs/>
+              </w:rPr>
+              <w:t/>
             </w:r>
           </w:p>
           <w:p>
@@ -2926,7 +2974,23 @@
               <w:rPr>
                 <w:bCs/>
               </w:rPr>
-              <w:t>ОПК-2.1 Создаёт компонентные SPA-приложения на React или Vue.js</w:t>
+              <w:t>ПК-2.1 Планирует бюджет проекта, формирует базовый план по стоимости</w:t>
+              <w:br/>
+              <w:t>ПК-2.2 Применяет методы оценки трудозатрат: экспертная оценка, Planning Poker, PERT</w:t>
+              <w:br/>
+              <w:t>ПК-2.3 Рассчитывает показатели освоенного объёма (EVM): EV, PV, AC, SPI, CPI</w:t>
+              <w:br/>
+              <w:t>ПК-2.4 Формирует реестр стейкхолдеров и управляет их ожиданиями</w:t>
+              <w:br/>
+              <w:t>ПК-2.5 Организует работу команды в Jira/Trello, настраивает доски Kanban и Scrum</w:t>
+              <w:br/>
+              <w:t>ПК-2.6 Проводит спринт-планирование, стендапы и демо</w:t>
+              <w:br/>
+              <w:t>ПК-2.7 Разрабатывает диаграмму Ганта и сетевой график проекта</w:t>
+              <w:br/>
+              <w:t>ПК-2.8 Оформляет акт сдачи-приёмки и закрывает проект</w:t>
+              <w:br/>
+              <w:t> </w:t>
             </w:r>
           </w:p>
         </w:tc>
@@ -2946,7 +3010,7 @@
               <w:rPr>
                 <w:bCs/>
               </w:rPr>
-              <w:t>З(ОПК-2)</w:t>
+              <w:t>З(ПК-5)</w:t>
             </w:r>
           </w:p>
         </w:tc>
@@ -2963,7 +3027,9 @@
               <w:rPr>
                 <w:bCs/>
               </w:rPr>
-              <w:t>Знать: концепции компонентного подхода, управление состоянием (Redux, Pinia), хуки React</w:t>
+              <w:t>Знать:</w:t>
+              <w:br/>
+              <w:t>Методы оценки стоимости и трудозатрат проекта, показатели освоенного объёма (EVM)</w:t>
             </w:r>
           </w:p>
         </w:tc>
@@ -2974,7 +3040,7 @@
         </w:trPr>
         <w:tc>
           <w:tcPr>
-            <w:vMerge w:val="restart"/>
+            <w:vMerge w:val="continue"/>
             <w:tcW w:w="2717" w:type="dxa"/>
             <w:vAlign w:val="center"/>
           </w:tcPr>
@@ -2993,24 +3059,27 @@
               <w:rPr>
                 <w:bCs/>
               </w:rPr>
-              <w:t>ОПК-2</w:t>
-            </w:r>
-            <w:r/>
-            <w:r>
-              <w:rPr>
-                <w:bCs/>
-              </w:rPr>
-            </w:r>
-          </w:p>
-          <w:p>
-            <w:pPr>
-              <w:jc w:val="center"/>
-            </w:pPr>
-          </w:p>
-        </w:tc>
-        <w:tc>
-          <w:tcPr>
-            <w:vMerge w:val="restart"/>
+              <w:t>ПК-2</w:t>
+            </w:r>
+            <w:r>
+              <w:t> </w:t>
+            </w:r>
+            <w:r>
+              <w:rPr>
+                <w:bCs/>
+              </w:rPr>
+              <w:t/>
+            </w:r>
+          </w:p>
+          <w:p>
+            <w:pPr>
+              <w:jc w:val="center"/>
+            </w:pPr>
+          </w:p>
+        </w:tc>
+        <w:tc>
+          <w:tcPr>
+            <w:vMerge w:val="continue"/>
             <w:tcW w:w="3770" w:type="dxa"/>
           </w:tcPr>
           <w:p>
@@ -3024,7 +3093,23 @@
               <w:rPr>
                 <w:bCs/>
               </w:rPr>
-              <w:t>ОПК-2.1 Создаёт компонентные SPA-приложения на React или Vue.js</w:t>
+              <w:t>ПК-2.1 Планирует бюджет проекта, формирует базовый план по стоимости</w:t>
+              <w:br/>
+              <w:t>ПК-2.2 Применяет методы оценки трудозатрат: экспертная оценка, Planning Poker, PERT</w:t>
+              <w:br/>
+              <w:t>ПК-2.3 Рассчитывает показатели освоенного объёма (EVM): EV, PV, AC, SPI, CPI</w:t>
+              <w:br/>
+              <w:t>ПК-2.4 Формирует реестр стейкхолдеров и управляет их ожиданиями</w:t>
+              <w:br/>
+              <w:t>ПК-2.5 Организует работу команды в Jira/Trello, настраивает доски Kanban и Scrum</w:t>
+              <w:br/>
+              <w:t>ПК-2.6 Проводит спринт-планирование, стендапы и демо</w:t>
+              <w:br/>
+              <w:t>ПК-2.7 Разрабатывает диаграмму Ганта и сетевой график проекта</w:t>
+              <w:br/>
+              <w:t>ПК-2.8 Оформляет акт сдачи-приёмки и закрывает проект</w:t>
+              <w:br/>
+              <w:t> </w:t>
             </w:r>
           </w:p>
         </w:tc>
@@ -3044,7 +3129,7 @@
               <w:rPr>
                 <w:bCs/>
               </w:rPr>
-              <w:t>У(ОПК-2)</w:t>
+              <w:t>У(ПК-5)</w:t>
             </w:r>
           </w:p>
         </w:tc>
@@ -3061,7 +3146,9 @@
               <w:rPr>
                 <w:bCs/>
               </w:rPr>
-              <w:t>Уметь: разрабатывать одностраничные приложения с маршрутизацией и управлением состоянием</w:t>
+              <w:t>Уметь:</w:t>
+              <w:br/>
+              <w:t>Оценивать риски проекта и разрабатывать меры по их митигации</w:t>
             </w:r>
           </w:p>
         </w:tc>
@@ -3072,7 +3159,7 @@
         </w:trPr>
         <w:tc>
           <w:tcPr>
-            <w:vMerge w:val="restart"/>
+            <w:vMerge w:val="continue"/>
             <w:tcW w:w="2717" w:type="dxa"/>
             <w:vAlign w:val="center"/>
           </w:tcPr>
@@ -3091,24 +3178,27 @@
               <w:rPr>
                 <w:bCs/>
               </w:rPr>
-              <w:t>ОПК-2</w:t>
-            </w:r>
-            <w:r/>
-            <w:r>
-              <w:rPr>
-                <w:bCs/>
-              </w:rPr>
-            </w:r>
-          </w:p>
-          <w:p>
-            <w:pPr>
-              <w:jc w:val="center"/>
-            </w:pPr>
-          </w:p>
-        </w:tc>
-        <w:tc>
-          <w:tcPr>
-            <w:vMerge w:val="restart"/>
+              <w:t>ПК-2</w:t>
+            </w:r>
+            <w:r>
+              <w:t> </w:t>
+            </w:r>
+            <w:r>
+              <w:rPr>
+                <w:bCs/>
+              </w:rPr>
+              <w:t/>
+            </w:r>
+          </w:p>
+          <w:p>
+            <w:pPr>
+              <w:jc w:val="center"/>
+            </w:pPr>
+          </w:p>
+        </w:tc>
+        <w:tc>
+          <w:tcPr>
+            <w:vMerge w:val="continue"/>
             <w:tcW w:w="3770" w:type="dxa"/>
           </w:tcPr>
           <w:p>
@@ -3122,7 +3212,23 @@
               <w:rPr>
                 <w:bCs/>
               </w:rPr>
-              <w:t>ОПК-2.1 Создаёт компонентные SPA-приложения на React или Vue.js</w:t>
+              <w:t>ПК-2.1 Планирует бюджет проекта, формирует базовый план по стоимости</w:t>
+              <w:br/>
+              <w:t>ПК-2.2 Применяет методы оценки трудозатрат: экспертная оценка, Planning Poker, PERT</w:t>
+              <w:br/>
+              <w:t>ПК-2.3 Рассчитывает показатели освоенного объёма (EVM): EV, PV, AC, SPI, CPI</w:t>
+              <w:br/>
+              <w:t>ПК-2.4 Формирует реестр стейкхолдеров и управляет их ожиданиями</w:t>
+              <w:br/>
+              <w:t>ПК-2.5 Организует работу команды в Jira/Trello, настраивает доски Kanban и Scrum</w:t>
+              <w:br/>
+              <w:t>ПК-2.6 Проводит спринт-планирование, стендапы и демо</w:t>
+              <w:br/>
+              <w:t>ПК-2.7 Разрабатывает диаграмму Ганта и сетевой график проекта</w:t>
+              <w:br/>
+              <w:t>ПК-2.8 Оформляет акт сдачи-приёмки и закрывает проект</w:t>
+              <w:br/>
+              <w:t> </w:t>
             </w:r>
           </w:p>
         </w:tc>
@@ -3142,7 +3248,7 @@
               <w:rPr>
                 <w:bCs/>
               </w:rPr>
-              <w:t>В(ОПК-2)</w:t>
+              <w:t>В(ПК-5)</w:t>
             </w:r>
           </w:p>
         </w:tc>
@@ -3159,7 +3265,9 @@
               <w:rPr>
                 <w:bCs/>
               </w:rPr>
-              <w:t>Владеть: инструментами сборки Webpack/Vite и менеджером пакетов npm/yarn</w:t>
+              <w:t>Владеть:</w:t>
+              <w:br/>
+              <w:t>Рассчитывать показатели EVM и интерпретировать отклонения по срокам и стоимости</w:t>
             </w:r>
           </w:p>
         </w:tc>
@@ -3189,13 +3297,16 @@
               <w:rPr>
                 <w:bCs/>
               </w:rPr>
-              <w:t>ОПК-4</w:t>
-            </w:r>
-            <w:r/>
-            <w:r>
-              <w:rPr>
-                <w:bCs/>
-              </w:rPr>
+              <w:t>ПК-5</w:t>
+            </w:r>
+            <w:r>
+              <w:t> </w:t>
+            </w:r>
+            <w:r>
+              <w:rPr>
+                <w:bCs/>
+              </w:rPr>
+              <w:t/>
             </w:r>
           </w:p>
           <w:p>
@@ -3220,7 +3331,21 @@
               <w:rPr>
                 <w:bCs/>
               </w:rPr>
-              <w:t>ОПК-4.1 Реализует RESTful API на Node.js/Express с авторизацией по JWT</w:t>
+              <w:t>ПК-5.1 Применяет инструменты трекинга задач (Jira, YouTrack, GitLab Issues)</w:t>
+              <w:br/>
+              <w:t>ПК-5.2 Формирует sprint backlog и product backlog, расставляет приоритеты</w:t>
+              <w:br/>
+              <w:t>ПК-5.3 Проводит декомпозицию пользовательских историй (User Stories) на задачи</w:t>
+              <w:br/>
+              <w:t>ПК-5.4 Использует системы контроля версий (Git) в контексте проектного управления</w:t>
+              <w:br/>
+              <w:t>ПК-5.5 Анализирует метрики команды: velocity, cycle time, lead time</w:t>
+              <w:br/>
+              <w:t>ПК-5.6 Готовит отчёт о закрытии проекта и lessons learned</w:t>
+              <w:br/>
+              <w:t>ПК-5.7 Разрабатывает план коммуникаций и управляет информированием стейкхолдеров</w:t>
+              <w:br/>
+              <w:t> </w:t>
             </w:r>
           </w:p>
         </w:tc>
@@ -3240,7 +3365,7 @@
               <w:rPr>
                 <w:bCs/>
               </w:rPr>
-              <w:t>З(ОПК-4)</w:t>
+              <w:t>З(ПК-7)</w:t>
             </w:r>
           </w:p>
         </w:tc>
@@ -3257,7 +3382,9 @@
               <w:rPr>
                 <w:bCs/>
               </w:rPr>
-              <w:t>Знать: принципы REST, форматы JSON/XML, методы HTTP, механизмы аутентификации JWT/OAuth2</w:t>
+              <w:t>Знать:</w:t>
+              <w:br/>
+              <w:t>Инструменты управления задачами и командной работы (Jira, Confluence, GitLab)</w:t>
             </w:r>
           </w:p>
         </w:tc>
@@ -3268,7 +3395,7 @@
         </w:trPr>
         <w:tc>
           <w:tcPr>
-            <w:vMerge w:val="restart"/>
+            <w:vMerge w:val="continue"/>
             <w:tcW w:w="2717" w:type="dxa"/>
             <w:vAlign w:val="center"/>
           </w:tcPr>
@@ -3287,24 +3414,27 @@
               <w:rPr>
                 <w:bCs/>
               </w:rPr>
-              <w:t>ОПК-4</w:t>
-            </w:r>
-            <w:r/>
-            <w:r>
-              <w:rPr>
-                <w:bCs/>
-              </w:rPr>
-            </w:r>
-          </w:p>
-          <w:p>
-            <w:pPr>
-              <w:jc w:val="center"/>
-            </w:pPr>
-          </w:p>
-        </w:tc>
-        <w:tc>
-          <w:tcPr>
-            <w:vMerge w:val="restart"/>
+              <w:t>ПК-5</w:t>
+            </w:r>
+            <w:r>
+              <w:t> </w:t>
+            </w:r>
+            <w:r>
+              <w:rPr>
+                <w:bCs/>
+              </w:rPr>
+              <w:t/>
+            </w:r>
+          </w:p>
+          <w:p>
+            <w:pPr>
+              <w:jc w:val="center"/>
+            </w:pPr>
+          </w:p>
+        </w:tc>
+        <w:tc>
+          <w:tcPr>
+            <w:vMerge w:val="continue"/>
             <w:tcW w:w="3770" w:type="dxa"/>
           </w:tcPr>
           <w:p>
@@ -3318,7 +3448,21 @@
               <w:rPr>
                 <w:bCs/>
               </w:rPr>
-              <w:t>ОПК-4.1 Реализует RESTful API на Node.js/Express с авторизацией по JWT</w:t>
+              <w:t>ПК-5.1 Применяет инструменты трекинга задач (Jira, YouTrack, GitLab Issues)</w:t>
+              <w:br/>
+              <w:t>ПК-5.2 Формирует sprint backlog и product backlog, расставляет приоритеты</w:t>
+              <w:br/>
+              <w:t>ПК-5.3 Проводит декомпозицию пользовательских историй (User Stories) на задачи</w:t>
+              <w:br/>
+              <w:t>ПК-5.4 Использует системы контроля версий (Git) в контексте проектного управления</w:t>
+              <w:br/>
+              <w:t>ПК-5.5 Анализирует метрики команды: velocity, cycle time, lead time</w:t>
+              <w:br/>
+              <w:t>ПК-5.6 Готовит отчёт о закрытии проекта и lessons learned</w:t>
+              <w:br/>
+              <w:t>ПК-5.7 Разрабатывает план коммуникаций и управляет информированием стейкхолдеров</w:t>
+              <w:br/>
+              <w:t> </w:t>
             </w:r>
           </w:p>
         </w:tc>
@@ -3338,7 +3482,7 @@
               <w:rPr>
                 <w:bCs/>
               </w:rPr>
-              <w:t>У(ОПК-4)</w:t>
+              <w:t>У(ПК-7)</w:t>
             </w:r>
           </w:p>
         </w:tc>
@@ -3355,7 +3499,9 @@
               <w:rPr>
                 <w:bCs/>
               </w:rPr>
-              <w:t>Уметь: разрабатывать CRUD-операции через REST API с валидацией и обработкой ошибок</w:t>
+              <w:t>Уметь:</w:t>
+              <w:br/>
+              <w:t>Организовывать работу команды в системах трекинга задач, вести backlog</w:t>
             </w:r>
           </w:p>
         </w:tc>
@@ -3366,7 +3512,7 @@
         </w:trPr>
         <w:tc>
           <w:tcPr>
-            <w:vMerge w:val="restart"/>
+            <w:vMerge w:val="continue"/>
             <w:tcW w:w="2717" w:type="dxa"/>
             <w:vAlign w:val="center"/>
           </w:tcPr>
@@ -3385,24 +3531,27 @@
               <w:rPr>
                 <w:bCs/>
               </w:rPr>
-              <w:t>ОПК-4</w:t>
-            </w:r>
-            <w:r/>
-            <w:r>
-              <w:rPr>
-                <w:bCs/>
-              </w:rPr>
-            </w:r>
-          </w:p>
-          <w:p>
-            <w:pPr>
-              <w:jc w:val="center"/>
-            </w:pPr>
-          </w:p>
-        </w:tc>
-        <w:tc>
-          <w:tcPr>
-            <w:vMerge w:val="restart"/>
+              <w:t>ПК-5</w:t>
+            </w:r>
+            <w:r>
+              <w:t> </w:t>
+            </w:r>
+            <w:r>
+              <w:rPr>
+                <w:bCs/>
+              </w:rPr>
+              <w:t/>
+            </w:r>
+          </w:p>
+          <w:p>
+            <w:pPr>
+              <w:jc w:val="center"/>
+            </w:pPr>
+          </w:p>
+        </w:tc>
+        <w:tc>
+          <w:tcPr>
+            <w:vMerge w:val="continue"/>
             <w:tcW w:w="3770" w:type="dxa"/>
           </w:tcPr>
           <w:p>
@@ -3416,7 +3565,21 @@
               <w:rPr>
                 <w:bCs/>
               </w:rPr>
-              <w:t>ОПК-4.1 Реализует RESTful API на Node.js/Express с авторизацией по JWT</w:t>
+              <w:t>ПК-5.1 Применяет инструменты трекинга задач (Jira, YouTrack, GitLab Issues)</w:t>
+              <w:br/>
+              <w:t>ПК-5.2 Формирует sprint backlog и product backlog, расставляет приоритеты</w:t>
+              <w:br/>
+              <w:t>ПК-5.3 Проводит декомпозицию пользовательских историй (User Stories) на задачи</w:t>
+              <w:br/>
+              <w:t>ПК-5.4 Использует системы контроля версий (Git) в контексте проектного управления</w:t>
+              <w:br/>
+              <w:t>ПК-5.5 Анализирует метрики команды: velocity, cycle time, lead time</w:t>
+              <w:br/>
+              <w:t>ПК-5.6 Готовит отчёт о закрытии проекта и lessons learned</w:t>
+              <w:br/>
+              <w:t>ПК-5.7 Разрабатывает план коммуникаций и управляет информированием стейкхолдеров</w:t>
+              <w:br/>
+              <w:t> </w:t>
             </w:r>
           </w:p>
         </w:tc>
@@ -3436,7 +3599,7 @@
               <w:rPr>
                 <w:bCs/>
               </w:rPr>
-              <w:t>В(ОПК-4)</w:t>
+              <w:t>В(ПК-7)</w:t>
             </w:r>
           </w:p>
         </w:tc>
@@ -3453,7 +3616,9 @@
               <w:rPr>
                 <w:bCs/>
               </w:rPr>
-              <w:t>Владеть: навыками тестирования API с Postman и документирования с Swagger</w:t>
+              <w:t>Владеть:</w:t>
+              <w:br/>
+              <w:t>Работать в Jira: создавать эпики, истории, задачи; настраивать доску и спринты</w:t>
             </w:r>
           </w:p>
         </w:tc>
@@ -3483,13 +3648,16 @@
               <w:rPr>
                 <w:bCs/>
               </w:rPr>
-              <w:t>ПК-1</w:t>
-            </w:r>
-            <w:r/>
-            <w:r>
-              <w:rPr>
-                <w:bCs/>
-              </w:rPr>
+              <w:t>ПК-6</w:t>
+            </w:r>
+            <w:r>
+              <w:t> </w:t>
+            </w:r>
+            <w:r>
+              <w:rPr>
+                <w:bCs/>
+              </w:rPr>
+              <w:t/>
             </w:r>
           </w:p>
           <w:p>
@@ -3514,7 +3682,19 @@
               <w:rPr>
                 <w:bCs/>
               </w:rPr>
-              <w:t>ПК-1.1 Интегрирует фронтенд с бэкендом через fetch/axios и WebSocket</w:t>
+              <w:t>ПК-6.1 Разрабатывает техническое задание в соответствии с ГОСТ 34</w:t>
+              <w:br/>
+              <w:t>ПК-6.2 Оформляет устав проекта и план управления требованиями</w:t>
+              <w:br/>
+              <w:t>ПК-6.3 Документирует изменения требований и управляет трассировкой</w:t>
+              <w:br/>
+              <w:t>ПК-6.4 Готовит статусные отчёты и презентации для спонсора проекта</w:t>
+              <w:br/>
+              <w:t>ПК-6.5 Формирует пакет документов для закрытия проекта</w:t>
+              <w:br/>
+              <w:t>ПК-6.6 Разрабатывает шаблоны проектной документации для повторного использования</w:t>
+              <w:br/>
+              <w:t> </w:t>
             </w:r>
           </w:p>
         </w:tc>
@@ -3534,7 +3714,7 @@
               <w:rPr>
                 <w:bCs/>
               </w:rPr>
-              <w:t>З(ПК-1)</w:t>
+              <w:t>З(ПК-8)</w:t>
             </w:r>
           </w:p>
         </w:tc>
@@ -3551,7 +3731,9 @@
               <w:rPr>
                 <w:bCs/>
               </w:rPr>
-              <w:t>Знать: протоколы HTTP/HTTPS и WebSocket, архитектуру клиент-сервер, CORS</w:t>
+              <w:t>Знать:</w:t>
+              <w:br/>
+              <w:t>Стандарты документирования проектов (ГОСТ 34, ISO 21500, шаблоны PMBoK)</w:t>
             </w:r>
           </w:p>
         </w:tc>
@@ -3562,7 +3744,7 @@
         </w:trPr>
         <w:tc>
           <w:tcPr>
-            <w:vMerge w:val="restart"/>
+            <w:vMerge w:val="continue"/>
             <w:tcW w:w="2717" w:type="dxa"/>
             <w:vAlign w:val="center"/>
           </w:tcPr>
@@ -3581,24 +3763,27 @@
               <w:rPr>
                 <w:bCs/>
               </w:rPr>
-              <w:t>ПК-1</w:t>
-            </w:r>
-            <w:r/>
-            <w:r>
-              <w:rPr>
-                <w:bCs/>
-              </w:rPr>
-            </w:r>
-          </w:p>
-          <w:p>
-            <w:pPr>
-              <w:jc w:val="center"/>
-            </w:pPr>
-          </w:p>
-        </w:tc>
-        <w:tc>
-          <w:tcPr>
-            <w:vMerge w:val="restart"/>
+              <w:t>ПК-6</w:t>
+            </w:r>
+            <w:r>
+              <w:t> </w:t>
+            </w:r>
+            <w:r>
+              <w:rPr>
+                <w:bCs/>
+              </w:rPr>
+              <w:t/>
+            </w:r>
+          </w:p>
+          <w:p>
+            <w:pPr>
+              <w:jc w:val="center"/>
+            </w:pPr>
+          </w:p>
+        </w:tc>
+        <w:tc>
+          <w:tcPr>
+            <w:vMerge w:val="continue"/>
             <w:tcW w:w="3770" w:type="dxa"/>
           </w:tcPr>
           <w:p>
@@ -3612,7 +3797,19 @@
               <w:rPr>
                 <w:bCs/>
               </w:rPr>
-              <w:t>ПК-1.1 Интегрирует фронтенд с бэкендом через fetch/axios и WebSocket</w:t>
+              <w:t>ПК-6.1 Разрабатывает техническое задание в соответствии с ГОСТ 34</w:t>
+              <w:br/>
+              <w:t>ПК-6.2 Оформляет устав проекта и план управления требованиями</w:t>
+              <w:br/>
+              <w:t>ПК-6.3 Документирует изменения требований и управляет трассировкой</w:t>
+              <w:br/>
+              <w:t>ПК-6.4 Готовит статусные отчёты и презентации для спонсора проекта</w:t>
+              <w:br/>
+              <w:t>ПК-6.5 Формирует пакет документов для закрытия проекта</w:t>
+              <w:br/>
+              <w:t>ПК-6.6 Разрабатывает шаблоны проектной документации для повторного использования</w:t>
+              <w:br/>
+              <w:t> </w:t>
             </w:r>
           </w:p>
         </w:tc>
@@ -3632,7 +3829,7 @@
               <w:rPr>
                 <w:bCs/>
               </w:rPr>
-              <w:t>У(ПК-1)</w:t>
+              <w:t>У(ПК-8)</w:t>
             </w:r>
           </w:p>
         </w:tc>
@@ -3649,7 +3846,9 @@
               <w:rPr>
                 <w:bCs/>
               </w:rPr>
-              <w:t>Уметь: обрабатывать асинхронные запросы с помощью Promise, async/await и axios</w:t>
+              <w:t>Уметь:</w:t>
+              <w:br/>
+              <w:t>Оформлять проектную документацию: устав, ТЗ, отчёты о статусе, акт приёмки</w:t>
             </w:r>
           </w:p>
         </w:tc>
@@ -3660,7 +3859,7 @@
         </w:trPr>
         <w:tc>
           <w:tcPr>
-            <w:vMerge w:val="restart"/>
+            <w:vMerge w:val="continue"/>
             <w:tcW w:w="2717" w:type="dxa"/>
             <w:vAlign w:val="center"/>
           </w:tcPr>
@@ -3679,24 +3878,27 @@
               <w:rPr>
                 <w:bCs/>
               </w:rPr>
-              <w:t>ПК-1</w:t>
-            </w:r>
-            <w:r/>
-            <w:r>
-              <w:rPr>
-                <w:bCs/>
-              </w:rPr>
-            </w:r>
-          </w:p>
-          <w:p>
-            <w:pPr>
-              <w:jc w:val="center"/>
-            </w:pPr>
-          </w:p>
-        </w:tc>
-        <w:tc>
-          <w:tcPr>
-            <w:vMerge w:val="restart"/>
+              <w:t>ПК-6</w:t>
+            </w:r>
+            <w:r>
+              <w:t> </w:t>
+            </w:r>
+            <w:r>
+              <w:rPr>
+                <w:bCs/>
+              </w:rPr>
+              <w:t/>
+            </w:r>
+          </w:p>
+          <w:p>
+            <w:pPr>
+              <w:jc w:val="center"/>
+            </w:pPr>
+          </w:p>
+        </w:tc>
+        <w:tc>
+          <w:tcPr>
+            <w:vMerge w:val="continue"/>
             <w:tcW w:w="3770" w:type="dxa"/>
           </w:tcPr>
           <w:p>
@@ -3710,7 +3912,19 @@
               <w:rPr>
                 <w:bCs/>
               </w:rPr>
-              <w:t>ПК-1.1 Интегрирует фронтенд с бэкендом через fetch/axios и WebSocket</w:t>
+              <w:t>ПК-6.1 Разрабатывает техническое задание в соответствии с ГОСТ 34</w:t>
+              <w:br/>
+              <w:t>ПК-6.2 Оформляет устав проекта и план управления требованиями</w:t>
+              <w:br/>
+              <w:t>ПК-6.3 Документирует изменения требований и управляет трассировкой</w:t>
+              <w:br/>
+              <w:t>ПК-6.4 Готовит статусные отчёты и презентации для спонсора проекта</w:t>
+              <w:br/>
+              <w:t>ПК-6.5 Формирует пакет документов для закрытия проекта</w:t>
+              <w:br/>
+              <w:t>ПК-6.6 Разрабатывает шаблоны проектной документации для повторного использования</w:t>
+              <w:br/>
+              <w:t> </w:t>
             </w:r>
           </w:p>
         </w:tc>
@@ -3730,7 +3944,7 @@
               <w:rPr>
                 <w:bCs/>
               </w:rPr>
-              <w:t>В(ПК-1)</w:t>
+              <w:t>В(ПК-8)</w:t>
             </w:r>
           </w:p>
         </w:tc>
@@ -3747,7 +3961,9 @@
               <w:rPr>
                 <w:bCs/>
               </w:rPr>
-              <w:t>Владеть: навыками развёртывания полностекового приложения на облачных платформах</w:t>
+              <w:t>Владеть:</w:t>
+              <w:br/>
+              <w:t>Разрабатывать полный комплект проектной документации по ГОСТ/PMBoK</w:t>
             </w:r>
           </w:p>
         </w:tc>
@@ -3953,6 +4169,21 @@
               <w:jc w:val="center"/>
             </w:pPr>
             <w:r>
+              <w:t>4</w:t>
+            </w:r>
+          </w:p>
+        </w:tc>
+        <w:tc>
+          <w:tcPr>
+            <w:tcW w:w="0" w:type="auto"/>
+            <w:vAlign w:val="center"/>
+          </w:tcPr>
+          <w:p>
+            <w:pPr>
+              <w:pStyle w:val="a7"/>
+              <w:jc w:val="center"/>
+            </w:pPr>
+            <w:r>
               <w:t>5</w:t>
             </w:r>
           </w:p>
@@ -3968,7 +4199,7 @@
               <w:jc w:val="center"/>
             </w:pPr>
             <w:r>
-              <w:t>5</w:t>
+              <w:t>6</w:t>
             </w:r>
           </w:p>
         </w:tc>
@@ -3983,7 +4214,7 @@
               <w:jc w:val="center"/>
             </w:pPr>
             <w:r>
-              <w:t>6</w:t>
+              <w:t>7</w:t>
             </w:r>
           </w:p>
         </w:tc>
@@ -3998,22 +4229,7 @@
               <w:jc w:val="center"/>
             </w:pPr>
             <w:r>
-              <w:t>7</w:t>
-            </w:r>
-          </w:p>
-        </w:tc>
-        <w:tc>
-          <w:tcPr>
-            <w:tcW w:w="0" w:type="auto"/>
-            <w:vAlign w:val="center"/>
-          </w:tcPr>
-          <w:p>
-            <w:pPr>
-              <w:pStyle w:val="a7"/>
-              <w:jc w:val="center"/>
-            </w:pPr>
-            <w:r>
-              <w:t>7</w:t>
+              <w:t>8</w:t>
             </w:r>
           </w:p>
         </w:tc>
@@ -4118,7 +4334,7 @@
                 <w:sz w:val="20"/>
                 <w:szCs w:val="20"/>
               </w:rPr>
-              <w:t>82</w:t>
+              <w:t>66</w:t>
             </w:r>
           </w:p>
         </w:tc>
@@ -4310,7 +4526,7 @@
                 <w:sz w:val="20"/>
                 <w:szCs w:val="20"/>
               </w:rPr>
-              <w:t>82</w:t>
+              <w:t>66</w:t>
             </w:r>
           </w:p>
         </w:tc>
@@ -7448,7 +7664,7 @@
                 <w:sz w:val="20"/>
                 <w:szCs w:val="20"/>
               </w:rPr>
-              <w:t>98</w:t>
+              <w:t>78</w:t>
             </w:r>
           </w:p>
         </w:tc>
@@ -7640,7 +7856,7 @@
                 <w:sz w:val="20"/>
                 <w:szCs w:val="20"/>
               </w:rPr>
-              <w:t>98</w:t>
+              <w:t>78</w:t>
             </w:r>
           </w:p>
         </w:tc>
@@ -8447,7 +8663,7 @@
                 <w:sz w:val="20"/>
                 <w:szCs w:val="20"/>
               </w:rPr>
-              <w:t>5</w:t>
+              <w:t>4</w:t>
             </w:r>
           </w:p>
         </w:tc>
@@ -8639,7 +8855,7 @@
                 <w:sz w:val="20"/>
                 <w:szCs w:val="20"/>
               </w:rPr>
-              <w:t>5</w:t>
+              <w:t>4</w:t>
             </w:r>
           </w:p>
         </w:tc>
@@ -10445,7 +10661,7 @@
                 <w:sz w:val="20"/>
                 <w:szCs w:val="20"/>
               </w:rPr>
-              <w:t>180</w:t>
+              <w:t>144</w:t>
             </w:r>
           </w:p>
         </w:tc>
@@ -10637,7 +10853,7 @@
                 <w:sz w:val="20"/>
                 <w:szCs w:val="20"/>
               </w:rPr>
-              <w:t>180</w:t>
+              <w:t>144</w:t>
             </w:r>
           </w:p>
         </w:tc>
@@ -11148,7 +11364,7 @@
                 <w:sz w:val="20"/>
                 <w:szCs w:val="20"/>
               </w:rPr>
-              <w:t>Основы HTML5 и CSS3</w:t>
+              <w:t>Основы управления ИТ-проектами</w:t>
             </w:r>
           </w:p>
         </w:tc>
@@ -11173,7 +11389,7 @@
                 <w:sz w:val="20"/>
                 <w:szCs w:val="20"/>
               </w:rPr>
-              <w:t>6</w:t>
+              <w:t>8</w:t>
             </w:r>
           </w:p>
         </w:tc>
@@ -11223,7 +11439,7 @@
                 <w:sz w:val="20"/>
                 <w:szCs w:val="20"/>
               </w:rPr>
-              <w:t>8</w:t>
+              <w:t>12</w:t>
             </w:r>
           </w:p>
         </w:tc>
@@ -11273,7 +11489,7 @@
                 <w:sz w:val="20"/>
                 <w:szCs w:val="20"/>
               </w:rPr>
-              <w:t>20</w:t>
+              <w:t>25</w:t>
             </w:r>
           </w:p>
         </w:tc>
@@ -11299,7 +11515,7 @@
                 <w:sz w:val="20"/>
                 <w:szCs w:val="20"/>
               </w:rPr>
-              <w:t>36</w:t>
+              <w:t>45</w:t>
             </w:r>
           </w:p>
         </w:tc>
@@ -11322,7 +11538,13 @@
                 <w:sz w:val="20"/>
                 <w:szCs w:val="20"/>
               </w:rPr>
-              <w:t>З(УК-1) У(ОПК-2)</w:t>
+              <w:t>З(ПК-3)</w:t>
+              <w:br/>
+              <w:t>У(ПК-7)</w:t>
+              <w:br/>
+              <w:t>В(ПК-3)</w:t>
+              <w:br/>
+              <w:t/>
             </w:r>
           </w:p>
         </w:tc>
@@ -11373,7 +11595,7 @@
                 <w:sz w:val="20"/>
                 <w:szCs w:val="20"/>
               </w:rPr>
-              <w:t>JavaScript ES6+ и DOM API</w:t>
+              <w:t>Планирование и мониторинг проекта</w:t>
             </w:r>
           </w:p>
         </w:tc>
@@ -11398,6 +11620,81 @@
                 <w:sz w:val="20"/>
                 <w:szCs w:val="20"/>
               </w:rPr>
+              <w:t>8</w:t>
+            </w:r>
+          </w:p>
+        </w:tc>
+        <w:tc>
+          <w:tcPr>
+            <w:tcW w:w="0" w:type="auto"/>
+            <w:vAlign w:val="center"/>
+          </w:tcPr>
+          <w:p>
+            <w:pPr>
+              <w:pStyle w:val="a7"/>
+              <w:jc w:val="center"/>
+              <w:rPr>
+                <w:bCs/>
+                <w:sz w:val="20"/>
+                <w:szCs w:val="20"/>
+              </w:rPr>
+            </w:pPr>
+            <w:r>
+              <w:rPr>
+                <w:bCs/>
+                <w:sz w:val="20"/>
+                <w:szCs w:val="20"/>
+              </w:rPr>
+              <w:t>4</w:t>
+            </w:r>
+          </w:p>
+        </w:tc>
+        <w:tc>
+          <w:tcPr>
+            <w:tcW w:w="0" w:type="auto"/>
+            <w:vAlign w:val="center"/>
+          </w:tcPr>
+          <w:p>
+            <w:pPr>
+              <w:pStyle w:val="a7"/>
+              <w:jc w:val="center"/>
+              <w:rPr>
+                <w:bCs/>
+                <w:sz w:val="20"/>
+                <w:szCs w:val="20"/>
+              </w:rPr>
+            </w:pPr>
+            <w:r>
+              <w:rPr>
+                <w:bCs/>
+                <w:sz w:val="20"/>
+                <w:szCs w:val="20"/>
+              </w:rPr>
+              <w:t>12</w:t>
+            </w:r>
+          </w:p>
+        </w:tc>
+        <w:tc>
+          <w:tcPr>
+            <w:tcW w:w="0" w:type="auto"/>
+            <w:vAlign w:val="center"/>
+          </w:tcPr>
+          <w:p>
+            <w:pPr>
+              <w:pStyle w:val="a7"/>
+              <w:jc w:val="center"/>
+              <w:rPr>
+                <w:bCs/>
+                <w:sz w:val="20"/>
+                <w:szCs w:val="20"/>
+              </w:rPr>
+            </w:pPr>
+            <w:r>
+              <w:rPr>
+                <w:bCs/>
+                <w:sz w:val="20"/>
+                <w:szCs w:val="20"/>
+              </w:rPr>
               <w:t>6</w:t>
             </w:r>
           </w:p>
@@ -11423,7 +11720,7 @@
                 <w:sz w:val="20"/>
                 <w:szCs w:val="20"/>
               </w:rPr>
-              <w:t>4</w:t>
+              <w:t>25</w:t>
             </w:r>
           </w:p>
         </w:tc>
@@ -11444,110 +11741,41 @@
             </w:pPr>
             <w:r>
               <w:rPr>
-                <w:bCs/>
-                <w:sz w:val="20"/>
-                <w:szCs w:val="20"/>
-              </w:rPr>
-              <w:t>10</w:t>
-            </w:r>
-          </w:p>
-        </w:tc>
-        <w:tc>
-          <w:tcPr>
-            <w:tcW w:w="0" w:type="auto"/>
-            <w:vAlign w:val="center"/>
+                <w:b/>
+                <w:bCs/>
+                <w:sz w:val="20"/>
+                <w:szCs w:val="20"/>
+              </w:rPr>
+              <w:t>47</w:t>
+            </w:r>
+          </w:p>
+        </w:tc>
+        <w:tc>
+          <w:tcPr>
+            <w:tcW w:w="0" w:type="auto"/>
           </w:tcPr>
           <w:p>
             <w:pPr>
               <w:pStyle w:val="a7"/>
-              <w:jc w:val="center"/>
-              <w:rPr>
-                <w:bCs/>
-                <w:sz w:val="20"/>
-                <w:szCs w:val="20"/>
-              </w:rPr>
-            </w:pPr>
-            <w:r>
-              <w:rPr>
-                <w:bCs/>
-                <w:sz w:val="20"/>
-                <w:szCs w:val="20"/>
-              </w:rPr>
-              <w:t>6</w:t>
-            </w:r>
-          </w:p>
-        </w:tc>
-        <w:tc>
-          <w:tcPr>
-            <w:tcW w:w="0" w:type="auto"/>
-            <w:vAlign w:val="center"/>
-          </w:tcPr>
-          <w:p>
-            <w:pPr>
-              <w:pStyle w:val="a7"/>
-              <w:jc w:val="center"/>
-              <w:rPr>
-                <w:bCs/>
-                <w:sz w:val="20"/>
-                <w:szCs w:val="20"/>
-              </w:rPr>
-            </w:pPr>
-            <w:r>
-              <w:rPr>
-                <w:bCs/>
-                <w:sz w:val="20"/>
-                <w:szCs w:val="20"/>
-              </w:rPr>
-              <w:t>24</w:t>
-            </w:r>
-          </w:p>
-        </w:tc>
-        <w:tc>
-          <w:tcPr>
-            <w:tcW w:w="0" w:type="auto"/>
-            <w:vAlign w:val="center"/>
-          </w:tcPr>
-          <w:p>
-            <w:pPr>
-              <w:pStyle w:val="a7"/>
-              <w:jc w:val="center"/>
-              <w:rPr>
-                <w:bCs/>
-                <w:sz w:val="20"/>
-                <w:szCs w:val="20"/>
-              </w:rPr>
-            </w:pPr>
-            <w:r>
-              <w:rPr>
-                <w:b/>
-                <w:bCs/>
-                <w:sz w:val="20"/>
-                <w:szCs w:val="20"/>
-              </w:rPr>
-              <w:t>44</w:t>
-            </w:r>
-          </w:p>
-        </w:tc>
-        <w:tc>
-          <w:tcPr>
-            <w:tcW w:w="0" w:type="auto"/>
-          </w:tcPr>
-          <w:p>
-            <w:pPr>
-              <w:pStyle w:val="a7"/>
-              <w:rPr>
-                <w:bCs/>
-                <w:sz w:val="20"/>
-                <w:szCs w:val="20"/>
-              </w:rPr>
-            </w:pPr>
-            <w:r>
-              <w:rPr>
-                <w:bCs/>
-                <w:sz w:val="20"/>
-                <w:szCs w:val="20"/>
-              </w:rPr>
-              <w:t>З(ОПК-2) У(ОПК-4)</w:t>
+              <w:rPr>
+                <w:bCs/>
+                <w:sz w:val="20"/>
+                <w:szCs w:val="20"/>
+              </w:rPr>
+            </w:pPr>
+            <w:r>
+              <w:rPr>
+                <w:bCs/>
+                <w:sz w:val="20"/>
+                <w:szCs w:val="20"/>
+              </w:rPr>
+              <w:t>З(ПК-8)</w:t>
+              <w:br/>
+              <w:t>У(ПК-7)</w:t>
+              <w:br/>
+              <w:t>В(ПК-5)</w:t>
+              <w:br/>
+              <w:t/>
             </w:r>
           </w:p>
         </w:tc>
@@ -11598,7 +11826,7 @@
                 <w:sz w:val="20"/>
                 <w:szCs w:val="20"/>
               </w:rPr>
-              <w:t>React и компонентный подход</w:t>
+              <w:t>Agile и инструменты проектного управления</w:t>
             </w:r>
           </w:p>
         </w:tc>
@@ -11623,6 +11851,81 @@
                 <w:sz w:val="20"/>
                 <w:szCs w:val="20"/>
               </w:rPr>
+              <w:t>8</w:t>
+            </w:r>
+          </w:p>
+        </w:tc>
+        <w:tc>
+          <w:tcPr>
+            <w:tcW w:w="0" w:type="auto"/>
+            <w:vAlign w:val="center"/>
+          </w:tcPr>
+          <w:p>
+            <w:pPr>
+              <w:pStyle w:val="a7"/>
+              <w:jc w:val="center"/>
+              <w:rPr>
+                <w:bCs/>
+                <w:sz w:val="20"/>
+                <w:szCs w:val="20"/>
+              </w:rPr>
+            </w:pPr>
+            <w:r>
+              <w:rPr>
+                <w:bCs/>
+                <w:sz w:val="20"/>
+                <w:szCs w:val="20"/>
+              </w:rPr>
+              <w:t>4</w:t>
+            </w:r>
+          </w:p>
+        </w:tc>
+        <w:tc>
+          <w:tcPr>
+            <w:tcW w:w="0" w:type="auto"/>
+            <w:vAlign w:val="center"/>
+          </w:tcPr>
+          <w:p>
+            <w:pPr>
+              <w:pStyle w:val="a7"/>
+              <w:jc w:val="center"/>
+              <w:rPr>
+                <w:bCs/>
+                <w:sz w:val="20"/>
+                <w:szCs w:val="20"/>
+              </w:rPr>
+            </w:pPr>
+            <w:r>
+              <w:rPr>
+                <w:bCs/>
+                <w:sz w:val="20"/>
+                <w:szCs w:val="20"/>
+              </w:rPr>
+              <w:t>12</w:t>
+            </w:r>
+          </w:p>
+        </w:tc>
+        <w:tc>
+          <w:tcPr>
+            <w:tcW w:w="0" w:type="auto"/>
+            <w:vAlign w:val="center"/>
+          </w:tcPr>
+          <w:p>
+            <w:pPr>
+              <w:pStyle w:val="a7"/>
+              <w:jc w:val="center"/>
+              <w:rPr>
+                <w:bCs/>
+                <w:sz w:val="20"/>
+                <w:szCs w:val="20"/>
+              </w:rPr>
+            </w:pPr>
+            <w:r>
+              <w:rPr>
+                <w:bCs/>
+                <w:sz w:val="20"/>
+                <w:szCs w:val="20"/>
+              </w:rPr>
               <w:t>6</w:t>
             </w:r>
           </w:p>
@@ -11648,7 +11951,7 @@
                 <w:sz w:val="20"/>
                 <w:szCs w:val="20"/>
               </w:rPr>
-              <w:t>4</w:t>
+              <w:t>28</w:t>
             </w:r>
           </w:p>
         </w:tc>
@@ -11669,110 +11972,41 @@
             </w:pPr>
             <w:r>
               <w:rPr>
-                <w:bCs/>
-                <w:sz w:val="20"/>
-                <w:szCs w:val="20"/>
-              </w:rPr>
-              <w:t>10</w:t>
-            </w:r>
-          </w:p>
-        </w:tc>
-        <w:tc>
-          <w:tcPr>
-            <w:tcW w:w="0" w:type="auto"/>
-            <w:vAlign w:val="center"/>
+                <w:b/>
+                <w:bCs/>
+                <w:sz w:val="20"/>
+                <w:szCs w:val="20"/>
+              </w:rPr>
+              <w:t>50</w:t>
+            </w:r>
+          </w:p>
+        </w:tc>
+        <w:tc>
+          <w:tcPr>
+            <w:tcW w:w="0" w:type="auto"/>
           </w:tcPr>
           <w:p>
             <w:pPr>
               <w:pStyle w:val="a7"/>
-              <w:jc w:val="center"/>
-              <w:rPr>
-                <w:bCs/>
-                <w:sz w:val="20"/>
-                <w:szCs w:val="20"/>
-              </w:rPr>
-            </w:pPr>
-            <w:r>
-              <w:rPr>
-                <w:bCs/>
-                <w:sz w:val="20"/>
-                <w:szCs w:val="20"/>
-              </w:rPr>
-              <w:t>4</w:t>
-            </w:r>
-          </w:p>
-        </w:tc>
-        <w:tc>
-          <w:tcPr>
-            <w:tcW w:w="0" w:type="auto"/>
-            <w:vAlign w:val="center"/>
-          </w:tcPr>
-          <w:p>
-            <w:pPr>
-              <w:pStyle w:val="a7"/>
-              <w:jc w:val="center"/>
-              <w:rPr>
-                <w:bCs/>
-                <w:sz w:val="20"/>
-                <w:szCs w:val="20"/>
-              </w:rPr>
-            </w:pPr>
-            <w:r>
-              <w:rPr>
-                <w:bCs/>
-                <w:sz w:val="20"/>
-                <w:szCs w:val="20"/>
-              </w:rPr>
-              <w:t>22</w:t>
-            </w:r>
-          </w:p>
-        </w:tc>
-        <w:tc>
-          <w:tcPr>
-            <w:tcW w:w="0" w:type="auto"/>
-            <w:vAlign w:val="center"/>
-          </w:tcPr>
-          <w:p>
-            <w:pPr>
-              <w:pStyle w:val="a7"/>
-              <w:jc w:val="center"/>
-              <w:rPr>
-                <w:bCs/>
-                <w:sz w:val="20"/>
-                <w:szCs w:val="20"/>
-              </w:rPr>
-            </w:pPr>
-            <w:r>
-              <w:rPr>
-                <w:b/>
-                <w:bCs/>
-                <w:sz w:val="20"/>
-                <w:szCs w:val="20"/>
-              </w:rPr>
-              <w:t>40</w:t>
-            </w:r>
-          </w:p>
-        </w:tc>
-        <w:tc>
-          <w:tcPr>
-            <w:tcW w:w="0" w:type="auto"/>
-          </w:tcPr>
-          <w:p>
-            <w:pPr>
-              <w:pStyle w:val="a7"/>
-              <w:rPr>
-                <w:bCs/>
-                <w:sz w:val="20"/>
-                <w:szCs w:val="20"/>
-              </w:rPr>
-            </w:pPr>
-            <w:r>
-              <w:rPr>
-                <w:bCs/>
-                <w:sz w:val="20"/>
-                <w:szCs w:val="20"/>
-              </w:rPr>
-              <w:t>З(ОПК-4) В(ПК-1)</w:t>
+              <w:rPr>
+                <w:bCs/>
+                <w:sz w:val="20"/>
+                <w:szCs w:val="20"/>
+              </w:rPr>
+            </w:pPr>
+            <w:r>
+              <w:rPr>
+                <w:bCs/>
+                <w:sz w:val="20"/>
+                <w:szCs w:val="20"/>
+              </w:rPr>
+              <w:t>З(ПК-7)</w:t>
+              <w:br/>
+              <w:t>У(ПК-8)</w:t>
+              <w:br/>
+              <w:t>В(ПК-7)</w:t>
+              <w:br/>
+              <w:t/>
             </w:r>
           </w:p>
         </w:tc>
@@ -11799,7 +12033,7 @@
                 <w:sz w:val="20"/>
                 <w:szCs w:val="20"/>
               </w:rPr>
-              <w:t>4</w:t>
+              <w:t/>
             </w:r>
           </w:p>
         </w:tc>
@@ -11823,7 +12057,7 @@
                 <w:sz w:val="20"/>
                 <w:szCs w:val="20"/>
               </w:rPr>
-              <w:t>Серверное программирование и REST API</w:t>
+              <w:t>ИТОГО:</w:t>
             </w:r>
           </w:p>
         </w:tc>
@@ -11848,7 +12082,7 @@
                 <w:sz w:val="20"/>
                 <w:szCs w:val="20"/>
               </w:rPr>
-              <w:t>6</w:t>
+              <w:t/>
             </w:r>
           </w:p>
         </w:tc>
@@ -11873,7 +12107,7 @@
                 <w:sz w:val="20"/>
                 <w:szCs w:val="20"/>
               </w:rPr>
-              <w:t>3</w:t>
+              <w:t>12</w:t>
             </w:r>
           </w:p>
         </w:tc>
@@ -11898,7 +12132,7 @@
                 <w:sz w:val="20"/>
                 <w:szCs w:val="20"/>
               </w:rPr>
-              <w:t>8</w:t>
+              <w:t>36</w:t>
             </w:r>
           </w:p>
         </w:tc>
@@ -11923,7 +12157,7 @@
                 <w:sz w:val="20"/>
                 <w:szCs w:val="20"/>
               </w:rPr>
-              <w:t>4</w:t>
+              <w:t>16</w:t>
             </w:r>
           </w:p>
         </w:tc>
@@ -11948,7 +12182,7 @@
                 <w:sz w:val="20"/>
                 <w:szCs w:val="20"/>
               </w:rPr>
-              <w:t>22</w:t>
+              <w:t>78</w:t>
             </w:r>
           </w:p>
         </w:tc>
@@ -11974,7 +12208,7 @@
                 <w:sz w:val="20"/>
                 <w:szCs w:val="20"/>
               </w:rPr>
-              <w:t>37</w:t>
+              <w:t>142</w:t>
             </w:r>
           </w:p>
         </w:tc>
@@ -11997,229 +12231,7 @@
                 <w:sz w:val="20"/>
                 <w:szCs w:val="20"/>
               </w:rPr>
-              <w:t>У(ОПК-2) В(ПК-1)</w:t>
-            </w:r>
-          </w:p>
-        </w:tc>
-      </w:tr>
-      <w:tr>
-        <w:tc>
-          <w:tcPr>
-            <w:tcW w:w="0" w:type="auto"/>
-            <w:vAlign w:val="center"/>
-          </w:tcPr>
-          <w:p>
-            <w:pPr>
-              <w:pStyle w:val="a7"/>
-              <w:jc w:val="center"/>
-              <w:rPr>
-                <w:bCs/>
-                <w:sz w:val="20"/>
-                <w:szCs w:val="20"/>
-              </w:rPr>
-            </w:pPr>
-            <w:r>
-              <w:rPr>
-                <w:bCs/>
-                <w:sz w:val="20"/>
-                <w:szCs w:val="20"/>
-              </w:rPr>
-            </w:r>
-          </w:p>
-        </w:tc>
-        <w:tc>
-          <w:tcPr>
-            <w:tcW w:w="0" w:type="auto"/>
-            <w:vAlign w:val="center"/>
-          </w:tcPr>
-          <w:p>
-            <w:pPr>
-              <w:pStyle w:val="a7"/>
-              <w:rPr>
-                <w:bCs/>
-                <w:sz w:val="20"/>
-                <w:szCs w:val="20"/>
-              </w:rPr>
-            </w:pPr>
-            <w:r>
-              <w:rPr>
-                <w:bCs/>
-                <w:sz w:val="20"/>
-                <w:szCs w:val="20"/>
-              </w:rPr>
-              <w:t>ИТОГО:</w:t>
-            </w:r>
-          </w:p>
-        </w:tc>
-        <w:tc>
-          <w:tcPr>
-            <w:tcW w:w="0" w:type="auto"/>
-            <w:vAlign w:val="center"/>
-          </w:tcPr>
-          <w:p>
-            <w:pPr>
-              <w:pStyle w:val="a7"/>
-              <w:jc w:val="center"/>
-              <w:rPr>
-                <w:bCs/>
-                <w:sz w:val="20"/>
-                <w:szCs w:val="20"/>
-              </w:rPr>
-            </w:pPr>
-            <w:r>
-              <w:rPr>
-                <w:bCs/>
-                <w:sz w:val="20"/>
-                <w:szCs w:val="20"/>
-              </w:rPr>
-            </w:r>
-          </w:p>
-        </w:tc>
-        <w:tc>
-          <w:tcPr>
-            <w:tcW w:w="0" w:type="auto"/>
-            <w:vAlign w:val="center"/>
-          </w:tcPr>
-          <w:p>
-            <w:pPr>
-              <w:pStyle w:val="a7"/>
-              <w:jc w:val="center"/>
-              <w:rPr>
-                <w:bCs/>
-                <w:sz w:val="20"/>
-                <w:szCs w:val="20"/>
-              </w:rPr>
-            </w:pPr>
-            <w:r>
-              <w:rPr>
-                <w:bCs/>
-                <w:sz w:val="20"/>
-                <w:szCs w:val="20"/>
-              </w:rPr>
-              <w:t>15</w:t>
-            </w:r>
-          </w:p>
-        </w:tc>
-        <w:tc>
-          <w:tcPr>
-            <w:tcW w:w="0" w:type="auto"/>
-            <w:vAlign w:val="center"/>
-          </w:tcPr>
-          <w:p>
-            <w:pPr>
-              <w:pStyle w:val="a7"/>
-              <w:jc w:val="center"/>
-              <w:rPr>
-                <w:bCs/>
-                <w:sz w:val="20"/>
-                <w:szCs w:val="20"/>
-              </w:rPr>
-            </w:pPr>
-            <w:r>
-              <w:rPr>
-                <w:bCs/>
-                <w:sz w:val="20"/>
-                <w:szCs w:val="20"/>
-              </w:rPr>
-              <w:t>36</w:t>
-            </w:r>
-          </w:p>
-        </w:tc>
-        <w:tc>
-          <w:tcPr>
-            <w:tcW w:w="0" w:type="auto"/>
-            <w:vAlign w:val="center"/>
-          </w:tcPr>
-          <w:p>
-            <w:pPr>
-              <w:pStyle w:val="a7"/>
-              <w:jc w:val="center"/>
-              <w:rPr>
-                <w:bCs/>
-                <w:sz w:val="20"/>
-                <w:szCs w:val="20"/>
-              </w:rPr>
-            </w:pPr>
-            <w:r>
-              <w:rPr>
-                <w:bCs/>
-                <w:sz w:val="20"/>
-                <w:szCs w:val="20"/>
-              </w:rPr>
-              <w:t>18</w:t>
-            </w:r>
-          </w:p>
-        </w:tc>
-        <w:tc>
-          <w:tcPr>
-            <w:tcW w:w="0" w:type="auto"/>
-            <w:vAlign w:val="center"/>
-          </w:tcPr>
-          <w:p>
-            <w:pPr>
-              <w:pStyle w:val="a7"/>
-              <w:jc w:val="center"/>
-              <w:rPr>
-                <w:bCs/>
-                <w:sz w:val="20"/>
-                <w:szCs w:val="20"/>
-              </w:rPr>
-            </w:pPr>
-            <w:r>
-              <w:rPr>
-                <w:bCs/>
-                <w:sz w:val="20"/>
-                <w:szCs w:val="20"/>
-              </w:rPr>
-              <w:t>88</w:t>
-            </w:r>
-          </w:p>
-        </w:tc>
-        <w:tc>
-          <w:tcPr>
-            <w:tcW w:w="0" w:type="auto"/>
-            <w:vAlign w:val="center"/>
-          </w:tcPr>
-          <w:p>
-            <w:pPr>
-              <w:pStyle w:val="a7"/>
-              <w:jc w:val="center"/>
-              <w:rPr>
-                <w:bCs/>
-                <w:sz w:val="20"/>
-                <w:szCs w:val="20"/>
-              </w:rPr>
-            </w:pPr>
-            <w:r>
-              <w:rPr>
-                <w:b/>
-                <w:bCs/>
-                <w:sz w:val="20"/>
-                <w:szCs w:val="20"/>
-              </w:rPr>
-              <w:t>157</w:t>
-            </w:r>
-          </w:p>
-        </w:tc>
-        <w:tc>
-          <w:tcPr>
-            <w:tcW w:w="0" w:type="auto"/>
-          </w:tcPr>
-          <w:p>
-            <w:pPr>
-              <w:pStyle w:val="a7"/>
-              <w:rPr>
-                <w:bCs/>
-                <w:sz w:val="20"/>
-                <w:szCs w:val="20"/>
-              </w:rPr>
-            </w:pPr>
-            <w:r>
-              <w:rPr>
-                <w:bCs/>
-                <w:sz w:val="20"/>
-                <w:szCs w:val="20"/>
-              </w:rPr>
+              <w:t/>
             </w:r>
           </w:p>
         </w:tc>
@@ -12639,7 +12651,7 @@
                 <w:sz w:val="20"/>
                 <w:szCs w:val="20"/>
               </w:rPr>
-              <w:t>1-HTML5 и CSS3</w:t>
+              <w:t>1-Основы управления ИТ-проектами</w:t>
             </w:r>
           </w:p>
         </w:tc>
@@ -12671,7 +12683,7 @@
                 <w:sz w:val="20"/>
                 <w:szCs w:val="20"/>
               </w:rPr>
-              <w:t>Лекция 1. HTML5: семантические теги, формы, Canvas, SVG</w:t>
+              <w:t>Лекция 1. Основы управления ИТ-проектами </w:t>
             </w:r>
           </w:p>
           <w:p>
@@ -12689,6 +12701,13 @@
                 <w:sz w:val="20"/>
                 <w:szCs w:val="20"/>
               </w:rPr>
+              <w:t>1.1. Понятие проекта, программы и портфеля </w:t>
+              <w:br/>
+              <w:t>1.2. Жизненный цикл проекта: фазы и процессы </w:t>
+              <w:br/>
+              <w:t>1.3. Стандарты управления проектами: PMBoK, ISO 21500 </w:t>
+              <w:br/>
+              <w:t>1.4. Роли в проекте: PM, Scrum Master, Product Owner, команда </w:t>
             </w:r>
           </w:p>
         </w:tc>
@@ -12748,6 +12767,7 @@
                 <w:sz w:val="20"/>
                 <w:szCs w:val="20"/>
               </w:rPr>
+              <w:t> </w:t>
             </w:r>
           </w:p>
         </w:tc>
@@ -12777,6 +12797,7 @@
                 <w:sz w:val="20"/>
                 <w:szCs w:val="20"/>
               </w:rPr>
+              <w:t> </w:t>
             </w:r>
           </w:p>
         </w:tc>
@@ -12840,7 +12861,7 @@
                 <w:sz w:val="20"/>
                 <w:szCs w:val="20"/>
               </w:rPr>
-              <w:t>1-HTML5 и CSS3</w:t>
+              <w:t>1-Основы управления ИТ-проектами</w:t>
             </w:r>
           </w:p>
         </w:tc>
@@ -12872,7 +12893,7 @@
                 <w:sz w:val="20"/>
                 <w:szCs w:val="20"/>
               </w:rPr>
-              <w:t>Лекция 2. CSS3: Flexbox, Grid, анимации, медиазапросы</w:t>
+              <w:t>Лекция 2. Инициация и планирование проекта </w:t>
             </w:r>
           </w:p>
           <w:p>
@@ -12890,6 +12911,13 @@
                 <w:sz w:val="20"/>
                 <w:szCs w:val="20"/>
               </w:rPr>
+              <w:t>2.1. Устав проекта и реестр стейкхолдеров </w:t>
+              <w:br/>
+              <w:t>2.2. Иерархическая структура работ (WBS) </w:t>
+              <w:br/>
+              <w:t>2.3. Диаграмма Ганта и сетевой график </w:t>
+              <w:br/>
+              <w:t>2.4. Управление ресурсами и коммуникациями </w:t>
             </w:r>
           </w:p>
         </w:tc>
@@ -12949,6 +12977,7 @@
                 <w:sz w:val="20"/>
                 <w:szCs w:val="20"/>
               </w:rPr>
+              <w:t> </w:t>
             </w:r>
           </w:p>
         </w:tc>
@@ -12978,6 +13007,7 @@
                 <w:sz w:val="20"/>
                 <w:szCs w:val="20"/>
               </w:rPr>
+              <w:t> </w:t>
             </w:r>
           </w:p>
         </w:tc>
@@ -13041,7 +13071,7 @@
                 <w:sz w:val="20"/>
                 <w:szCs w:val="20"/>
               </w:rPr>
-              <w:t>2-JavaScript ES6+</w:t>
+              <w:t>2-Планирование и мониторинг проекта</w:t>
             </w:r>
           </w:p>
         </w:tc>
@@ -13073,7 +13103,7 @@
                 <w:sz w:val="20"/>
                 <w:szCs w:val="20"/>
               </w:rPr>
-              <w:t>Лекция 3. JavaScript: типы данных, функции, замыкания, прототипы</w:t>
+              <w:t>Лекция 3. Планирование и мониторинг проекта</w:t>
             </w:r>
           </w:p>
           <w:p>
@@ -13091,6 +13121,13 @@
                 <w:sz w:val="20"/>
                 <w:szCs w:val="20"/>
               </w:rPr>
+              <w:t>3.1. Оценка стоимости: аналогичная, параметрическая, снизу вверх </w:t>
+              <w:br/>
+              <w:t>3.2. Метод освоенного объёма (EVM): EV, PV, AC, SPI, CPI </w:t>
+              <w:br/>
+              <w:t>3.3. Идентификация и оценка рисков </w:t>
+              <w:br/>
+              <w:t>3.4. Реестр рисков и стратегии реагирования </w:t>
             </w:r>
           </w:p>
         </w:tc>
@@ -13150,6 +13187,7 @@
                 <w:sz w:val="20"/>
                 <w:szCs w:val="20"/>
               </w:rPr>
+              <w:t> </w:t>
             </w:r>
           </w:p>
         </w:tc>
@@ -13179,6 +13217,7 @@
                 <w:sz w:val="20"/>
                 <w:szCs w:val="20"/>
               </w:rPr>
+              <w:t> </w:t>
             </w:r>
           </w:p>
         </w:tc>
@@ -13242,7 +13281,7 @@
                 <w:sz w:val="20"/>
                 <w:szCs w:val="20"/>
               </w:rPr>
-              <w:t>2-JavaScript ES6+</w:t>
+              <w:t>2-Планирование и мониторинг проекта</w:t>
             </w:r>
           </w:p>
         </w:tc>
@@ -13274,7 +13313,7 @@
                 <w:sz w:val="20"/>
                 <w:szCs w:val="20"/>
               </w:rPr>
-              <w:t>Лекция 4. ES6+: стрелочные функции, деструктуризация, модули</w:t>
+              <w:t>Лекция 4. Scrum: спринты и артефакты</w:t>
             </w:r>
           </w:p>
           <w:p>
@@ -13292,6 +13331,9 @@
                 <w:sz w:val="20"/>
                 <w:szCs w:val="20"/>
               </w:rPr>
+              <w:t>4.1. Product Backlog и User Stories </w:t>
+              <w:br/>
+              <w:t>4.2. Спринт: планирование, стендап, ретроспектива, демо</w:t>
             </w:r>
           </w:p>
         </w:tc>
@@ -13351,6 +13393,7 @@
                 <w:sz w:val="20"/>
                 <w:szCs w:val="20"/>
               </w:rPr>
+              <w:t> </w:t>
             </w:r>
           </w:p>
         </w:tc>
@@ -13380,6 +13423,7 @@
                 <w:sz w:val="20"/>
                 <w:szCs w:val="20"/>
               </w:rPr>
+              <w:t> </w:t>
             </w:r>
           </w:p>
         </w:tc>
@@ -13443,7 +13487,7 @@
                 <w:sz w:val="20"/>
                 <w:szCs w:val="20"/>
               </w:rPr>
-              <w:t>3-React</w:t>
+              <w:t>3-Agile и инструменты проектного управления</w:t>
             </w:r>
           </w:p>
         </w:tc>
@@ -13475,7 +13519,7 @@
                 <w:sz w:val="20"/>
                 <w:szCs w:val="20"/>
               </w:rPr>
-              <w:t>Лекция 5. React: компоненты, props, state, жизненный цикл</w:t>
+              <w:t>Лекция 5. Agile и инструменты проектного управления </w:t>
             </w:r>
           </w:p>
           <w:p>
@@ -13493,6 +13537,11 @@
                 <w:sz w:val="20"/>
                 <w:szCs w:val="20"/>
               </w:rPr>
+              <w:t>5.1. Доска Kanban: столбцы, WIP-лимиты, метрики </w:t>
+              <w:br/>
+              <w:t>5.2. SAFe и масштабирование Agile </w:t>
+              <w:br/>
+              <w:t>5.3. Выбор методологии: Agile vs Waterfall vs гибридный </w:t>
             </w:r>
           </w:p>
         </w:tc>
@@ -13552,6 +13601,7 @@
                 <w:sz w:val="20"/>
                 <w:szCs w:val="20"/>
               </w:rPr>
+              <w:t> </w:t>
             </w:r>
           </w:p>
         </w:tc>
@@ -13581,6 +13631,7 @@
                 <w:sz w:val="20"/>
                 <w:szCs w:val="20"/>
               </w:rPr>
+              <w:t> </w:t>
             </w:r>
           </w:p>
         </w:tc>
@@ -13644,7 +13695,7 @@
                 <w:sz w:val="20"/>
                 <w:szCs w:val="20"/>
               </w:rPr>
-              <w:t>3-React</w:t>
+              <w:t>3-Agile и инструменты проектного управления</w:t>
             </w:r>
           </w:p>
         </w:tc>
@@ -13676,7 +13727,7 @@
                 <w:sz w:val="20"/>
                 <w:szCs w:val="20"/>
               </w:rPr>
-              <w:t>Лекция 6. REST API: методы HTTP, статусы, проектирование маршрутов</w:t>
+              <w:t>Лекция 6. Закрытие проекта и документация</w:t>
             </w:r>
           </w:p>
           <w:p>
@@ -13694,6 +13745,11 @@
                 <w:sz w:val="20"/>
                 <w:szCs w:val="20"/>
               </w:rPr>
+              <w:t>6.1. Процессы закрытия: акт приёмки, отчёт lessons learned </w:t>
+              <w:br/>
+              <w:t>6.2. Шаблоны проектной документации по ГОСТ 34 </w:t>
+              <w:br/>
+              <w:t>6.3. Зрелость организации в управлении проектами (CMMI, OPM3) </w:t>
             </w:r>
           </w:p>
         </w:tc>
@@ -13753,6 +13809,7 @@
                 <w:sz w:val="20"/>
                 <w:szCs w:val="20"/>
               </w:rPr>
+              <w:t> </w:t>
             </w:r>
           </w:p>
         </w:tc>
@@ -13782,6 +13839,7 @@
                 <w:sz w:val="20"/>
                 <w:szCs w:val="20"/>
               </w:rPr>
+              <w:t> </w:t>
             </w:r>
           </w:p>
         </w:tc>
@@ -13816,7 +13874,7 @@
                 <w:sz w:val="20"/>
                 <w:szCs w:val="20"/>
               </w:rPr>
-              <w:t>7</w:t>
+              <w:t> </w:t>
             </w:r>
           </w:p>
         </w:tc>
@@ -13845,7 +13903,7 @@
                 <w:sz w:val="20"/>
                 <w:szCs w:val="20"/>
               </w:rPr>
-              <w:t>4-REST API</w:t>
+              <w:t>-</w:t>
             </w:r>
           </w:p>
         </w:tc>
@@ -13877,7 +13935,7 @@
                 <w:sz w:val="20"/>
                 <w:szCs w:val="20"/>
               </w:rPr>
-              <w:t>Лекция 7. Node.js и Express: создание сервера, middleware, работа с БД</w:t>
+              <w:t>ИТОГО:</w:t>
             </w:r>
           </w:p>
           <w:p>
@@ -13895,6 +13953,7 @@
                 <w:sz w:val="20"/>
                 <w:szCs w:val="20"/>
               </w:rPr>
+              <w:t> </w:t>
             </w:r>
           </w:p>
         </w:tc>
@@ -13924,7 +13983,7 @@
                 <w:sz w:val="20"/>
                 <w:szCs w:val="20"/>
               </w:rPr>
-              <w:t>1</w:t>
+              <w:t>12</w:t>
             </w:r>
           </w:p>
         </w:tc>
@@ -13954,6 +14013,7 @@
                 <w:sz w:val="20"/>
                 <w:szCs w:val="20"/>
               </w:rPr>
+              <w:t> </w:t>
             </w:r>
           </w:p>
         </w:tc>
@@ -13983,6 +14043,7 @@
                 <w:sz w:val="20"/>
                 <w:szCs w:val="20"/>
               </w:rPr>
+              <w:t> </w:t>
             </w:r>
           </w:p>
         </w:tc>
@@ -14333,7 +14394,7 @@
                 <w:sz w:val="20"/>
                 <w:szCs w:val="20"/>
               </w:rPr>
-              <w:t>1-HTML5 и CSS3</w:t>
+              <w:t>1-Основы управления ИТ-проектами</w:t>
             </w:r>
           </w:p>
         </w:tc>
@@ -14394,7 +14455,7 @@
                 <w:sz w:val="20"/>
                 <w:szCs w:val="20"/>
               </w:rPr>
-              <w:t>Верстка адаптивной страницы с использованием Flexbox и CSS Grid</w:t>
+              <w:t>Разработка устава проекта </w:t>
             </w:r>
           </w:p>
           <w:p>
@@ -14412,6 +14473,7 @@
                 <w:sz w:val="20"/>
                 <w:szCs w:val="20"/>
               </w:rPr>
+              <w:t>Разработать устав учебного ИТ-проекта с описанием целей, ограничений и стейкхолдеров</w:t>
             </w:r>
           </w:p>
         </w:tc>
@@ -14471,6 +14533,7 @@
                 <w:sz w:val="20"/>
                 <w:szCs w:val="20"/>
               </w:rPr>
+              <w:t> </w:t>
             </w:r>
           </w:p>
         </w:tc>
@@ -14500,6 +14563,7 @@
                 <w:sz w:val="20"/>
                 <w:szCs w:val="20"/>
               </w:rPr>
+              <w:t> </w:t>
             </w:r>
           </w:p>
         </w:tc>
@@ -14533,7 +14597,7 @@
                 <w:sz w:val="20"/>
                 <w:szCs w:val="20"/>
               </w:rPr>
-              <w:t>1-HTML5 и CSS3</w:t>
+              <w:t>1-Основы управления ИТ-проектами</w:t>
             </w:r>
           </w:p>
         </w:tc>
@@ -14594,7 +14658,7 @@
                 <w:sz w:val="20"/>
                 <w:szCs w:val="20"/>
               </w:rPr>
-              <w:t>Реализация интерактивного квиза на чистом JavaScript</w:t>
+              <w:t>Построение WBS и диаграммы Ганта </w:t>
             </w:r>
           </w:p>
           <w:p>
@@ -14612,6 +14676,7 @@
                 <w:sz w:val="20"/>
                 <w:szCs w:val="20"/>
               </w:rPr>
+              <w:t>Построить WBS учебного проекта и диаграмму Ганта в MS Project / GanttProject</w:t>
             </w:r>
           </w:p>
         </w:tc>
@@ -14671,6 +14736,7 @@
                 <w:sz w:val="20"/>
                 <w:szCs w:val="20"/>
               </w:rPr>
+              <w:t> </w:t>
             </w:r>
           </w:p>
         </w:tc>
@@ -14700,6 +14766,7 @@
                 <w:sz w:val="20"/>
                 <w:szCs w:val="20"/>
               </w:rPr>
+              <w:t> </w:t>
             </w:r>
           </w:p>
         </w:tc>
@@ -14733,7 +14800,7 @@
                 <w:sz w:val="20"/>
                 <w:szCs w:val="20"/>
               </w:rPr>
-              <w:t>2-JavaScript ES6+</w:t>
+              <w:t>2-Планирование и мониторинг проекта</w:t>
             </w:r>
           </w:p>
         </w:tc>
@@ -14794,7 +14861,7 @@
                 <w:sz w:val="20"/>
                 <w:szCs w:val="20"/>
               </w:rPr>
-              <w:t>Создание SPA на React с хуками useState и useEffect</w:t>
+              <w:t>Работа в Jira: бэклог и доска</w:t>
             </w:r>
           </w:p>
           <w:p>
@@ -14812,6 +14879,7 @@
                 <w:sz w:val="20"/>
                 <w:szCs w:val="20"/>
               </w:rPr>
+              <w:t>Создать проект в Jira, заполнить Product Backlog эпиками и пользовательскими историями, настроить Scrum-доску</w:t>
             </w:r>
           </w:p>
         </w:tc>
@@ -14871,6 +14939,7 @@
                 <w:sz w:val="20"/>
                 <w:szCs w:val="20"/>
               </w:rPr>
+              <w:t> </w:t>
             </w:r>
           </w:p>
         </w:tc>
@@ -14900,6 +14969,7 @@
                 <w:sz w:val="20"/>
                 <w:szCs w:val="20"/>
               </w:rPr>
+              <w:t> </w:t>
             </w:r>
           </w:p>
         </w:tc>
@@ -14933,7 +15003,7 @@
                 <w:sz w:val="20"/>
                 <w:szCs w:val="20"/>
               </w:rPr>
-              <w:t>2-JavaScript ES6+</w:t>
+              <w:t>2-Планирование и мониторинг проекта</w:t>
             </w:r>
           </w:p>
         </w:tc>
@@ -14994,7 +15064,7 @@
                 <w:sz w:val="20"/>
                 <w:szCs w:val="20"/>
               </w:rPr>
-              <w:t>Подключение глобального состояния через Redux Toolkit</w:t>
+              <w:t>Оценка трудозатрат и стоимости </w:t>
             </w:r>
           </w:p>
           <w:p>
@@ -15012,6 +15082,7 @@
                 <w:sz w:val="20"/>
                 <w:szCs w:val="20"/>
               </w:rPr>
+              <w:t>Выполнить оценку трудозатрат проекта методом Planning Poker и рассчитать бюджет</w:t>
             </w:r>
           </w:p>
         </w:tc>
@@ -15071,6 +15142,7 @@
                 <w:sz w:val="20"/>
                 <w:szCs w:val="20"/>
               </w:rPr>
+              <w:t> </w:t>
             </w:r>
           </w:p>
         </w:tc>
@@ -15100,6 +15172,7 @@
                 <w:sz w:val="20"/>
                 <w:szCs w:val="20"/>
               </w:rPr>
+              <w:t> </w:t>
             </w:r>
           </w:p>
         </w:tc>
@@ -15133,7 +15206,7 @@
                 <w:sz w:val="20"/>
                 <w:szCs w:val="20"/>
               </w:rPr>
-              <w:t>3-React</w:t>
+              <w:t>2-Планирование и мониторинг проекта</w:t>
             </w:r>
           </w:p>
         </w:tc>
@@ -15194,7 +15267,7 @@
                 <w:sz w:val="20"/>
                 <w:szCs w:val="20"/>
               </w:rPr>
-              <w:t>Разработка REST API на Express с авторизацией JWT</w:t>
+              <w:t>Анализ показателей EVM</w:t>
             </w:r>
           </w:p>
           <w:p>
@@ -15212,6 +15285,7 @@
                 <w:sz w:val="20"/>
                 <w:szCs w:val="20"/>
               </w:rPr>
+              <w:t>Рассчитать показатели EV, PV, AC, SPI, CPI для учебного проекта, интерпретировать отклонения</w:t>
             </w:r>
           </w:p>
         </w:tc>
@@ -15271,6 +15345,7 @@
                 <w:sz w:val="20"/>
                 <w:szCs w:val="20"/>
               </w:rPr>
+              <w:t> </w:t>
             </w:r>
           </w:p>
         </w:tc>
@@ -15300,6 +15375,7 @@
                 <w:sz w:val="20"/>
                 <w:szCs w:val="20"/>
               </w:rPr>
+              <w:t> </w:t>
             </w:r>
           </w:p>
         </w:tc>
@@ -15333,7 +15409,7 @@
                 <w:sz w:val="20"/>
                 <w:szCs w:val="20"/>
               </w:rPr>
-              <w:t>3-React</w:t>
+              <w:t>3-Agile и инструменты проектного управления</w:t>
             </w:r>
           </w:p>
         </w:tc>
@@ -15394,7 +15470,7 @@
                 <w:sz w:val="20"/>
                 <w:szCs w:val="20"/>
               </w:rPr>
-              <w:t>Интеграция React-фронтенда с Node.js-бэкендом</w:t>
+              <w:t>Реестр рисков проекта</w:t>
             </w:r>
           </w:p>
           <w:p>
@@ -15412,6 +15488,7 @@
                 <w:sz w:val="20"/>
                 <w:szCs w:val="20"/>
               </w:rPr>
+              <w:t>Идентифицировать риски учебного проекта, заполнить реестр рисков, разработать план реагирования</w:t>
             </w:r>
           </w:p>
         </w:tc>
@@ -15471,6 +15548,7 @@
                 <w:sz w:val="20"/>
                 <w:szCs w:val="20"/>
               </w:rPr>
+              <w:t> </w:t>
             </w:r>
           </w:p>
         </w:tc>
@@ -15500,6 +15578,7 @@
                 <w:sz w:val="20"/>
                 <w:szCs w:val="20"/>
               </w:rPr>
+              <w:t> </w:t>
             </w:r>
           </w:p>
         </w:tc>
@@ -15533,7 +15612,7 @@
                 <w:sz w:val="20"/>
                 <w:szCs w:val="20"/>
               </w:rPr>
-              <w:t>-</w:t>
+              <w:t>3-Agile и инструменты проектного управления</w:t>
             </w:r>
           </w:p>
         </w:tc>
@@ -15563,6 +15642,7 @@
                 <w:sz w:val="20"/>
                 <w:szCs w:val="20"/>
               </w:rPr>
+              <w:t>7</w:t>
             </w:r>
           </w:p>
         </w:tc>
@@ -15593,7 +15673,7 @@
                 <w:sz w:val="20"/>
                 <w:szCs w:val="20"/>
               </w:rPr>
-              <w:t>ИТОГО:</w:t>
+              <w:t>Ретроспектива спринта</w:t>
             </w:r>
           </w:p>
           <w:p>
@@ -15611,6 +15691,7 @@
                 <w:sz w:val="20"/>
                 <w:szCs w:val="20"/>
               </w:rPr>
+              <w:t>Провести ретроспективу спринта по формату Start/Stop/Continue, оформить протокол</w:t>
             </w:r>
           </w:p>
         </w:tc>
@@ -15640,7 +15721,7 @@
                 <w:sz w:val="20"/>
                 <w:szCs w:val="20"/>
               </w:rPr>
-              <w:t>12</w:t>
+              <w:t>2</w:t>
             </w:r>
           </w:p>
         </w:tc>
@@ -15670,6 +15751,7 @@
                 <w:sz w:val="20"/>
                 <w:szCs w:val="20"/>
               </w:rPr>
+              <w:t> </w:t>
             </w:r>
           </w:p>
         </w:tc>
@@ -15699,6 +15781,413 @@
                 <w:sz w:val="20"/>
                 <w:szCs w:val="20"/>
               </w:rPr>
+              <w:t> </w:t>
+            </w:r>
+          </w:p>
+        </w:tc>
+      </w:tr>
+      <w:tr>
+        <w:trPr>
+          <w:trHeight w:val="65"/>
+        </w:trPr>
+        <w:tc>
+          <w:tcPr>
+            <w:tcW w:w="0" w:type="auto"/>
+            <w:tcBorders>
+              <w:top w:val="single" w:sz="4" w:space="0" w:color="auto"/>
+              <w:left w:val="single" w:sz="4" w:space="0" w:color="auto"/>
+              <w:bottom w:val="single" w:sz="4" w:space="0" w:color="auto"/>
+              <w:right w:val="single" w:sz="4" w:space="0" w:color="auto"/>
+            </w:tcBorders>
+          </w:tcPr>
+          <w:p>
+            <w:pPr>
+              <w:shd w:val="clear" w:color="auto" w:fill="FFFFFF"/>
+              <w:rPr>
+                <w:bCs/>
+                <w:sz w:val="20"/>
+                <w:szCs w:val="20"/>
+              </w:rPr>
+            </w:pPr>
+            <w:r>
+              <w:rPr>
+                <w:bCs/>
+                <w:sz w:val="20"/>
+                <w:szCs w:val="20"/>
+              </w:rPr>
+              <w:t>3-Agile и инструменты проектного управления</w:t>
+            </w:r>
+          </w:p>
+        </w:tc>
+        <w:tc>
+          <w:tcPr>
+            <w:tcW w:w="0" w:type="auto"/>
+            <w:tcBorders>
+              <w:top w:val="single" w:sz="4" w:space="0" w:color="auto"/>
+              <w:left w:val="single" w:sz="4" w:space="0" w:color="auto"/>
+              <w:bottom w:val="single" w:sz="4" w:space="0" w:color="auto"/>
+              <w:right w:val="single" w:sz="4" w:space="0" w:color="auto"/>
+            </w:tcBorders>
+          </w:tcPr>
+          <w:p>
+            <w:pPr>
+              <w:shd w:val="clear" w:color="auto" w:fill="FFFFFF"/>
+              <w:jc w:val="center"/>
+              <w:rPr>
+                <w:bCs/>
+                <w:sz w:val="20"/>
+                <w:szCs w:val="20"/>
+              </w:rPr>
+            </w:pPr>
+            <w:r>
+              <w:rPr>
+                <w:bCs/>
+                <w:sz w:val="20"/>
+                <w:szCs w:val="20"/>
+              </w:rPr>
+              <w:t>8</w:t>
+            </w:r>
+          </w:p>
+        </w:tc>
+        <w:tc>
+          <w:tcPr>
+            <w:tcW w:w="0" w:type="auto"/>
+            <w:tcBorders>
+              <w:top w:val="single" w:sz="4" w:space="0" w:color="auto"/>
+              <w:left w:val="single" w:sz="4" w:space="0" w:color="auto"/>
+              <w:bottom w:val="single" w:sz="4" w:space="0" w:color="auto"/>
+              <w:right w:val="single" w:sz="4" w:space="0" w:color="auto"/>
+            </w:tcBorders>
+          </w:tcPr>
+          <w:p>
+            <w:pPr>
+              <w:shd w:val="clear" w:color="auto" w:fill="FFFFFF"/>
+              <w:rPr>
+                <w:b/>
+                <w:bCs/>
+                <w:sz w:val="20"/>
+                <w:szCs w:val="20"/>
+              </w:rPr>
+            </w:pPr>
+            <w:r>
+              <w:rPr>
+                <w:b/>
+                <w:bCs/>
+                <w:sz w:val="20"/>
+                <w:szCs w:val="20"/>
+              </w:rPr>
+              <w:t>Документация закрытия проекта</w:t>
+            </w:r>
+          </w:p>
+          <w:p>
+            <w:pPr>
+              <w:shd w:val="clear" w:color="auto" w:fill="FFFFFF"/>
+              <w:rPr>
+                <w:bCs/>
+                <w:sz w:val="20"/>
+                <w:szCs w:val="20"/>
+              </w:rPr>
+            </w:pPr>
+            <w:r>
+              <w:rPr>
+                <w:bCs/>
+                <w:sz w:val="20"/>
+                <w:szCs w:val="20"/>
+              </w:rPr>
+              <w:t>Подготовить комплект документов закрытия проекта: акт приёмки, отчёт lessons learned</w:t>
+            </w:r>
+          </w:p>
+        </w:tc>
+        <w:tc>
+          <w:tcPr>
+            <w:tcW w:w="0" w:type="auto"/>
+            <w:tcBorders>
+              <w:top w:val="single" w:sz="4" w:space="0" w:color="auto"/>
+              <w:left w:val="single" w:sz="4" w:space="0" w:color="auto"/>
+              <w:bottom w:val="single" w:sz="4" w:space="0" w:color="auto"/>
+              <w:right w:val="single" w:sz="4" w:space="0" w:color="auto"/>
+            </w:tcBorders>
+          </w:tcPr>
+          <w:p>
+            <w:pPr>
+              <w:shd w:val="clear" w:color="auto" w:fill="FFFFFF"/>
+              <w:jc w:val="center"/>
+              <w:rPr>
+                <w:bCs/>
+                <w:sz w:val="20"/>
+                <w:szCs w:val="20"/>
+              </w:rPr>
+            </w:pPr>
+            <w:r>
+              <w:rPr>
+                <w:bCs/>
+                <w:sz w:val="20"/>
+                <w:szCs w:val="20"/>
+              </w:rPr>
+              <w:t>2</w:t>
+            </w:r>
+          </w:p>
+        </w:tc>
+        <w:tc>
+          <w:tcPr>
+            <w:tcW w:w="0" w:type="auto"/>
+            <w:tcBorders>
+              <w:top w:val="single" w:sz="4" w:space="0" w:color="auto"/>
+              <w:left w:val="single" w:sz="4" w:space="0" w:color="auto"/>
+              <w:bottom w:val="single" w:sz="4" w:space="0" w:color="auto"/>
+              <w:right w:val="single" w:sz="4" w:space="0" w:color="auto"/>
+            </w:tcBorders>
+          </w:tcPr>
+          <w:p>
+            <w:pPr>
+              <w:shd w:val="clear" w:color="auto" w:fill="FFFFFF"/>
+              <w:jc w:val="center"/>
+              <w:rPr>
+                <w:bCs/>
+                <w:sz w:val="20"/>
+                <w:szCs w:val="20"/>
+              </w:rPr>
+            </w:pPr>
+            <w:r>
+              <w:rPr>
+                <w:bCs/>
+                <w:sz w:val="20"/>
+                <w:szCs w:val="20"/>
+              </w:rPr>
+              <w:t> </w:t>
+            </w:r>
+          </w:p>
+        </w:tc>
+        <w:tc>
+          <w:tcPr>
+            <w:tcW w:w="0" w:type="auto"/>
+            <w:tcBorders>
+              <w:top w:val="single" w:sz="4" w:space="0" w:color="auto"/>
+              <w:left w:val="single" w:sz="4" w:space="0" w:color="auto"/>
+              <w:bottom w:val="single" w:sz="4" w:space="0" w:color="auto"/>
+              <w:right w:val="single" w:sz="4" w:space="0" w:color="auto"/>
+            </w:tcBorders>
+          </w:tcPr>
+          <w:p>
+            <w:pPr>
+              <w:shd w:val="clear" w:color="auto" w:fill="FFFFFF"/>
+              <w:jc w:val="center"/>
+              <w:rPr>
+                <w:bCs/>
+                <w:sz w:val="20"/>
+                <w:szCs w:val="20"/>
+              </w:rPr>
+            </w:pPr>
+            <w:r>
+              <w:rPr>
+                <w:bCs/>
+                <w:sz w:val="20"/>
+                <w:szCs w:val="20"/>
+              </w:rPr>
+              <w:t> </w:t>
+            </w:r>
+          </w:p>
+        </w:tc>
+      </w:tr>
+      <w:tr>
+        <w:trPr>
+          <w:trHeight w:val="65"/>
+        </w:trPr>
+        <w:tc>
+          <w:tcPr>
+            <w:tcW w:w="0" w:type="auto"/>
+            <w:tcBorders>
+              <w:top w:val="single" w:sz="4" w:space="0" w:color="auto"/>
+              <w:left w:val="single" w:sz="4" w:space="0" w:color="auto"/>
+              <w:bottom w:val="single" w:sz="4" w:space="0" w:color="auto"/>
+              <w:right w:val="single" w:sz="4" w:space="0" w:color="auto"/>
+            </w:tcBorders>
+          </w:tcPr>
+          <w:p>
+            <w:pPr>
+              <w:shd w:val="clear" w:color="auto" w:fill="FFFFFF"/>
+              <w:rPr>
+                <w:bCs/>
+                <w:sz w:val="20"/>
+                <w:szCs w:val="20"/>
+              </w:rPr>
+            </w:pPr>
+            <w:r>
+              <w:rPr>
+                <w:bCs/>
+                <w:sz w:val="20"/>
+                <w:szCs w:val="20"/>
+              </w:rPr>
+              <w:t>-</w:t>
+            </w:r>
+          </w:p>
+        </w:tc>
+        <w:tc>
+          <w:tcPr>
+            <w:tcW w:w="0" w:type="auto"/>
+            <w:tcBorders>
+              <w:top w:val="single" w:sz="4" w:space="0" w:color="auto"/>
+              <w:left w:val="single" w:sz="4" w:space="0" w:color="auto"/>
+              <w:bottom w:val="single" w:sz="4" w:space="0" w:color="auto"/>
+              <w:right w:val="single" w:sz="4" w:space="0" w:color="auto"/>
+            </w:tcBorders>
+          </w:tcPr>
+          <w:p>
+            <w:pPr>
+              <w:shd w:val="clear" w:color="auto" w:fill="FFFFFF"/>
+              <w:jc w:val="center"/>
+              <w:rPr>
+                <w:bCs/>
+                <w:sz w:val="20"/>
+                <w:szCs w:val="20"/>
+              </w:rPr>
+            </w:pPr>
+            <w:r>
+              <w:rPr>
+                <w:bCs/>
+                <w:sz w:val="20"/>
+                <w:szCs w:val="20"/>
+              </w:rPr>
+              <w:t> </w:t>
+            </w:r>
+          </w:p>
+        </w:tc>
+        <w:tc>
+          <w:tcPr>
+            <w:tcW w:w="0" w:type="auto"/>
+            <w:tcBorders>
+              <w:top w:val="single" w:sz="4" w:space="0" w:color="auto"/>
+              <w:left w:val="single" w:sz="4" w:space="0" w:color="auto"/>
+              <w:bottom w:val="single" w:sz="4" w:space="0" w:color="auto"/>
+              <w:right w:val="single" w:sz="4" w:space="0" w:color="auto"/>
+            </w:tcBorders>
+          </w:tcPr>
+          <w:p>
+            <w:pPr>
+              <w:shd w:val="clear" w:color="auto" w:fill="FFFFFF"/>
+              <w:rPr>
+                <w:b/>
+                <w:bCs/>
+                <w:sz w:val="20"/>
+                <w:szCs w:val="20"/>
+              </w:rPr>
+            </w:pPr>
+            <w:r>
+              <w:rPr>
+                <w:b/>
+                <w:bCs/>
+                <w:sz w:val="20"/>
+                <w:szCs w:val="20"/>
+              </w:rPr>
+              <w:t>ИТОГО:</w:t>
+            </w:r>
+          </w:p>
+          <w:p>
+            <w:pPr>
+              <w:shd w:val="clear" w:color="auto" w:fill="FFFFFF"/>
+              <w:rPr>
+                <w:bCs/>
+                <w:sz w:val="20"/>
+                <w:szCs w:val="20"/>
+              </w:rPr>
+            </w:pPr>
+            <w:r>
+              <w:rPr>
+                <w:bCs/>
+                <w:sz w:val="20"/>
+                <w:szCs w:val="20"/>
+              </w:rPr>
+              <w:t> </w:t>
+            </w:r>
+          </w:p>
+        </w:tc>
+        <w:tc>
+          <w:tcPr>
+            <w:tcW w:w="0" w:type="auto"/>
+            <w:tcBorders>
+              <w:top w:val="single" w:sz="4" w:space="0" w:color="auto"/>
+              <w:left w:val="single" w:sz="4" w:space="0" w:color="auto"/>
+              <w:bottom w:val="single" w:sz="4" w:space="0" w:color="auto"/>
+              <w:right w:val="single" w:sz="4" w:space="0" w:color="auto"/>
+            </w:tcBorders>
+          </w:tcPr>
+          <w:p>
+            <w:pPr>
+              <w:shd w:val="clear" w:color="auto" w:fill="FFFFFF"/>
+              <w:jc w:val="center"/>
+              <w:rPr>
+                <w:bCs/>
+                <w:sz w:val="20"/>
+                <w:szCs w:val="20"/>
+              </w:rPr>
+            </w:pPr>
+            <w:r>
+              <w:rPr>
+                <w:bCs/>
+                <w:sz w:val="20"/>
+                <w:szCs w:val="20"/>
+              </w:rPr>
+              <w:t>16</w:t>
+            </w:r>
+          </w:p>
+        </w:tc>
+        <w:tc>
+          <w:tcPr>
+            <w:tcW w:w="0" w:type="auto"/>
+            <w:tcBorders>
+              <w:top w:val="single" w:sz="4" w:space="0" w:color="auto"/>
+              <w:left w:val="single" w:sz="4" w:space="0" w:color="auto"/>
+              <w:bottom w:val="single" w:sz="4" w:space="0" w:color="auto"/>
+              <w:right w:val="single" w:sz="4" w:space="0" w:color="auto"/>
+            </w:tcBorders>
+          </w:tcPr>
+          <w:p>
+            <w:pPr>
+              <w:shd w:val="clear" w:color="auto" w:fill="FFFFFF"/>
+              <w:jc w:val="center"/>
+              <w:rPr>
+                <w:bCs/>
+                <w:sz w:val="20"/>
+                <w:szCs w:val="20"/>
+              </w:rPr>
+            </w:pPr>
+            <w:r>
+              <w:rPr>
+                <w:bCs/>
+                <w:sz w:val="20"/>
+                <w:szCs w:val="20"/>
+              </w:rPr>
+              <w:t> </w:t>
+            </w:r>
+          </w:p>
+        </w:tc>
+        <w:tc>
+          <w:tcPr>
+            <w:tcW w:w="0" w:type="auto"/>
+            <w:tcBorders>
+              <w:top w:val="single" w:sz="4" w:space="0" w:color="auto"/>
+              <w:left w:val="single" w:sz="4" w:space="0" w:color="auto"/>
+              <w:bottom w:val="single" w:sz="4" w:space="0" w:color="auto"/>
+              <w:right w:val="single" w:sz="4" w:space="0" w:color="auto"/>
+            </w:tcBorders>
+          </w:tcPr>
+          <w:p>
+            <w:pPr>
+              <w:shd w:val="clear" w:color="auto" w:fill="FFFFFF"/>
+              <w:jc w:val="center"/>
+              <w:rPr>
+                <w:bCs/>
+                <w:sz w:val="20"/>
+                <w:szCs w:val="20"/>
+              </w:rPr>
+            </w:pPr>
+            <w:r>
+              <w:rPr>
+                <w:bCs/>
+                <w:sz w:val="20"/>
+                <w:szCs w:val="20"/>
+              </w:rPr>
+              <w:t> </w:t>
             </w:r>
           </w:p>
         </w:tc>
@@ -16032,7 +16521,7 @@
                 <w:sz w:val="20"/>
                 <w:szCs w:val="20"/>
               </w:rPr>
-              <w:t>1-HTML5 и CSS3</w:t>
+              <w:t>1-Основы управления ИТ-проектами</w:t>
             </w:r>
           </w:p>
         </w:tc>
@@ -16093,7 +16582,7 @@
                 <w:sz w:val="20"/>
                 <w:szCs w:val="20"/>
               </w:rPr>
-              <w:t>CSS-анимации и трансформации: практика с keyframes</w:t>
+              <w:t>Анализ стейкхолдеров проекта</w:t>
             </w:r>
           </w:p>
           <w:p>
@@ -16111,6 +16600,7 @@
                 <w:sz w:val="20"/>
                 <w:szCs w:val="20"/>
               </w:rPr>
+              <w:t>Составить реестр стейкхолдеров учебного ИТ-проекта, определить уровень влияния и интереса, построить матрицу власть/интерес</w:t>
             </w:r>
           </w:p>
         </w:tc>
@@ -16170,6 +16660,7 @@
                 <w:sz w:val="20"/>
                 <w:szCs w:val="20"/>
               </w:rPr>
+              <w:t> </w:t>
             </w:r>
           </w:p>
         </w:tc>
@@ -16199,6 +16690,7 @@
                 <w:sz w:val="20"/>
                 <w:szCs w:val="20"/>
               </w:rPr>
+              <w:t> </w:t>
             </w:r>
           </w:p>
         </w:tc>
@@ -16232,7 +16724,7 @@
                 <w:sz w:val="20"/>
                 <w:szCs w:val="20"/>
               </w:rPr>
-              <w:t>1-HTML5 и CSS3</w:t>
+              <w:t>1-Основы управления ИТ-проектами</w:t>
             </w:r>
           </w:p>
         </w:tc>
@@ -16293,7 +16785,7 @@
                 <w:sz w:val="20"/>
                 <w:szCs w:val="20"/>
               </w:rPr>
-              <w:t>Работа с DOM API: события, делегирование, всплытие</w:t>
+              <w:t>Разработка плана коммуникаций </w:t>
             </w:r>
           </w:p>
           <w:p>
@@ -16311,6 +16803,7 @@
                 <w:sz w:val="20"/>
                 <w:szCs w:val="20"/>
               </w:rPr>
+              <w:t>Разработать план управления коммуникациями проекта: каналы, частота, ответственные</w:t>
             </w:r>
           </w:p>
         </w:tc>
@@ -16370,6 +16863,7 @@
                 <w:sz w:val="20"/>
                 <w:szCs w:val="20"/>
               </w:rPr>
+              <w:t> </w:t>
             </w:r>
           </w:p>
         </w:tc>
@@ -16399,6 +16893,7 @@
                 <w:sz w:val="20"/>
                 <w:szCs w:val="20"/>
               </w:rPr>
+              <w:t> </w:t>
             </w:r>
           </w:p>
         </w:tc>
@@ -16432,7 +16927,7 @@
                 <w:sz w:val="20"/>
                 <w:szCs w:val="20"/>
               </w:rPr>
-              <w:t>2-JavaScript ES6+</w:t>
+              <w:t>1-Основы управления ИТ-проектами</w:t>
             </w:r>
           </w:p>
         </w:tc>
@@ -16493,7 +16988,7 @@
                 <w:sz w:val="20"/>
                 <w:szCs w:val="20"/>
               </w:rPr>
-              <w:t>Асинхронный JS: Promise, async/await, fetch API</w:t>
+              <w:t>Сравнительный анализ методологий </w:t>
             </w:r>
           </w:p>
           <w:p>
@@ -16511,6 +17006,7 @@
                 <w:sz w:val="20"/>
                 <w:szCs w:val="20"/>
               </w:rPr>
+              <w:t>Провести сравнительный анализ Scrum, Kanban и классического каскадного подхода для трёх учебных кейсов</w:t>
             </w:r>
           </w:p>
         </w:tc>
@@ -16570,6 +17066,7 @@
                 <w:sz w:val="20"/>
                 <w:szCs w:val="20"/>
               </w:rPr>
+              <w:t> </w:t>
             </w:r>
           </w:p>
         </w:tc>
@@ -16599,6 +17096,7 @@
                 <w:sz w:val="20"/>
                 <w:szCs w:val="20"/>
               </w:rPr>
+              <w:t> </w:t>
             </w:r>
           </w:p>
         </w:tc>
@@ -16632,7 +17130,7 @@
                 <w:sz w:val="20"/>
                 <w:szCs w:val="20"/>
               </w:rPr>
-              <w:t>3-React</w:t>
+              <w:t>1-Основы управления ИТ-проектами</w:t>
             </w:r>
           </w:p>
         </w:tc>
@@ -16693,7 +17191,7 @@
                 <w:sz w:val="20"/>
                 <w:szCs w:val="20"/>
               </w:rPr>
-              <w:t>Разработка компонента формы с валидацией на React</w:t>
+              <w:t>Декомпозиция требований в User Stories </w:t>
             </w:r>
           </w:p>
           <w:p>
@@ -16711,6 +17209,7 @@
                 <w:sz w:val="20"/>
                 <w:szCs w:val="20"/>
               </w:rPr>
+              <w:t>Разложить функциональные требования учебного приложения на эпики, истории пользователя (User Stories) и критерии приёмки (Acceptance Criteria)</w:t>
             </w:r>
           </w:p>
         </w:tc>
@@ -16770,6 +17269,7 @@
                 <w:sz w:val="20"/>
                 <w:szCs w:val="20"/>
               </w:rPr>
+              <w:t> </w:t>
             </w:r>
           </w:p>
         </w:tc>
@@ -16799,6 +17299,7 @@
                 <w:sz w:val="20"/>
                 <w:szCs w:val="20"/>
               </w:rPr>
+              <w:t> </w:t>
             </w:r>
           </w:p>
         </w:tc>
@@ -16832,7 +17333,7 @@
                 <w:sz w:val="20"/>
                 <w:szCs w:val="20"/>
               </w:rPr>
-              <w:t>4-REST API</w:t>
+              <w:t>1-Основы управления ИТ-проектами</w:t>
             </w:r>
           </w:p>
         </w:tc>
@@ -16893,7 +17394,7 @@
                 <w:sz w:val="20"/>
                 <w:szCs w:val="20"/>
               </w:rPr>
-              <w:t>Проектирование REST API: спецификация OpenAPI (Swagger)</w:t>
+              <w:t>Планирование спринта в Jira </w:t>
             </w:r>
           </w:p>
           <w:p>
@@ -16911,6 +17412,7 @@
                 <w:sz w:val="20"/>
                 <w:szCs w:val="20"/>
               </w:rPr>
+              <w:t>Спланировать спринт в Jira: перенести истории из backlog, установить Story Points, распределить задачи в команде</w:t>
             </w:r>
           </w:p>
         </w:tc>
@@ -16970,6 +17472,7 @@
                 <w:sz w:val="20"/>
                 <w:szCs w:val="20"/>
               </w:rPr>
+              <w:t> </w:t>
             </w:r>
           </w:p>
         </w:tc>
@@ -16999,6 +17502,7 @@
                 <w:sz w:val="20"/>
                 <w:szCs w:val="20"/>
               </w:rPr>
+              <w:t> </w:t>
             </w:r>
           </w:p>
         </w:tc>
@@ -17032,7 +17536,7 @@
                 <w:sz w:val="20"/>
                 <w:szCs w:val="20"/>
               </w:rPr>
-              <w:t>4-REST API</w:t>
+              <w:t>1-Основы управления ИТ-проектами</w:t>
             </w:r>
           </w:p>
         </w:tc>
@@ -17093,7 +17597,7 @@
                 <w:sz w:val="20"/>
                 <w:szCs w:val="20"/>
               </w:rPr>
-              <w:t>Тестирование API с Postman: коллекции и автотесты</w:t>
+              <w:t>Расчёт метрик команды </w:t>
             </w:r>
           </w:p>
           <w:p>
@@ -17111,6 +17615,7 @@
                 <w:sz w:val="20"/>
                 <w:szCs w:val="20"/>
               </w:rPr>
+              <w:t>Собрать в сети Интернет информацию о действующих диссертационных советах УГНТУ, УГАТУ и БАшГУ</w:t>
             </w:r>
           </w:p>
         </w:tc>
@@ -17170,6 +17675,7 @@
                 <w:sz w:val="20"/>
                 <w:szCs w:val="20"/>
               </w:rPr>
+              <w:t> </w:t>
             </w:r>
           </w:p>
         </w:tc>
@@ -17199,6 +17705,7 @@
                 <w:sz w:val="20"/>
                 <w:szCs w:val="20"/>
               </w:rPr>
+              <w:t> </w:t>
             </w:r>
           </w:p>
         </w:tc>
@@ -17232,7 +17739,7 @@
                 <w:sz w:val="20"/>
                 <w:szCs w:val="20"/>
               </w:rPr>
-              <w:t>-</w:t>
+              <w:t>2-Планирование и мониторинг проекта</w:t>
             </w:r>
           </w:p>
         </w:tc>
@@ -17262,6 +17769,7 @@
                 <w:sz w:val="20"/>
                 <w:szCs w:val="20"/>
               </w:rPr>
+              <w:t>7</w:t>
             </w:r>
           </w:p>
         </w:tc>
@@ -17292,7 +17800,7 @@
                 <w:sz w:val="20"/>
                 <w:szCs w:val="20"/>
               </w:rPr>
-              <w:t>ИТОГО:</w:t>
+              <w:t>Разработка ТЗ по ГОСТ 34 </w:t>
             </w:r>
           </w:p>
           <w:p>
@@ -17310,6 +17818,7 @@
                 <w:sz w:val="20"/>
                 <w:szCs w:val="20"/>
               </w:rPr>
+              <w:t>Разработать техническое задание на учебный ИТ-проект в соответствии с требованиями ГОСТ 34.602</w:t>
             </w:r>
           </w:p>
         </w:tc>
@@ -17339,7 +17848,7 @@
                 <w:sz w:val="20"/>
                 <w:szCs w:val="20"/>
               </w:rPr>
-              <w:t>12</w:t>
+              <w:t>2</w:t>
             </w:r>
           </w:p>
         </w:tc>
@@ -17369,6 +17878,7 @@
                 <w:sz w:val="20"/>
                 <w:szCs w:val="20"/>
               </w:rPr>
+              <w:t> </w:t>
             </w:r>
           </w:p>
         </w:tc>
@@ -17398,6 +17908,2445 @@
                 <w:sz w:val="20"/>
                 <w:szCs w:val="20"/>
               </w:rPr>
+              <w:t> </w:t>
+            </w:r>
+          </w:p>
+        </w:tc>
+      </w:tr>
+      <w:tr>
+        <w:trPr>
+          <w:trHeight w:val="65"/>
+        </w:trPr>
+        <w:tc>
+          <w:tcPr>
+            <w:tcW w:w="0" w:type="auto"/>
+            <w:tcBorders>
+              <w:top w:val="single" w:sz="4" w:space="0" w:color="auto"/>
+              <w:left w:val="single" w:sz="4" w:space="0" w:color="auto"/>
+              <w:bottom w:val="single" w:sz="4" w:space="0" w:color="auto"/>
+              <w:right w:val="single" w:sz="4" w:space="0" w:color="auto"/>
+            </w:tcBorders>
+          </w:tcPr>
+          <w:p>
+            <w:pPr>
+              <w:shd w:val="clear" w:color="auto" w:fill="FFFFFF"/>
+              <w:rPr>
+                <w:bCs/>
+                <w:sz w:val="20"/>
+                <w:szCs w:val="20"/>
+              </w:rPr>
+            </w:pPr>
+            <w:r>
+              <w:rPr>
+                <w:bCs/>
+                <w:sz w:val="20"/>
+                <w:szCs w:val="20"/>
+              </w:rPr>
+              <w:t>2-Планирование и мониторинг проекта</w:t>
+            </w:r>
+          </w:p>
+        </w:tc>
+        <w:tc>
+          <w:tcPr>
+            <w:tcW w:w="0" w:type="auto"/>
+            <w:tcBorders>
+              <w:top w:val="single" w:sz="4" w:space="0" w:color="auto"/>
+              <w:left w:val="single" w:sz="4" w:space="0" w:color="auto"/>
+              <w:bottom w:val="single" w:sz="4" w:space="0" w:color="auto"/>
+              <w:right w:val="single" w:sz="4" w:space="0" w:color="auto"/>
+            </w:tcBorders>
+          </w:tcPr>
+          <w:p>
+            <w:pPr>
+              <w:shd w:val="clear" w:color="auto" w:fill="FFFFFF"/>
+              <w:jc w:val="center"/>
+              <w:rPr>
+                <w:bCs/>
+                <w:sz w:val="20"/>
+                <w:szCs w:val="20"/>
+              </w:rPr>
+            </w:pPr>
+            <w:r>
+              <w:rPr>
+                <w:bCs/>
+                <w:sz w:val="20"/>
+                <w:szCs w:val="20"/>
+              </w:rPr>
+              <w:t>8</w:t>
+            </w:r>
+          </w:p>
+        </w:tc>
+        <w:tc>
+          <w:tcPr>
+            <w:tcW w:w="0" w:type="auto"/>
+            <w:tcBorders>
+              <w:top w:val="single" w:sz="4" w:space="0" w:color="auto"/>
+              <w:left w:val="single" w:sz="4" w:space="0" w:color="auto"/>
+              <w:bottom w:val="single" w:sz="4" w:space="0" w:color="auto"/>
+              <w:right w:val="single" w:sz="4" w:space="0" w:color="auto"/>
+            </w:tcBorders>
+          </w:tcPr>
+          <w:p>
+            <w:pPr>
+              <w:shd w:val="clear" w:color="auto" w:fill="FFFFFF"/>
+              <w:rPr>
+                <w:b/>
+                <w:bCs/>
+                <w:sz w:val="20"/>
+                <w:szCs w:val="20"/>
+              </w:rPr>
+            </w:pPr>
+            <w:r>
+              <w:rPr>
+                <w:b/>
+                <w:bCs/>
+                <w:sz w:val="20"/>
+                <w:szCs w:val="20"/>
+              </w:rPr>
+              <w:t>Управление изменениями </w:t>
+            </w:r>
+          </w:p>
+          <w:p>
+            <w:pPr>
+              <w:shd w:val="clear" w:color="auto" w:fill="FFFFFF"/>
+              <w:rPr>
+                <w:bCs/>
+                <w:sz w:val="20"/>
+                <w:szCs w:val="20"/>
+              </w:rPr>
+            </w:pPr>
+            <w:r>
+              <w:rPr>
+                <w:bCs/>
+                <w:sz w:val="20"/>
+                <w:szCs w:val="20"/>
+              </w:rPr>
+              <w:t>Напишите своими ответ на следующий вопрос:  А что лично вы сделали по состоянию на сегодняшний день по своей собственной выпускной квалификационной работе ?  </w:t>
+              <w:br/>
+              <w:t>Задача состоит в том, чтобы с чувством, с толком, с расстановкой изложить то, что сделано лично студентом. Копирование информации из сети Интернет равно как и переписывание информации из любых учебников и прочих источников не то чтобы карается по закону (плагиат), а просто ответом на заданный вопрос не является по определению.  </w:t>
+            </w:r>
+          </w:p>
+        </w:tc>
+        <w:tc>
+          <w:tcPr>
+            <w:tcW w:w="0" w:type="auto"/>
+            <w:tcBorders>
+              <w:top w:val="single" w:sz="4" w:space="0" w:color="auto"/>
+              <w:left w:val="single" w:sz="4" w:space="0" w:color="auto"/>
+              <w:bottom w:val="single" w:sz="4" w:space="0" w:color="auto"/>
+              <w:right w:val="single" w:sz="4" w:space="0" w:color="auto"/>
+            </w:tcBorders>
+          </w:tcPr>
+          <w:p>
+            <w:pPr>
+              <w:shd w:val="clear" w:color="auto" w:fill="FFFFFF"/>
+              <w:jc w:val="center"/>
+              <w:rPr>
+                <w:bCs/>
+                <w:sz w:val="20"/>
+                <w:szCs w:val="20"/>
+              </w:rPr>
+            </w:pPr>
+            <w:r>
+              <w:rPr>
+                <w:bCs/>
+                <w:sz w:val="20"/>
+                <w:szCs w:val="20"/>
+              </w:rPr>
+              <w:t>2</w:t>
+            </w:r>
+          </w:p>
+        </w:tc>
+        <w:tc>
+          <w:tcPr>
+            <w:tcW w:w="0" w:type="auto"/>
+            <w:tcBorders>
+              <w:top w:val="single" w:sz="4" w:space="0" w:color="auto"/>
+              <w:left w:val="single" w:sz="4" w:space="0" w:color="auto"/>
+              <w:bottom w:val="single" w:sz="4" w:space="0" w:color="auto"/>
+              <w:right w:val="single" w:sz="4" w:space="0" w:color="auto"/>
+            </w:tcBorders>
+          </w:tcPr>
+          <w:p>
+            <w:pPr>
+              <w:shd w:val="clear" w:color="auto" w:fill="FFFFFF"/>
+              <w:jc w:val="center"/>
+              <w:rPr>
+                <w:bCs/>
+                <w:sz w:val="20"/>
+                <w:szCs w:val="20"/>
+              </w:rPr>
+            </w:pPr>
+            <w:r>
+              <w:rPr>
+                <w:bCs/>
+                <w:sz w:val="20"/>
+                <w:szCs w:val="20"/>
+              </w:rPr>
+              <w:t> </w:t>
+            </w:r>
+          </w:p>
+        </w:tc>
+        <w:tc>
+          <w:tcPr>
+            <w:tcW w:w="0" w:type="auto"/>
+            <w:tcBorders>
+              <w:top w:val="single" w:sz="4" w:space="0" w:color="auto"/>
+              <w:left w:val="single" w:sz="4" w:space="0" w:color="auto"/>
+              <w:bottom w:val="single" w:sz="4" w:space="0" w:color="auto"/>
+              <w:right w:val="single" w:sz="4" w:space="0" w:color="auto"/>
+            </w:tcBorders>
+          </w:tcPr>
+          <w:p>
+            <w:pPr>
+              <w:shd w:val="clear" w:color="auto" w:fill="FFFFFF"/>
+              <w:jc w:val="center"/>
+              <w:rPr>
+                <w:bCs/>
+                <w:sz w:val="20"/>
+                <w:szCs w:val="20"/>
+              </w:rPr>
+            </w:pPr>
+            <w:r>
+              <w:rPr>
+                <w:bCs/>
+                <w:sz w:val="20"/>
+                <w:szCs w:val="20"/>
+              </w:rPr>
+              <w:t> </w:t>
+            </w:r>
+          </w:p>
+        </w:tc>
+      </w:tr>
+      <w:tr>
+        <w:trPr>
+          <w:trHeight w:val="65"/>
+        </w:trPr>
+        <w:tc>
+          <w:tcPr>
+            <w:tcW w:w="0" w:type="auto"/>
+            <w:tcBorders>
+              <w:top w:val="single" w:sz="4" w:space="0" w:color="auto"/>
+              <w:left w:val="single" w:sz="4" w:space="0" w:color="auto"/>
+              <w:bottom w:val="single" w:sz="4" w:space="0" w:color="auto"/>
+              <w:right w:val="single" w:sz="4" w:space="0" w:color="auto"/>
+            </w:tcBorders>
+          </w:tcPr>
+          <w:p>
+            <w:pPr>
+              <w:shd w:val="clear" w:color="auto" w:fill="FFFFFF"/>
+              <w:rPr>
+                <w:bCs/>
+                <w:sz w:val="20"/>
+                <w:szCs w:val="20"/>
+              </w:rPr>
+            </w:pPr>
+            <w:r>
+              <w:rPr>
+                <w:bCs/>
+                <w:sz w:val="20"/>
+                <w:szCs w:val="20"/>
+              </w:rPr>
+              <w:t>2-Планирование и мониторинг проекта</w:t>
+            </w:r>
+          </w:p>
+        </w:tc>
+        <w:tc>
+          <w:tcPr>
+            <w:tcW w:w="0" w:type="auto"/>
+            <w:tcBorders>
+              <w:top w:val="single" w:sz="4" w:space="0" w:color="auto"/>
+              <w:left w:val="single" w:sz="4" w:space="0" w:color="auto"/>
+              <w:bottom w:val="single" w:sz="4" w:space="0" w:color="auto"/>
+              <w:right w:val="single" w:sz="4" w:space="0" w:color="auto"/>
+            </w:tcBorders>
+          </w:tcPr>
+          <w:p>
+            <w:pPr>
+              <w:shd w:val="clear" w:color="auto" w:fill="FFFFFF"/>
+              <w:jc w:val="center"/>
+              <w:rPr>
+                <w:bCs/>
+                <w:sz w:val="20"/>
+                <w:szCs w:val="20"/>
+              </w:rPr>
+            </w:pPr>
+            <w:r>
+              <w:rPr>
+                <w:bCs/>
+                <w:sz w:val="20"/>
+                <w:szCs w:val="20"/>
+              </w:rPr>
+              <w:t>9</w:t>
+            </w:r>
+          </w:p>
+        </w:tc>
+        <w:tc>
+          <w:tcPr>
+            <w:tcW w:w="0" w:type="auto"/>
+            <w:tcBorders>
+              <w:top w:val="single" w:sz="4" w:space="0" w:color="auto"/>
+              <w:left w:val="single" w:sz="4" w:space="0" w:color="auto"/>
+              <w:bottom w:val="single" w:sz="4" w:space="0" w:color="auto"/>
+              <w:right w:val="single" w:sz="4" w:space="0" w:color="auto"/>
+            </w:tcBorders>
+          </w:tcPr>
+          <w:p>
+            <w:pPr>
+              <w:shd w:val="clear" w:color="auto" w:fill="FFFFFF"/>
+              <w:rPr>
+                <w:b/>
+                <w:bCs/>
+                <w:sz w:val="20"/>
+                <w:szCs w:val="20"/>
+              </w:rPr>
+            </w:pPr>
+            <w:r>
+              <w:rPr>
+                <w:b/>
+                <w:bCs/>
+                <w:sz w:val="20"/>
+                <w:szCs w:val="20"/>
+              </w:rPr>
+              <w:t>Матрица ответственности (RACI) </w:t>
+            </w:r>
+          </w:p>
+          <w:p>
+            <w:pPr>
+              <w:shd w:val="clear" w:color="auto" w:fill="FFFFFF"/>
+              <w:rPr>
+                <w:bCs/>
+                <w:sz w:val="20"/>
+                <w:szCs w:val="20"/>
+              </w:rPr>
+            </w:pPr>
+            <w:r>
+              <w:rPr>
+                <w:bCs/>
+                <w:sz w:val="20"/>
+                <w:szCs w:val="20"/>
+              </w:rPr>
+              <w:t>Построить матрицу RACI для учебного проекта, описать роли и зоны ответственности</w:t>
+            </w:r>
+          </w:p>
+        </w:tc>
+        <w:tc>
+          <w:tcPr>
+            <w:tcW w:w="0" w:type="auto"/>
+            <w:tcBorders>
+              <w:top w:val="single" w:sz="4" w:space="0" w:color="auto"/>
+              <w:left w:val="single" w:sz="4" w:space="0" w:color="auto"/>
+              <w:bottom w:val="single" w:sz="4" w:space="0" w:color="auto"/>
+              <w:right w:val="single" w:sz="4" w:space="0" w:color="auto"/>
+            </w:tcBorders>
+          </w:tcPr>
+          <w:p>
+            <w:pPr>
+              <w:shd w:val="clear" w:color="auto" w:fill="FFFFFF"/>
+              <w:jc w:val="center"/>
+              <w:rPr>
+                <w:bCs/>
+                <w:sz w:val="20"/>
+                <w:szCs w:val="20"/>
+              </w:rPr>
+            </w:pPr>
+            <w:r>
+              <w:rPr>
+                <w:bCs/>
+                <w:sz w:val="20"/>
+                <w:szCs w:val="20"/>
+              </w:rPr>
+              <w:t>2</w:t>
+            </w:r>
+          </w:p>
+        </w:tc>
+        <w:tc>
+          <w:tcPr>
+            <w:tcW w:w="0" w:type="auto"/>
+            <w:tcBorders>
+              <w:top w:val="single" w:sz="4" w:space="0" w:color="auto"/>
+              <w:left w:val="single" w:sz="4" w:space="0" w:color="auto"/>
+              <w:bottom w:val="single" w:sz="4" w:space="0" w:color="auto"/>
+              <w:right w:val="single" w:sz="4" w:space="0" w:color="auto"/>
+            </w:tcBorders>
+          </w:tcPr>
+          <w:p>
+            <w:pPr>
+              <w:shd w:val="clear" w:color="auto" w:fill="FFFFFF"/>
+              <w:jc w:val="center"/>
+              <w:rPr>
+                <w:bCs/>
+                <w:sz w:val="20"/>
+                <w:szCs w:val="20"/>
+              </w:rPr>
+            </w:pPr>
+            <w:r>
+              <w:rPr>
+                <w:bCs/>
+                <w:sz w:val="20"/>
+                <w:szCs w:val="20"/>
+              </w:rPr>
+              <w:t> </w:t>
+            </w:r>
+          </w:p>
+        </w:tc>
+        <w:tc>
+          <w:tcPr>
+            <w:tcW w:w="0" w:type="auto"/>
+            <w:tcBorders>
+              <w:top w:val="single" w:sz="4" w:space="0" w:color="auto"/>
+              <w:left w:val="single" w:sz="4" w:space="0" w:color="auto"/>
+              <w:bottom w:val="single" w:sz="4" w:space="0" w:color="auto"/>
+              <w:right w:val="single" w:sz="4" w:space="0" w:color="auto"/>
+            </w:tcBorders>
+          </w:tcPr>
+          <w:p>
+            <w:pPr>
+              <w:shd w:val="clear" w:color="auto" w:fill="FFFFFF"/>
+              <w:jc w:val="center"/>
+              <w:rPr>
+                <w:bCs/>
+                <w:sz w:val="20"/>
+                <w:szCs w:val="20"/>
+              </w:rPr>
+            </w:pPr>
+            <w:r>
+              <w:rPr>
+                <w:bCs/>
+                <w:sz w:val="20"/>
+                <w:szCs w:val="20"/>
+              </w:rPr>
+              <w:t> </w:t>
+            </w:r>
+          </w:p>
+        </w:tc>
+      </w:tr>
+      <w:tr>
+        <w:trPr>
+          <w:trHeight w:val="65"/>
+        </w:trPr>
+        <w:tc>
+          <w:tcPr>
+            <w:tcW w:w="0" w:type="auto"/>
+            <w:tcBorders>
+              <w:top w:val="single" w:sz="4" w:space="0" w:color="auto"/>
+              <w:left w:val="single" w:sz="4" w:space="0" w:color="auto"/>
+              <w:bottom w:val="single" w:sz="4" w:space="0" w:color="auto"/>
+              <w:right w:val="single" w:sz="4" w:space="0" w:color="auto"/>
+            </w:tcBorders>
+          </w:tcPr>
+          <w:p>
+            <w:pPr>
+              <w:shd w:val="clear" w:color="auto" w:fill="FFFFFF"/>
+              <w:rPr>
+                <w:bCs/>
+                <w:sz w:val="20"/>
+                <w:szCs w:val="20"/>
+              </w:rPr>
+            </w:pPr>
+            <w:r>
+              <w:rPr>
+                <w:bCs/>
+                <w:sz w:val="20"/>
+                <w:szCs w:val="20"/>
+              </w:rPr>
+              <w:t>2-Планирование и мониторинг проекта</w:t>
+            </w:r>
+          </w:p>
+        </w:tc>
+        <w:tc>
+          <w:tcPr>
+            <w:tcW w:w="0" w:type="auto"/>
+            <w:tcBorders>
+              <w:top w:val="single" w:sz="4" w:space="0" w:color="auto"/>
+              <w:left w:val="single" w:sz="4" w:space="0" w:color="auto"/>
+              <w:bottom w:val="single" w:sz="4" w:space="0" w:color="auto"/>
+              <w:right w:val="single" w:sz="4" w:space="0" w:color="auto"/>
+            </w:tcBorders>
+          </w:tcPr>
+          <w:p>
+            <w:pPr>
+              <w:shd w:val="clear" w:color="auto" w:fill="FFFFFF"/>
+              <w:jc w:val="center"/>
+              <w:rPr>
+                <w:bCs/>
+                <w:sz w:val="20"/>
+                <w:szCs w:val="20"/>
+              </w:rPr>
+            </w:pPr>
+            <w:r>
+              <w:rPr>
+                <w:bCs/>
+                <w:sz w:val="20"/>
+                <w:szCs w:val="20"/>
+              </w:rPr>
+              <w:t>10</w:t>
+            </w:r>
+          </w:p>
+        </w:tc>
+        <w:tc>
+          <w:tcPr>
+            <w:tcW w:w="0" w:type="auto"/>
+            <w:tcBorders>
+              <w:top w:val="single" w:sz="4" w:space="0" w:color="auto"/>
+              <w:left w:val="single" w:sz="4" w:space="0" w:color="auto"/>
+              <w:bottom w:val="single" w:sz="4" w:space="0" w:color="auto"/>
+              <w:right w:val="single" w:sz="4" w:space="0" w:color="auto"/>
+            </w:tcBorders>
+          </w:tcPr>
+          <w:p>
+            <w:pPr>
+              <w:shd w:val="clear" w:color="auto" w:fill="FFFFFF"/>
+              <w:rPr>
+                <w:b/>
+                <w:bCs/>
+                <w:sz w:val="20"/>
+                <w:szCs w:val="20"/>
+              </w:rPr>
+            </w:pPr>
+            <w:r>
+              <w:rPr>
+                <w:b/>
+                <w:bCs/>
+                <w:sz w:val="20"/>
+                <w:szCs w:val="20"/>
+              </w:rPr>
+              <w:t>Анализ рисков методом FMEA </w:t>
+            </w:r>
+          </w:p>
+          <w:p>
+            <w:pPr>
+              <w:shd w:val="clear" w:color="auto" w:fill="FFFFFF"/>
+              <w:rPr>
+                <w:bCs/>
+                <w:sz w:val="20"/>
+                <w:szCs w:val="20"/>
+              </w:rPr>
+            </w:pPr>
+            <w:r>
+              <w:rPr>
+                <w:bCs/>
+                <w:sz w:val="20"/>
+                <w:szCs w:val="20"/>
+              </w:rPr>
+              <w:t>Провести анализ рисков учебного проекта методом FMEA, рассчитать RPN для каждого риска</w:t>
+            </w:r>
+          </w:p>
+        </w:tc>
+        <w:tc>
+          <w:tcPr>
+            <w:tcW w:w="0" w:type="auto"/>
+            <w:tcBorders>
+              <w:top w:val="single" w:sz="4" w:space="0" w:color="auto"/>
+              <w:left w:val="single" w:sz="4" w:space="0" w:color="auto"/>
+              <w:bottom w:val="single" w:sz="4" w:space="0" w:color="auto"/>
+              <w:right w:val="single" w:sz="4" w:space="0" w:color="auto"/>
+            </w:tcBorders>
+          </w:tcPr>
+          <w:p>
+            <w:pPr>
+              <w:shd w:val="clear" w:color="auto" w:fill="FFFFFF"/>
+              <w:jc w:val="center"/>
+              <w:rPr>
+                <w:bCs/>
+                <w:sz w:val="20"/>
+                <w:szCs w:val="20"/>
+              </w:rPr>
+            </w:pPr>
+            <w:r>
+              <w:rPr>
+                <w:bCs/>
+                <w:sz w:val="20"/>
+                <w:szCs w:val="20"/>
+              </w:rPr>
+              <w:t>2</w:t>
+            </w:r>
+          </w:p>
+        </w:tc>
+        <w:tc>
+          <w:tcPr>
+            <w:tcW w:w="0" w:type="auto"/>
+            <w:tcBorders>
+              <w:top w:val="single" w:sz="4" w:space="0" w:color="auto"/>
+              <w:left w:val="single" w:sz="4" w:space="0" w:color="auto"/>
+              <w:bottom w:val="single" w:sz="4" w:space="0" w:color="auto"/>
+              <w:right w:val="single" w:sz="4" w:space="0" w:color="auto"/>
+            </w:tcBorders>
+          </w:tcPr>
+          <w:p>
+            <w:pPr>
+              <w:shd w:val="clear" w:color="auto" w:fill="FFFFFF"/>
+              <w:jc w:val="center"/>
+              <w:rPr>
+                <w:bCs/>
+                <w:sz w:val="20"/>
+                <w:szCs w:val="20"/>
+              </w:rPr>
+            </w:pPr>
+            <w:r>
+              <w:rPr>
+                <w:bCs/>
+                <w:sz w:val="20"/>
+                <w:szCs w:val="20"/>
+              </w:rPr>
+              <w:t> </w:t>
+            </w:r>
+          </w:p>
+        </w:tc>
+        <w:tc>
+          <w:tcPr>
+            <w:tcW w:w="0" w:type="auto"/>
+            <w:tcBorders>
+              <w:top w:val="single" w:sz="4" w:space="0" w:color="auto"/>
+              <w:left w:val="single" w:sz="4" w:space="0" w:color="auto"/>
+              <w:bottom w:val="single" w:sz="4" w:space="0" w:color="auto"/>
+              <w:right w:val="single" w:sz="4" w:space="0" w:color="auto"/>
+            </w:tcBorders>
+          </w:tcPr>
+          <w:p>
+            <w:pPr>
+              <w:shd w:val="clear" w:color="auto" w:fill="FFFFFF"/>
+              <w:jc w:val="center"/>
+              <w:rPr>
+                <w:bCs/>
+                <w:sz w:val="20"/>
+                <w:szCs w:val="20"/>
+              </w:rPr>
+            </w:pPr>
+            <w:r>
+              <w:rPr>
+                <w:bCs/>
+                <w:sz w:val="20"/>
+                <w:szCs w:val="20"/>
+              </w:rPr>
+              <w:t> </w:t>
+            </w:r>
+          </w:p>
+        </w:tc>
+      </w:tr>
+      <w:tr>
+        <w:trPr>
+          <w:trHeight w:val="65"/>
+        </w:trPr>
+        <w:tc>
+          <w:tcPr>
+            <w:tcW w:w="0" w:type="auto"/>
+            <w:tcBorders>
+              <w:top w:val="single" w:sz="4" w:space="0" w:color="auto"/>
+              <w:left w:val="single" w:sz="4" w:space="0" w:color="auto"/>
+              <w:bottom w:val="single" w:sz="4" w:space="0" w:color="auto"/>
+              <w:right w:val="single" w:sz="4" w:space="0" w:color="auto"/>
+            </w:tcBorders>
+          </w:tcPr>
+          <w:p>
+            <w:pPr>
+              <w:shd w:val="clear" w:color="auto" w:fill="FFFFFF"/>
+              <w:rPr>
+                <w:bCs/>
+                <w:sz w:val="20"/>
+                <w:szCs w:val="20"/>
+              </w:rPr>
+            </w:pPr>
+            <w:r>
+              <w:rPr>
+                <w:bCs/>
+                <w:sz w:val="20"/>
+                <w:szCs w:val="20"/>
+              </w:rPr>
+              <w:t>2-Планирование и мониторинг проекта</w:t>
+            </w:r>
+          </w:p>
+        </w:tc>
+        <w:tc>
+          <w:tcPr>
+            <w:tcW w:w="0" w:type="auto"/>
+            <w:tcBorders>
+              <w:top w:val="single" w:sz="4" w:space="0" w:color="auto"/>
+              <w:left w:val="single" w:sz="4" w:space="0" w:color="auto"/>
+              <w:bottom w:val="single" w:sz="4" w:space="0" w:color="auto"/>
+              <w:right w:val="single" w:sz="4" w:space="0" w:color="auto"/>
+            </w:tcBorders>
+          </w:tcPr>
+          <w:p>
+            <w:pPr>
+              <w:shd w:val="clear" w:color="auto" w:fill="FFFFFF"/>
+              <w:jc w:val="center"/>
+              <w:rPr>
+                <w:bCs/>
+                <w:sz w:val="20"/>
+                <w:szCs w:val="20"/>
+              </w:rPr>
+            </w:pPr>
+            <w:r>
+              <w:rPr>
+                <w:bCs/>
+                <w:sz w:val="20"/>
+                <w:szCs w:val="20"/>
+              </w:rPr>
+              <w:t>11</w:t>
+            </w:r>
+          </w:p>
+        </w:tc>
+        <w:tc>
+          <w:tcPr>
+            <w:tcW w:w="0" w:type="auto"/>
+            <w:tcBorders>
+              <w:top w:val="single" w:sz="4" w:space="0" w:color="auto"/>
+              <w:left w:val="single" w:sz="4" w:space="0" w:color="auto"/>
+              <w:bottom w:val="single" w:sz="4" w:space="0" w:color="auto"/>
+              <w:right w:val="single" w:sz="4" w:space="0" w:color="auto"/>
+            </w:tcBorders>
+          </w:tcPr>
+          <w:p>
+            <w:pPr>
+              <w:shd w:val="clear" w:color="auto" w:fill="FFFFFF"/>
+              <w:rPr>
+                <w:b/>
+                <w:bCs/>
+                <w:sz w:val="20"/>
+                <w:szCs w:val="20"/>
+              </w:rPr>
+            </w:pPr>
+            <w:r>
+              <w:rPr>
+                <w:b/>
+                <w:bCs/>
+                <w:sz w:val="20"/>
+                <w:szCs w:val="20"/>
+              </w:rPr>
+              <w:t>Итоговая презентация проекта </w:t>
+            </w:r>
+          </w:p>
+          <w:p>
+            <w:pPr>
+              <w:shd w:val="clear" w:color="auto" w:fill="FFFFFF"/>
+              <w:rPr>
+                <w:bCs/>
+                <w:sz w:val="20"/>
+                <w:szCs w:val="20"/>
+              </w:rPr>
+            </w:pPr>
+            <w:r>
+              <w:rPr>
+                <w:bCs/>
+                <w:sz w:val="20"/>
+                <w:szCs w:val="20"/>
+              </w:rPr>
+              <w:t>Подготовить итоговую презентацию учебного проекта для защиты перед «заказчиком»</w:t>
+            </w:r>
+          </w:p>
+        </w:tc>
+        <w:tc>
+          <w:tcPr>
+            <w:tcW w:w="0" w:type="auto"/>
+            <w:tcBorders>
+              <w:top w:val="single" w:sz="4" w:space="0" w:color="auto"/>
+              <w:left w:val="single" w:sz="4" w:space="0" w:color="auto"/>
+              <w:bottom w:val="single" w:sz="4" w:space="0" w:color="auto"/>
+              <w:right w:val="single" w:sz="4" w:space="0" w:color="auto"/>
+            </w:tcBorders>
+          </w:tcPr>
+          <w:p>
+            <w:pPr>
+              <w:shd w:val="clear" w:color="auto" w:fill="FFFFFF"/>
+              <w:jc w:val="center"/>
+              <w:rPr>
+                <w:bCs/>
+                <w:sz w:val="20"/>
+                <w:szCs w:val="20"/>
+              </w:rPr>
+            </w:pPr>
+            <w:r>
+              <w:rPr>
+                <w:bCs/>
+                <w:sz w:val="20"/>
+                <w:szCs w:val="20"/>
+              </w:rPr>
+              <w:t>2</w:t>
+            </w:r>
+          </w:p>
+        </w:tc>
+        <w:tc>
+          <w:tcPr>
+            <w:tcW w:w="0" w:type="auto"/>
+            <w:tcBorders>
+              <w:top w:val="single" w:sz="4" w:space="0" w:color="auto"/>
+              <w:left w:val="single" w:sz="4" w:space="0" w:color="auto"/>
+              <w:bottom w:val="single" w:sz="4" w:space="0" w:color="auto"/>
+              <w:right w:val="single" w:sz="4" w:space="0" w:color="auto"/>
+            </w:tcBorders>
+          </w:tcPr>
+          <w:p>
+            <w:pPr>
+              <w:shd w:val="clear" w:color="auto" w:fill="FFFFFF"/>
+              <w:jc w:val="center"/>
+              <w:rPr>
+                <w:bCs/>
+                <w:sz w:val="20"/>
+                <w:szCs w:val="20"/>
+              </w:rPr>
+            </w:pPr>
+            <w:r>
+              <w:rPr>
+                <w:bCs/>
+                <w:sz w:val="20"/>
+                <w:szCs w:val="20"/>
+              </w:rPr>
+              <w:t> </w:t>
+            </w:r>
+          </w:p>
+        </w:tc>
+        <w:tc>
+          <w:tcPr>
+            <w:tcW w:w="0" w:type="auto"/>
+            <w:tcBorders>
+              <w:top w:val="single" w:sz="4" w:space="0" w:color="auto"/>
+              <w:left w:val="single" w:sz="4" w:space="0" w:color="auto"/>
+              <w:bottom w:val="single" w:sz="4" w:space="0" w:color="auto"/>
+              <w:right w:val="single" w:sz="4" w:space="0" w:color="auto"/>
+            </w:tcBorders>
+          </w:tcPr>
+          <w:p>
+            <w:pPr>
+              <w:shd w:val="clear" w:color="auto" w:fill="FFFFFF"/>
+              <w:jc w:val="center"/>
+              <w:rPr>
+                <w:bCs/>
+                <w:sz w:val="20"/>
+                <w:szCs w:val="20"/>
+              </w:rPr>
+            </w:pPr>
+            <w:r>
+              <w:rPr>
+                <w:bCs/>
+                <w:sz w:val="20"/>
+                <w:szCs w:val="20"/>
+              </w:rPr>
+              <w:t> </w:t>
+            </w:r>
+          </w:p>
+        </w:tc>
+      </w:tr>
+      <w:tr>
+        <w:trPr>
+          <w:trHeight w:val="65"/>
+        </w:trPr>
+        <w:tc>
+          <w:tcPr>
+            <w:tcW w:w="0" w:type="auto"/>
+            <w:tcBorders>
+              <w:top w:val="single" w:sz="4" w:space="0" w:color="auto"/>
+              <w:left w:val="single" w:sz="4" w:space="0" w:color="auto"/>
+              <w:bottom w:val="single" w:sz="4" w:space="0" w:color="auto"/>
+              <w:right w:val="single" w:sz="4" w:space="0" w:color="auto"/>
+            </w:tcBorders>
+          </w:tcPr>
+          <w:p>
+            <w:pPr>
+              <w:shd w:val="clear" w:color="auto" w:fill="FFFFFF"/>
+              <w:rPr>
+                <w:bCs/>
+                <w:sz w:val="20"/>
+                <w:szCs w:val="20"/>
+              </w:rPr>
+            </w:pPr>
+            <w:r>
+              <w:rPr>
+                <w:bCs/>
+                <w:sz w:val="20"/>
+                <w:szCs w:val="20"/>
+              </w:rPr>
+              <w:t>2-Планирование и мониторинг проекта</w:t>
+            </w:r>
+          </w:p>
+        </w:tc>
+        <w:tc>
+          <w:tcPr>
+            <w:tcW w:w="0" w:type="auto"/>
+            <w:tcBorders>
+              <w:top w:val="single" w:sz="4" w:space="0" w:color="auto"/>
+              <w:left w:val="single" w:sz="4" w:space="0" w:color="auto"/>
+              <w:bottom w:val="single" w:sz="4" w:space="0" w:color="auto"/>
+              <w:right w:val="single" w:sz="4" w:space="0" w:color="auto"/>
+            </w:tcBorders>
+          </w:tcPr>
+          <w:p>
+            <w:pPr>
+              <w:shd w:val="clear" w:color="auto" w:fill="FFFFFF"/>
+              <w:jc w:val="center"/>
+              <w:rPr>
+                <w:bCs/>
+                <w:sz w:val="20"/>
+                <w:szCs w:val="20"/>
+              </w:rPr>
+            </w:pPr>
+            <w:r>
+              <w:rPr>
+                <w:bCs/>
+                <w:sz w:val="20"/>
+                <w:szCs w:val="20"/>
+              </w:rPr>
+              <w:t>12</w:t>
+            </w:r>
+          </w:p>
+        </w:tc>
+        <w:tc>
+          <w:tcPr>
+            <w:tcW w:w="0" w:type="auto"/>
+            <w:tcBorders>
+              <w:top w:val="single" w:sz="4" w:space="0" w:color="auto"/>
+              <w:left w:val="single" w:sz="4" w:space="0" w:color="auto"/>
+              <w:bottom w:val="single" w:sz="4" w:space="0" w:color="auto"/>
+              <w:right w:val="single" w:sz="4" w:space="0" w:color="auto"/>
+            </w:tcBorders>
+          </w:tcPr>
+          <w:p>
+            <w:pPr>
+              <w:shd w:val="clear" w:color="auto" w:fill="FFFFFF"/>
+              <w:rPr>
+                <w:b/>
+                <w:bCs/>
+                <w:sz w:val="20"/>
+                <w:szCs w:val="20"/>
+              </w:rPr>
+            </w:pPr>
+            <w:r>
+              <w:rPr>
+                <w:b/>
+                <w:bCs/>
+                <w:sz w:val="20"/>
+                <w:szCs w:val="20"/>
+              </w:rPr>
+              <w:t>Оценка зрелости процессов PM</w:t>
+            </w:r>
+          </w:p>
+          <w:p>
+            <w:pPr>
+              <w:shd w:val="clear" w:color="auto" w:fill="FFFFFF"/>
+              <w:rPr>
+                <w:bCs/>
+                <w:sz w:val="20"/>
+                <w:szCs w:val="20"/>
+              </w:rPr>
+            </w:pPr>
+            <w:r>
+              <w:rPr>
+                <w:bCs/>
+                <w:sz w:val="20"/>
+                <w:szCs w:val="20"/>
+              </w:rPr>
+              <w:t>Провести самооценку зрелости процессов управления проектами в команде по модели OPM3</w:t>
+            </w:r>
+          </w:p>
+        </w:tc>
+        <w:tc>
+          <w:tcPr>
+            <w:tcW w:w="0" w:type="auto"/>
+            <w:tcBorders>
+              <w:top w:val="single" w:sz="4" w:space="0" w:color="auto"/>
+              <w:left w:val="single" w:sz="4" w:space="0" w:color="auto"/>
+              <w:bottom w:val="single" w:sz="4" w:space="0" w:color="auto"/>
+              <w:right w:val="single" w:sz="4" w:space="0" w:color="auto"/>
+            </w:tcBorders>
+          </w:tcPr>
+          <w:p>
+            <w:pPr>
+              <w:shd w:val="clear" w:color="auto" w:fill="FFFFFF"/>
+              <w:jc w:val="center"/>
+              <w:rPr>
+                <w:bCs/>
+                <w:sz w:val="20"/>
+                <w:szCs w:val="20"/>
+              </w:rPr>
+            </w:pPr>
+            <w:r>
+              <w:rPr>
+                <w:bCs/>
+                <w:sz w:val="20"/>
+                <w:szCs w:val="20"/>
+              </w:rPr>
+              <w:t>2</w:t>
+            </w:r>
+          </w:p>
+        </w:tc>
+        <w:tc>
+          <w:tcPr>
+            <w:tcW w:w="0" w:type="auto"/>
+            <w:tcBorders>
+              <w:top w:val="single" w:sz="4" w:space="0" w:color="auto"/>
+              <w:left w:val="single" w:sz="4" w:space="0" w:color="auto"/>
+              <w:bottom w:val="single" w:sz="4" w:space="0" w:color="auto"/>
+              <w:right w:val="single" w:sz="4" w:space="0" w:color="auto"/>
+            </w:tcBorders>
+          </w:tcPr>
+          <w:p>
+            <w:pPr>
+              <w:shd w:val="clear" w:color="auto" w:fill="FFFFFF"/>
+              <w:jc w:val="center"/>
+              <w:rPr>
+                <w:bCs/>
+                <w:sz w:val="20"/>
+                <w:szCs w:val="20"/>
+              </w:rPr>
+            </w:pPr>
+            <w:r>
+              <w:rPr>
+                <w:bCs/>
+                <w:sz w:val="20"/>
+                <w:szCs w:val="20"/>
+              </w:rPr>
+              <w:t> </w:t>
+            </w:r>
+          </w:p>
+        </w:tc>
+        <w:tc>
+          <w:tcPr>
+            <w:tcW w:w="0" w:type="auto"/>
+            <w:tcBorders>
+              <w:top w:val="single" w:sz="4" w:space="0" w:color="auto"/>
+              <w:left w:val="single" w:sz="4" w:space="0" w:color="auto"/>
+              <w:bottom w:val="single" w:sz="4" w:space="0" w:color="auto"/>
+              <w:right w:val="single" w:sz="4" w:space="0" w:color="auto"/>
+            </w:tcBorders>
+          </w:tcPr>
+          <w:p>
+            <w:pPr>
+              <w:shd w:val="clear" w:color="auto" w:fill="FFFFFF"/>
+              <w:jc w:val="center"/>
+              <w:rPr>
+                <w:bCs/>
+                <w:sz w:val="20"/>
+                <w:szCs w:val="20"/>
+              </w:rPr>
+            </w:pPr>
+            <w:r>
+              <w:rPr>
+                <w:bCs/>
+                <w:sz w:val="20"/>
+                <w:szCs w:val="20"/>
+              </w:rPr>
+              <w:t> </w:t>
+            </w:r>
+          </w:p>
+        </w:tc>
+      </w:tr>
+      <w:tr>
+        <w:trPr>
+          <w:trHeight w:val="65"/>
+        </w:trPr>
+        <w:tc>
+          <w:tcPr>
+            <w:tcW w:w="0" w:type="auto"/>
+            <w:tcBorders>
+              <w:top w:val="single" w:sz="4" w:space="0" w:color="auto"/>
+              <w:left w:val="single" w:sz="4" w:space="0" w:color="auto"/>
+              <w:bottom w:val="single" w:sz="4" w:space="0" w:color="auto"/>
+              <w:right w:val="single" w:sz="4" w:space="0" w:color="auto"/>
+            </w:tcBorders>
+          </w:tcPr>
+          <w:p>
+            <w:pPr>
+              <w:shd w:val="clear" w:color="auto" w:fill="FFFFFF"/>
+              <w:rPr>
+                <w:bCs/>
+                <w:sz w:val="20"/>
+                <w:szCs w:val="20"/>
+              </w:rPr>
+            </w:pPr>
+            <w:r>
+              <w:rPr>
+                <w:bCs/>
+                <w:sz w:val="20"/>
+                <w:szCs w:val="20"/>
+              </w:rPr>
+              <w:t>3-Agile и инструменты проектного управления</w:t>
+            </w:r>
+          </w:p>
+        </w:tc>
+        <w:tc>
+          <w:tcPr>
+            <w:tcW w:w="0" w:type="auto"/>
+            <w:tcBorders>
+              <w:top w:val="single" w:sz="4" w:space="0" w:color="auto"/>
+              <w:left w:val="single" w:sz="4" w:space="0" w:color="auto"/>
+              <w:bottom w:val="single" w:sz="4" w:space="0" w:color="auto"/>
+              <w:right w:val="single" w:sz="4" w:space="0" w:color="auto"/>
+            </w:tcBorders>
+          </w:tcPr>
+          <w:p>
+            <w:pPr>
+              <w:shd w:val="clear" w:color="auto" w:fill="FFFFFF"/>
+              <w:jc w:val="center"/>
+              <w:rPr>
+                <w:bCs/>
+                <w:sz w:val="20"/>
+                <w:szCs w:val="20"/>
+              </w:rPr>
+            </w:pPr>
+            <w:r>
+              <w:rPr>
+                <w:bCs/>
+                <w:sz w:val="20"/>
+                <w:szCs w:val="20"/>
+              </w:rPr>
+              <w:t>13</w:t>
+            </w:r>
+          </w:p>
+        </w:tc>
+        <w:tc>
+          <w:tcPr>
+            <w:tcW w:w="0" w:type="auto"/>
+            <w:tcBorders>
+              <w:top w:val="single" w:sz="4" w:space="0" w:color="auto"/>
+              <w:left w:val="single" w:sz="4" w:space="0" w:color="auto"/>
+              <w:bottom w:val="single" w:sz="4" w:space="0" w:color="auto"/>
+              <w:right w:val="single" w:sz="4" w:space="0" w:color="auto"/>
+            </w:tcBorders>
+          </w:tcPr>
+          <w:p>
+            <w:pPr>
+              <w:shd w:val="clear" w:color="auto" w:fill="FFFFFF"/>
+              <w:rPr>
+                <w:b/>
+                <w:bCs/>
+                <w:sz w:val="20"/>
+                <w:szCs w:val="20"/>
+              </w:rPr>
+            </w:pPr>
+            <w:r>
+              <w:rPr>
+                <w:b/>
+                <w:bCs/>
+                <w:sz w:val="20"/>
+                <w:szCs w:val="20"/>
+              </w:rPr>
+              <w:t>Разработка плана управления качеством </w:t>
+            </w:r>
+          </w:p>
+          <w:p>
+            <w:pPr>
+              <w:shd w:val="clear" w:color="auto" w:fill="FFFFFF"/>
+              <w:rPr>
+                <w:bCs/>
+                <w:sz w:val="20"/>
+                <w:szCs w:val="20"/>
+              </w:rPr>
+            </w:pPr>
+            <w:r>
+              <w:rPr>
+                <w:bCs/>
+                <w:sz w:val="20"/>
+                <w:szCs w:val="20"/>
+              </w:rPr>
+              <w:t>Подготовить Разработка плана управления качеством по материалам своей выпускной квалификационной работы </w:t>
+            </w:r>
+          </w:p>
+        </w:tc>
+        <w:tc>
+          <w:tcPr>
+            <w:tcW w:w="0" w:type="auto"/>
+            <w:tcBorders>
+              <w:top w:val="single" w:sz="4" w:space="0" w:color="auto"/>
+              <w:left w:val="single" w:sz="4" w:space="0" w:color="auto"/>
+              <w:bottom w:val="single" w:sz="4" w:space="0" w:color="auto"/>
+              <w:right w:val="single" w:sz="4" w:space="0" w:color="auto"/>
+            </w:tcBorders>
+          </w:tcPr>
+          <w:p>
+            <w:pPr>
+              <w:shd w:val="clear" w:color="auto" w:fill="FFFFFF"/>
+              <w:jc w:val="center"/>
+              <w:rPr>
+                <w:bCs/>
+                <w:sz w:val="20"/>
+                <w:szCs w:val="20"/>
+              </w:rPr>
+            </w:pPr>
+            <w:r>
+              <w:rPr>
+                <w:bCs/>
+                <w:sz w:val="20"/>
+                <w:szCs w:val="20"/>
+              </w:rPr>
+              <w:t>2</w:t>
+            </w:r>
+          </w:p>
+        </w:tc>
+        <w:tc>
+          <w:tcPr>
+            <w:tcW w:w="0" w:type="auto"/>
+            <w:tcBorders>
+              <w:top w:val="single" w:sz="4" w:space="0" w:color="auto"/>
+              <w:left w:val="single" w:sz="4" w:space="0" w:color="auto"/>
+              <w:bottom w:val="single" w:sz="4" w:space="0" w:color="auto"/>
+              <w:right w:val="single" w:sz="4" w:space="0" w:color="auto"/>
+            </w:tcBorders>
+          </w:tcPr>
+          <w:p>
+            <w:pPr>
+              <w:shd w:val="clear" w:color="auto" w:fill="FFFFFF"/>
+              <w:jc w:val="center"/>
+              <w:rPr>
+                <w:bCs/>
+                <w:sz w:val="20"/>
+                <w:szCs w:val="20"/>
+              </w:rPr>
+            </w:pPr>
+            <w:r>
+              <w:rPr>
+                <w:bCs/>
+                <w:sz w:val="20"/>
+                <w:szCs w:val="20"/>
+              </w:rPr>
+              <w:t> </w:t>
+            </w:r>
+          </w:p>
+        </w:tc>
+        <w:tc>
+          <w:tcPr>
+            <w:tcW w:w="0" w:type="auto"/>
+            <w:tcBorders>
+              <w:top w:val="single" w:sz="4" w:space="0" w:color="auto"/>
+              <w:left w:val="single" w:sz="4" w:space="0" w:color="auto"/>
+              <w:bottom w:val="single" w:sz="4" w:space="0" w:color="auto"/>
+              <w:right w:val="single" w:sz="4" w:space="0" w:color="auto"/>
+            </w:tcBorders>
+          </w:tcPr>
+          <w:p>
+            <w:pPr>
+              <w:shd w:val="clear" w:color="auto" w:fill="FFFFFF"/>
+              <w:jc w:val="center"/>
+              <w:rPr>
+                <w:bCs/>
+                <w:sz w:val="20"/>
+                <w:szCs w:val="20"/>
+              </w:rPr>
+            </w:pPr>
+            <w:r>
+              <w:rPr>
+                <w:bCs/>
+                <w:sz w:val="20"/>
+                <w:szCs w:val="20"/>
+              </w:rPr>
+              <w:t> </w:t>
+            </w:r>
+          </w:p>
+        </w:tc>
+      </w:tr>
+      <w:tr>
+        <w:trPr>
+          <w:trHeight w:val="65"/>
+        </w:trPr>
+        <w:tc>
+          <w:tcPr>
+            <w:tcW w:w="0" w:type="auto"/>
+            <w:tcBorders>
+              <w:top w:val="single" w:sz="4" w:space="0" w:color="auto"/>
+              <w:left w:val="single" w:sz="4" w:space="0" w:color="auto"/>
+              <w:bottom w:val="single" w:sz="4" w:space="0" w:color="auto"/>
+              <w:right w:val="single" w:sz="4" w:space="0" w:color="auto"/>
+            </w:tcBorders>
+          </w:tcPr>
+          <w:p>
+            <w:pPr>
+              <w:shd w:val="clear" w:color="auto" w:fill="FFFFFF"/>
+              <w:rPr>
+                <w:bCs/>
+                <w:sz w:val="20"/>
+                <w:szCs w:val="20"/>
+              </w:rPr>
+            </w:pPr>
+            <w:r>
+              <w:rPr>
+                <w:bCs/>
+                <w:sz w:val="20"/>
+                <w:szCs w:val="20"/>
+              </w:rPr>
+              <w:t>3-Agile и инструменты проектного управления</w:t>
+            </w:r>
+          </w:p>
+        </w:tc>
+        <w:tc>
+          <w:tcPr>
+            <w:tcW w:w="0" w:type="auto"/>
+            <w:tcBorders>
+              <w:top w:val="single" w:sz="4" w:space="0" w:color="auto"/>
+              <w:left w:val="single" w:sz="4" w:space="0" w:color="auto"/>
+              <w:bottom w:val="single" w:sz="4" w:space="0" w:color="auto"/>
+              <w:right w:val="single" w:sz="4" w:space="0" w:color="auto"/>
+            </w:tcBorders>
+          </w:tcPr>
+          <w:p>
+            <w:pPr>
+              <w:shd w:val="clear" w:color="auto" w:fill="FFFFFF"/>
+              <w:jc w:val="center"/>
+              <w:rPr>
+                <w:bCs/>
+                <w:sz w:val="20"/>
+                <w:szCs w:val="20"/>
+              </w:rPr>
+            </w:pPr>
+            <w:r>
+              <w:rPr>
+                <w:bCs/>
+                <w:sz w:val="20"/>
+                <w:szCs w:val="20"/>
+              </w:rPr>
+              <w:t>14</w:t>
+            </w:r>
+          </w:p>
+        </w:tc>
+        <w:tc>
+          <w:tcPr>
+            <w:tcW w:w="0" w:type="auto"/>
+            <w:tcBorders>
+              <w:top w:val="single" w:sz="4" w:space="0" w:color="auto"/>
+              <w:left w:val="single" w:sz="4" w:space="0" w:color="auto"/>
+              <w:bottom w:val="single" w:sz="4" w:space="0" w:color="auto"/>
+              <w:right w:val="single" w:sz="4" w:space="0" w:color="auto"/>
+            </w:tcBorders>
+          </w:tcPr>
+          <w:p>
+            <w:pPr>
+              <w:shd w:val="clear" w:color="auto" w:fill="FFFFFF"/>
+              <w:rPr>
+                <w:b/>
+                <w:bCs/>
+                <w:sz w:val="20"/>
+                <w:szCs w:val="20"/>
+              </w:rPr>
+            </w:pPr>
+            <w:r>
+              <w:rPr>
+                <w:b/>
+                <w:bCs/>
+                <w:sz w:val="20"/>
+                <w:szCs w:val="20"/>
+              </w:rPr>
+              <w:t>Peer review проектной документации </w:t>
+            </w:r>
+          </w:p>
+          <w:p>
+            <w:pPr>
+              <w:shd w:val="clear" w:color="auto" w:fill="FFFFFF"/>
+              <w:rPr>
+                <w:bCs/>
+                <w:sz w:val="20"/>
+                <w:szCs w:val="20"/>
+              </w:rPr>
+            </w:pPr>
+            <w:r>
+              <w:rPr>
+                <w:bCs/>
+                <w:sz w:val="20"/>
+                <w:szCs w:val="20"/>
+              </w:rPr>
+              <w:t>Провести peer review проектной документации соседней команды: устав, WBS, реестр рисков</w:t>
+            </w:r>
+          </w:p>
+        </w:tc>
+        <w:tc>
+          <w:tcPr>
+            <w:tcW w:w="0" w:type="auto"/>
+            <w:tcBorders>
+              <w:top w:val="single" w:sz="4" w:space="0" w:color="auto"/>
+              <w:left w:val="single" w:sz="4" w:space="0" w:color="auto"/>
+              <w:bottom w:val="single" w:sz="4" w:space="0" w:color="auto"/>
+              <w:right w:val="single" w:sz="4" w:space="0" w:color="auto"/>
+            </w:tcBorders>
+          </w:tcPr>
+          <w:p>
+            <w:pPr>
+              <w:shd w:val="clear" w:color="auto" w:fill="FFFFFF"/>
+              <w:jc w:val="center"/>
+              <w:rPr>
+                <w:bCs/>
+                <w:sz w:val="20"/>
+                <w:szCs w:val="20"/>
+              </w:rPr>
+            </w:pPr>
+            <w:r>
+              <w:rPr>
+                <w:bCs/>
+                <w:sz w:val="20"/>
+                <w:szCs w:val="20"/>
+              </w:rPr>
+              <w:t>2</w:t>
+            </w:r>
+          </w:p>
+        </w:tc>
+        <w:tc>
+          <w:tcPr>
+            <w:tcW w:w="0" w:type="auto"/>
+            <w:tcBorders>
+              <w:top w:val="single" w:sz="4" w:space="0" w:color="auto"/>
+              <w:left w:val="single" w:sz="4" w:space="0" w:color="auto"/>
+              <w:bottom w:val="single" w:sz="4" w:space="0" w:color="auto"/>
+              <w:right w:val="single" w:sz="4" w:space="0" w:color="auto"/>
+            </w:tcBorders>
+          </w:tcPr>
+          <w:p>
+            <w:pPr>
+              <w:shd w:val="clear" w:color="auto" w:fill="FFFFFF"/>
+              <w:jc w:val="center"/>
+              <w:rPr>
+                <w:bCs/>
+                <w:sz w:val="20"/>
+                <w:szCs w:val="20"/>
+              </w:rPr>
+            </w:pPr>
+            <w:r>
+              <w:rPr>
+                <w:bCs/>
+                <w:sz w:val="20"/>
+                <w:szCs w:val="20"/>
+              </w:rPr>
+              <w:t> </w:t>
+            </w:r>
+          </w:p>
+        </w:tc>
+        <w:tc>
+          <w:tcPr>
+            <w:tcW w:w="0" w:type="auto"/>
+            <w:tcBorders>
+              <w:top w:val="single" w:sz="4" w:space="0" w:color="auto"/>
+              <w:left w:val="single" w:sz="4" w:space="0" w:color="auto"/>
+              <w:bottom w:val="single" w:sz="4" w:space="0" w:color="auto"/>
+              <w:right w:val="single" w:sz="4" w:space="0" w:color="auto"/>
+            </w:tcBorders>
+          </w:tcPr>
+          <w:p>
+            <w:pPr>
+              <w:shd w:val="clear" w:color="auto" w:fill="FFFFFF"/>
+              <w:jc w:val="center"/>
+              <w:rPr>
+                <w:bCs/>
+                <w:sz w:val="20"/>
+                <w:szCs w:val="20"/>
+              </w:rPr>
+            </w:pPr>
+            <w:r>
+              <w:rPr>
+                <w:bCs/>
+                <w:sz w:val="20"/>
+                <w:szCs w:val="20"/>
+              </w:rPr>
+              <w:t> </w:t>
+            </w:r>
+          </w:p>
+        </w:tc>
+      </w:tr>
+      <w:tr>
+        <w:trPr>
+          <w:trHeight w:val="65"/>
+        </w:trPr>
+        <w:tc>
+          <w:tcPr>
+            <w:tcW w:w="0" w:type="auto"/>
+            <w:tcBorders>
+              <w:top w:val="single" w:sz="4" w:space="0" w:color="auto"/>
+              <w:left w:val="single" w:sz="4" w:space="0" w:color="auto"/>
+              <w:bottom w:val="single" w:sz="4" w:space="0" w:color="auto"/>
+              <w:right w:val="single" w:sz="4" w:space="0" w:color="auto"/>
+            </w:tcBorders>
+          </w:tcPr>
+          <w:p>
+            <w:pPr>
+              <w:shd w:val="clear" w:color="auto" w:fill="FFFFFF"/>
+              <w:rPr>
+                <w:bCs/>
+                <w:sz w:val="20"/>
+                <w:szCs w:val="20"/>
+              </w:rPr>
+            </w:pPr>
+            <w:r>
+              <w:rPr>
+                <w:bCs/>
+                <w:sz w:val="20"/>
+                <w:szCs w:val="20"/>
+              </w:rPr>
+              <w:t>3-Agile и инструменты проектного управления</w:t>
+            </w:r>
+          </w:p>
+        </w:tc>
+        <w:tc>
+          <w:tcPr>
+            <w:tcW w:w="0" w:type="auto"/>
+            <w:tcBorders>
+              <w:top w:val="single" w:sz="4" w:space="0" w:color="auto"/>
+              <w:left w:val="single" w:sz="4" w:space="0" w:color="auto"/>
+              <w:bottom w:val="single" w:sz="4" w:space="0" w:color="auto"/>
+              <w:right w:val="single" w:sz="4" w:space="0" w:color="auto"/>
+            </w:tcBorders>
+          </w:tcPr>
+          <w:p>
+            <w:pPr>
+              <w:shd w:val="clear" w:color="auto" w:fill="FFFFFF"/>
+              <w:jc w:val="center"/>
+              <w:rPr>
+                <w:bCs/>
+                <w:sz w:val="20"/>
+                <w:szCs w:val="20"/>
+              </w:rPr>
+            </w:pPr>
+            <w:r>
+              <w:rPr>
+                <w:bCs/>
+                <w:sz w:val="20"/>
+                <w:szCs w:val="20"/>
+              </w:rPr>
+              <w:t>15</w:t>
+            </w:r>
+          </w:p>
+        </w:tc>
+        <w:tc>
+          <w:tcPr>
+            <w:tcW w:w="0" w:type="auto"/>
+            <w:tcBorders>
+              <w:top w:val="single" w:sz="4" w:space="0" w:color="auto"/>
+              <w:left w:val="single" w:sz="4" w:space="0" w:color="auto"/>
+              <w:bottom w:val="single" w:sz="4" w:space="0" w:color="auto"/>
+              <w:right w:val="single" w:sz="4" w:space="0" w:color="auto"/>
+            </w:tcBorders>
+          </w:tcPr>
+          <w:p>
+            <w:pPr>
+              <w:shd w:val="clear" w:color="auto" w:fill="FFFFFF"/>
+              <w:rPr>
+                <w:b/>
+                <w:bCs/>
+                <w:sz w:val="20"/>
+                <w:szCs w:val="20"/>
+              </w:rPr>
+            </w:pPr>
+            <w:r>
+              <w:rPr>
+                <w:b/>
+                <w:bCs/>
+                <w:sz w:val="20"/>
+                <w:szCs w:val="20"/>
+              </w:rPr>
+              <w:t>Анализ реального ИТ-проекта </w:t>
+            </w:r>
+          </w:p>
+          <w:p>
+            <w:pPr>
+              <w:shd w:val="clear" w:color="auto" w:fill="FFFFFF"/>
+              <w:rPr>
+                <w:bCs/>
+                <w:sz w:val="20"/>
+                <w:szCs w:val="20"/>
+              </w:rPr>
+            </w:pPr>
+            <w:r>
+              <w:rPr>
+                <w:bCs/>
+                <w:sz w:val="20"/>
+                <w:szCs w:val="20"/>
+              </w:rPr>
+              <w:t>Разобрать кейс реального ИТ-проекта: выявить ошибки планирования и предложить улучшения</w:t>
+            </w:r>
+          </w:p>
+        </w:tc>
+        <w:tc>
+          <w:tcPr>
+            <w:tcW w:w="0" w:type="auto"/>
+            <w:tcBorders>
+              <w:top w:val="single" w:sz="4" w:space="0" w:color="auto"/>
+              <w:left w:val="single" w:sz="4" w:space="0" w:color="auto"/>
+              <w:bottom w:val="single" w:sz="4" w:space="0" w:color="auto"/>
+              <w:right w:val="single" w:sz="4" w:space="0" w:color="auto"/>
+            </w:tcBorders>
+          </w:tcPr>
+          <w:p>
+            <w:pPr>
+              <w:shd w:val="clear" w:color="auto" w:fill="FFFFFF"/>
+              <w:jc w:val="center"/>
+              <w:rPr>
+                <w:bCs/>
+                <w:sz w:val="20"/>
+                <w:szCs w:val="20"/>
+              </w:rPr>
+            </w:pPr>
+            <w:r>
+              <w:rPr>
+                <w:bCs/>
+                <w:sz w:val="20"/>
+                <w:szCs w:val="20"/>
+              </w:rPr>
+              <w:t>2</w:t>
+            </w:r>
+          </w:p>
+        </w:tc>
+        <w:tc>
+          <w:tcPr>
+            <w:tcW w:w="0" w:type="auto"/>
+            <w:tcBorders>
+              <w:top w:val="single" w:sz="4" w:space="0" w:color="auto"/>
+              <w:left w:val="single" w:sz="4" w:space="0" w:color="auto"/>
+              <w:bottom w:val="single" w:sz="4" w:space="0" w:color="auto"/>
+              <w:right w:val="single" w:sz="4" w:space="0" w:color="auto"/>
+            </w:tcBorders>
+          </w:tcPr>
+          <w:p>
+            <w:pPr>
+              <w:shd w:val="clear" w:color="auto" w:fill="FFFFFF"/>
+              <w:jc w:val="center"/>
+              <w:rPr>
+                <w:bCs/>
+                <w:sz w:val="20"/>
+                <w:szCs w:val="20"/>
+              </w:rPr>
+            </w:pPr>
+            <w:r>
+              <w:rPr>
+                <w:bCs/>
+                <w:sz w:val="20"/>
+                <w:szCs w:val="20"/>
+              </w:rPr>
+              <w:t> </w:t>
+            </w:r>
+          </w:p>
+        </w:tc>
+        <w:tc>
+          <w:tcPr>
+            <w:tcW w:w="0" w:type="auto"/>
+            <w:tcBorders>
+              <w:top w:val="single" w:sz="4" w:space="0" w:color="auto"/>
+              <w:left w:val="single" w:sz="4" w:space="0" w:color="auto"/>
+              <w:bottom w:val="single" w:sz="4" w:space="0" w:color="auto"/>
+              <w:right w:val="single" w:sz="4" w:space="0" w:color="auto"/>
+            </w:tcBorders>
+          </w:tcPr>
+          <w:p>
+            <w:pPr>
+              <w:shd w:val="clear" w:color="auto" w:fill="FFFFFF"/>
+              <w:jc w:val="center"/>
+              <w:rPr>
+                <w:bCs/>
+                <w:sz w:val="20"/>
+                <w:szCs w:val="20"/>
+              </w:rPr>
+            </w:pPr>
+            <w:r>
+              <w:rPr>
+                <w:bCs/>
+                <w:sz w:val="20"/>
+                <w:szCs w:val="20"/>
+              </w:rPr>
+              <w:t> </w:t>
+            </w:r>
+          </w:p>
+        </w:tc>
+      </w:tr>
+      <w:tr>
+        <w:trPr>
+          <w:trHeight w:val="65"/>
+        </w:trPr>
+        <w:tc>
+          <w:tcPr>
+            <w:tcW w:w="0" w:type="auto"/>
+            <w:tcBorders>
+              <w:top w:val="single" w:sz="4" w:space="0" w:color="auto"/>
+              <w:left w:val="single" w:sz="4" w:space="0" w:color="auto"/>
+              <w:bottom w:val="single" w:sz="4" w:space="0" w:color="auto"/>
+              <w:right w:val="single" w:sz="4" w:space="0" w:color="auto"/>
+            </w:tcBorders>
+          </w:tcPr>
+          <w:p>
+            <w:pPr>
+              <w:shd w:val="clear" w:color="auto" w:fill="FFFFFF"/>
+              <w:rPr>
+                <w:bCs/>
+                <w:sz w:val="20"/>
+                <w:szCs w:val="20"/>
+              </w:rPr>
+            </w:pPr>
+            <w:r>
+              <w:rPr>
+                <w:bCs/>
+                <w:sz w:val="20"/>
+                <w:szCs w:val="20"/>
+              </w:rPr>
+              <w:t>3-Agile и инструменты проектного управления</w:t>
+            </w:r>
+          </w:p>
+        </w:tc>
+        <w:tc>
+          <w:tcPr>
+            <w:tcW w:w="0" w:type="auto"/>
+            <w:tcBorders>
+              <w:top w:val="single" w:sz="4" w:space="0" w:color="auto"/>
+              <w:left w:val="single" w:sz="4" w:space="0" w:color="auto"/>
+              <w:bottom w:val="single" w:sz="4" w:space="0" w:color="auto"/>
+              <w:right w:val="single" w:sz="4" w:space="0" w:color="auto"/>
+            </w:tcBorders>
+          </w:tcPr>
+          <w:p>
+            <w:pPr>
+              <w:shd w:val="clear" w:color="auto" w:fill="FFFFFF"/>
+              <w:jc w:val="center"/>
+              <w:rPr>
+                <w:bCs/>
+                <w:sz w:val="20"/>
+                <w:szCs w:val="20"/>
+              </w:rPr>
+            </w:pPr>
+            <w:r>
+              <w:rPr>
+                <w:bCs/>
+                <w:sz w:val="20"/>
+                <w:szCs w:val="20"/>
+              </w:rPr>
+              <w:t>16</w:t>
+            </w:r>
+          </w:p>
+        </w:tc>
+        <w:tc>
+          <w:tcPr>
+            <w:tcW w:w="0" w:type="auto"/>
+            <w:tcBorders>
+              <w:top w:val="single" w:sz="4" w:space="0" w:color="auto"/>
+              <w:left w:val="single" w:sz="4" w:space="0" w:color="auto"/>
+              <w:bottom w:val="single" w:sz="4" w:space="0" w:color="auto"/>
+              <w:right w:val="single" w:sz="4" w:space="0" w:color="auto"/>
+            </w:tcBorders>
+          </w:tcPr>
+          <w:p>
+            <w:pPr>
+              <w:shd w:val="clear" w:color="auto" w:fill="FFFFFF"/>
+              <w:rPr>
+                <w:b/>
+                <w:bCs/>
+                <w:sz w:val="20"/>
+                <w:szCs w:val="20"/>
+              </w:rPr>
+            </w:pPr>
+            <w:r>
+              <w:rPr>
+                <w:b/>
+                <w:bCs/>
+                <w:sz w:val="20"/>
+                <w:szCs w:val="20"/>
+              </w:rPr>
+              <w:t>Формирование документации закрытия</w:t>
+            </w:r>
+          </w:p>
+          <w:p>
+            <w:pPr>
+              <w:shd w:val="clear" w:color="auto" w:fill="FFFFFF"/>
+              <w:rPr>
+                <w:bCs/>
+                <w:sz w:val="20"/>
+                <w:szCs w:val="20"/>
+              </w:rPr>
+            </w:pPr>
+            <w:r>
+              <w:rPr>
+                <w:bCs/>
+                <w:sz w:val="20"/>
+                <w:szCs w:val="20"/>
+              </w:rPr>
+              <w:t>Подготовить полный пакет документов закрытия проекта: акт приёмки, отчёт о выполнении, lessons learned</w:t>
+            </w:r>
+          </w:p>
+        </w:tc>
+        <w:tc>
+          <w:tcPr>
+            <w:tcW w:w="0" w:type="auto"/>
+            <w:tcBorders>
+              <w:top w:val="single" w:sz="4" w:space="0" w:color="auto"/>
+              <w:left w:val="single" w:sz="4" w:space="0" w:color="auto"/>
+              <w:bottom w:val="single" w:sz="4" w:space="0" w:color="auto"/>
+              <w:right w:val="single" w:sz="4" w:space="0" w:color="auto"/>
+            </w:tcBorders>
+          </w:tcPr>
+          <w:p>
+            <w:pPr>
+              <w:shd w:val="clear" w:color="auto" w:fill="FFFFFF"/>
+              <w:jc w:val="center"/>
+              <w:rPr>
+                <w:bCs/>
+                <w:sz w:val="20"/>
+                <w:szCs w:val="20"/>
+              </w:rPr>
+            </w:pPr>
+            <w:r>
+              <w:rPr>
+                <w:bCs/>
+                <w:sz w:val="20"/>
+                <w:szCs w:val="20"/>
+              </w:rPr>
+              <w:t>2</w:t>
+            </w:r>
+          </w:p>
+        </w:tc>
+        <w:tc>
+          <w:tcPr>
+            <w:tcW w:w="0" w:type="auto"/>
+            <w:tcBorders>
+              <w:top w:val="single" w:sz="4" w:space="0" w:color="auto"/>
+              <w:left w:val="single" w:sz="4" w:space="0" w:color="auto"/>
+              <w:bottom w:val="single" w:sz="4" w:space="0" w:color="auto"/>
+              <w:right w:val="single" w:sz="4" w:space="0" w:color="auto"/>
+            </w:tcBorders>
+          </w:tcPr>
+          <w:p>
+            <w:pPr>
+              <w:shd w:val="clear" w:color="auto" w:fill="FFFFFF"/>
+              <w:jc w:val="center"/>
+              <w:rPr>
+                <w:bCs/>
+                <w:sz w:val="20"/>
+                <w:szCs w:val="20"/>
+              </w:rPr>
+            </w:pPr>
+            <w:r>
+              <w:rPr>
+                <w:bCs/>
+                <w:sz w:val="20"/>
+                <w:szCs w:val="20"/>
+              </w:rPr>
+              <w:t> </w:t>
+            </w:r>
+          </w:p>
+        </w:tc>
+        <w:tc>
+          <w:tcPr>
+            <w:tcW w:w="0" w:type="auto"/>
+            <w:tcBorders>
+              <w:top w:val="single" w:sz="4" w:space="0" w:color="auto"/>
+              <w:left w:val="single" w:sz="4" w:space="0" w:color="auto"/>
+              <w:bottom w:val="single" w:sz="4" w:space="0" w:color="auto"/>
+              <w:right w:val="single" w:sz="4" w:space="0" w:color="auto"/>
+            </w:tcBorders>
+          </w:tcPr>
+          <w:p>
+            <w:pPr>
+              <w:shd w:val="clear" w:color="auto" w:fill="FFFFFF"/>
+              <w:jc w:val="center"/>
+              <w:rPr>
+                <w:bCs/>
+                <w:sz w:val="20"/>
+                <w:szCs w:val="20"/>
+              </w:rPr>
+            </w:pPr>
+            <w:r>
+              <w:rPr>
+                <w:bCs/>
+                <w:sz w:val="20"/>
+                <w:szCs w:val="20"/>
+              </w:rPr>
+              <w:t> </w:t>
+            </w:r>
+          </w:p>
+        </w:tc>
+      </w:tr>
+      <w:tr>
+        <w:trPr>
+          <w:trHeight w:val="65"/>
+        </w:trPr>
+        <w:tc>
+          <w:tcPr>
+            <w:tcW w:w="0" w:type="auto"/>
+            <w:tcBorders>
+              <w:top w:val="single" w:sz="4" w:space="0" w:color="auto"/>
+              <w:left w:val="single" w:sz="4" w:space="0" w:color="auto"/>
+              <w:bottom w:val="single" w:sz="4" w:space="0" w:color="auto"/>
+              <w:right w:val="single" w:sz="4" w:space="0" w:color="auto"/>
+            </w:tcBorders>
+          </w:tcPr>
+          <w:p>
+            <w:pPr>
+              <w:shd w:val="clear" w:color="auto" w:fill="FFFFFF"/>
+              <w:rPr>
+                <w:bCs/>
+                <w:sz w:val="20"/>
+                <w:szCs w:val="20"/>
+              </w:rPr>
+            </w:pPr>
+            <w:r>
+              <w:rPr>
+                <w:bCs/>
+                <w:sz w:val="20"/>
+                <w:szCs w:val="20"/>
+              </w:rPr>
+              <w:t>3-Agile и инструменты проектного управления</w:t>
+            </w:r>
+          </w:p>
+        </w:tc>
+        <w:tc>
+          <w:tcPr>
+            <w:tcW w:w="0" w:type="auto"/>
+            <w:tcBorders>
+              <w:top w:val="single" w:sz="4" w:space="0" w:color="auto"/>
+              <w:left w:val="single" w:sz="4" w:space="0" w:color="auto"/>
+              <w:bottom w:val="single" w:sz="4" w:space="0" w:color="auto"/>
+              <w:right w:val="single" w:sz="4" w:space="0" w:color="auto"/>
+            </w:tcBorders>
+          </w:tcPr>
+          <w:p>
+            <w:pPr>
+              <w:shd w:val="clear" w:color="auto" w:fill="FFFFFF"/>
+              <w:jc w:val="center"/>
+              <w:rPr>
+                <w:bCs/>
+                <w:sz w:val="20"/>
+                <w:szCs w:val="20"/>
+              </w:rPr>
+            </w:pPr>
+            <w:r>
+              <w:rPr>
+                <w:bCs/>
+                <w:sz w:val="20"/>
+                <w:szCs w:val="20"/>
+              </w:rPr>
+              <w:t>17</w:t>
+            </w:r>
+          </w:p>
+        </w:tc>
+        <w:tc>
+          <w:tcPr>
+            <w:tcW w:w="0" w:type="auto"/>
+            <w:tcBorders>
+              <w:top w:val="single" w:sz="4" w:space="0" w:color="auto"/>
+              <w:left w:val="single" w:sz="4" w:space="0" w:color="auto"/>
+              <w:bottom w:val="single" w:sz="4" w:space="0" w:color="auto"/>
+              <w:right w:val="single" w:sz="4" w:space="0" w:color="auto"/>
+            </w:tcBorders>
+          </w:tcPr>
+          <w:p>
+            <w:pPr>
+              <w:shd w:val="clear" w:color="auto" w:fill="FFFFFF"/>
+              <w:rPr>
+                <w:b/>
+                <w:bCs/>
+                <w:sz w:val="20"/>
+                <w:szCs w:val="20"/>
+              </w:rPr>
+            </w:pPr>
+            <w:r>
+              <w:rPr>
+                <w:b/>
+                <w:bCs/>
+                <w:sz w:val="20"/>
+                <w:szCs w:val="20"/>
+              </w:rPr>
+              <w:t>Управление scope creep </w:t>
+            </w:r>
+          </w:p>
+          <w:p>
+            <w:pPr>
+              <w:shd w:val="clear" w:color="auto" w:fill="FFFFFF"/>
+              <w:rPr>
+                <w:bCs/>
+                <w:sz w:val="20"/>
+                <w:szCs w:val="20"/>
+              </w:rPr>
+            </w:pPr>
+            <w:r>
+              <w:rPr>
+                <w:bCs/>
+                <w:sz w:val="20"/>
+                <w:szCs w:val="20"/>
+              </w:rPr>
+              <w:t>Провести анализ кейса с расползанием рамок (scope creep) и разработать меры контроля</w:t>
+            </w:r>
+          </w:p>
+        </w:tc>
+        <w:tc>
+          <w:tcPr>
+            <w:tcW w:w="0" w:type="auto"/>
+            <w:tcBorders>
+              <w:top w:val="single" w:sz="4" w:space="0" w:color="auto"/>
+              <w:left w:val="single" w:sz="4" w:space="0" w:color="auto"/>
+              <w:bottom w:val="single" w:sz="4" w:space="0" w:color="auto"/>
+              <w:right w:val="single" w:sz="4" w:space="0" w:color="auto"/>
+            </w:tcBorders>
+          </w:tcPr>
+          <w:p>
+            <w:pPr>
+              <w:shd w:val="clear" w:color="auto" w:fill="FFFFFF"/>
+              <w:jc w:val="center"/>
+              <w:rPr>
+                <w:bCs/>
+                <w:sz w:val="20"/>
+                <w:szCs w:val="20"/>
+              </w:rPr>
+            </w:pPr>
+            <w:r>
+              <w:rPr>
+                <w:bCs/>
+                <w:sz w:val="20"/>
+                <w:szCs w:val="20"/>
+              </w:rPr>
+              <w:t>2</w:t>
+            </w:r>
+          </w:p>
+        </w:tc>
+        <w:tc>
+          <w:tcPr>
+            <w:tcW w:w="0" w:type="auto"/>
+            <w:tcBorders>
+              <w:top w:val="single" w:sz="4" w:space="0" w:color="auto"/>
+              <w:left w:val="single" w:sz="4" w:space="0" w:color="auto"/>
+              <w:bottom w:val="single" w:sz="4" w:space="0" w:color="auto"/>
+              <w:right w:val="single" w:sz="4" w:space="0" w:color="auto"/>
+            </w:tcBorders>
+          </w:tcPr>
+          <w:p>
+            <w:pPr>
+              <w:shd w:val="clear" w:color="auto" w:fill="FFFFFF"/>
+              <w:jc w:val="center"/>
+              <w:rPr>
+                <w:bCs/>
+                <w:sz w:val="20"/>
+                <w:szCs w:val="20"/>
+              </w:rPr>
+            </w:pPr>
+            <w:r>
+              <w:rPr>
+                <w:bCs/>
+                <w:sz w:val="20"/>
+                <w:szCs w:val="20"/>
+              </w:rPr>
+              <w:t> </w:t>
+            </w:r>
+          </w:p>
+        </w:tc>
+        <w:tc>
+          <w:tcPr>
+            <w:tcW w:w="0" w:type="auto"/>
+            <w:tcBorders>
+              <w:top w:val="single" w:sz="4" w:space="0" w:color="auto"/>
+              <w:left w:val="single" w:sz="4" w:space="0" w:color="auto"/>
+              <w:bottom w:val="single" w:sz="4" w:space="0" w:color="auto"/>
+              <w:right w:val="single" w:sz="4" w:space="0" w:color="auto"/>
+            </w:tcBorders>
+          </w:tcPr>
+          <w:p>
+            <w:pPr>
+              <w:shd w:val="clear" w:color="auto" w:fill="FFFFFF"/>
+              <w:jc w:val="center"/>
+              <w:rPr>
+                <w:bCs/>
+                <w:sz w:val="20"/>
+                <w:szCs w:val="20"/>
+              </w:rPr>
+            </w:pPr>
+            <w:r>
+              <w:rPr>
+                <w:bCs/>
+                <w:sz w:val="20"/>
+                <w:szCs w:val="20"/>
+              </w:rPr>
+              <w:t> </w:t>
+            </w:r>
+          </w:p>
+        </w:tc>
+      </w:tr>
+      <w:tr>
+        <w:trPr>
+          <w:trHeight w:val="65"/>
+        </w:trPr>
+        <w:tc>
+          <w:tcPr>
+            <w:tcW w:w="0" w:type="auto"/>
+            <w:tcBorders>
+              <w:top w:val="single" w:sz="4" w:space="0" w:color="auto"/>
+              <w:left w:val="single" w:sz="4" w:space="0" w:color="auto"/>
+              <w:bottom w:val="single" w:sz="4" w:space="0" w:color="auto"/>
+              <w:right w:val="single" w:sz="4" w:space="0" w:color="auto"/>
+            </w:tcBorders>
+          </w:tcPr>
+          <w:p>
+            <w:pPr>
+              <w:shd w:val="clear" w:color="auto" w:fill="FFFFFF"/>
+              <w:rPr>
+                <w:bCs/>
+                <w:sz w:val="20"/>
+                <w:szCs w:val="20"/>
+              </w:rPr>
+            </w:pPr>
+            <w:r>
+              <w:rPr>
+                <w:bCs/>
+                <w:sz w:val="20"/>
+                <w:szCs w:val="20"/>
+              </w:rPr>
+              <w:t>3-Agile и инструменты проектного управления</w:t>
+            </w:r>
+          </w:p>
+        </w:tc>
+        <w:tc>
+          <w:tcPr>
+            <w:tcW w:w="0" w:type="auto"/>
+            <w:tcBorders>
+              <w:top w:val="single" w:sz="4" w:space="0" w:color="auto"/>
+              <w:left w:val="single" w:sz="4" w:space="0" w:color="auto"/>
+              <w:bottom w:val="single" w:sz="4" w:space="0" w:color="auto"/>
+              <w:right w:val="single" w:sz="4" w:space="0" w:color="auto"/>
+            </w:tcBorders>
+          </w:tcPr>
+          <w:p>
+            <w:pPr>
+              <w:shd w:val="clear" w:color="auto" w:fill="FFFFFF"/>
+              <w:jc w:val="center"/>
+              <w:rPr>
+                <w:bCs/>
+                <w:sz w:val="20"/>
+                <w:szCs w:val="20"/>
+              </w:rPr>
+            </w:pPr>
+            <w:r>
+              <w:rPr>
+                <w:bCs/>
+                <w:sz w:val="20"/>
+                <w:szCs w:val="20"/>
+              </w:rPr>
+              <w:t>18</w:t>
+            </w:r>
+          </w:p>
+        </w:tc>
+        <w:tc>
+          <w:tcPr>
+            <w:tcW w:w="0" w:type="auto"/>
+            <w:tcBorders>
+              <w:top w:val="single" w:sz="4" w:space="0" w:color="auto"/>
+              <w:left w:val="single" w:sz="4" w:space="0" w:color="auto"/>
+              <w:bottom w:val="single" w:sz="4" w:space="0" w:color="auto"/>
+              <w:right w:val="single" w:sz="4" w:space="0" w:color="auto"/>
+            </w:tcBorders>
+          </w:tcPr>
+          <w:p>
+            <w:pPr>
+              <w:shd w:val="clear" w:color="auto" w:fill="FFFFFF"/>
+              <w:rPr>
+                <w:b/>
+                <w:bCs/>
+                <w:sz w:val="20"/>
+                <w:szCs w:val="20"/>
+              </w:rPr>
+            </w:pPr>
+            <w:r>
+              <w:rPr>
+                <w:b/>
+                <w:bCs/>
+                <w:sz w:val="20"/>
+                <w:szCs w:val="20"/>
+              </w:rPr>
+              <w:t>Защита проектного кейса </w:t>
+            </w:r>
+          </w:p>
+          <w:p>
+            <w:pPr>
+              <w:shd w:val="clear" w:color="auto" w:fill="FFFFFF"/>
+              <w:rPr>
+                <w:bCs/>
+                <w:sz w:val="20"/>
+                <w:szCs w:val="20"/>
+              </w:rPr>
+            </w:pPr>
+            <w:r>
+              <w:rPr>
+                <w:bCs/>
+                <w:sz w:val="20"/>
+                <w:szCs w:val="20"/>
+              </w:rPr>
+              <w:t>Защитить итоговый проектный кейс: представить план, риски, бюджет и отчёт</w:t>
+            </w:r>
+          </w:p>
+        </w:tc>
+        <w:tc>
+          <w:tcPr>
+            <w:tcW w:w="0" w:type="auto"/>
+            <w:tcBorders>
+              <w:top w:val="single" w:sz="4" w:space="0" w:color="auto"/>
+              <w:left w:val="single" w:sz="4" w:space="0" w:color="auto"/>
+              <w:bottom w:val="single" w:sz="4" w:space="0" w:color="auto"/>
+              <w:right w:val="single" w:sz="4" w:space="0" w:color="auto"/>
+            </w:tcBorders>
+          </w:tcPr>
+          <w:p>
+            <w:pPr>
+              <w:shd w:val="clear" w:color="auto" w:fill="FFFFFF"/>
+              <w:jc w:val="center"/>
+              <w:rPr>
+                <w:bCs/>
+                <w:sz w:val="20"/>
+                <w:szCs w:val="20"/>
+              </w:rPr>
+            </w:pPr>
+            <w:r>
+              <w:rPr>
+                <w:bCs/>
+                <w:sz w:val="20"/>
+                <w:szCs w:val="20"/>
+              </w:rPr>
+              <w:t>2</w:t>
+            </w:r>
+          </w:p>
+        </w:tc>
+        <w:tc>
+          <w:tcPr>
+            <w:tcW w:w="0" w:type="auto"/>
+            <w:tcBorders>
+              <w:top w:val="single" w:sz="4" w:space="0" w:color="auto"/>
+              <w:left w:val="single" w:sz="4" w:space="0" w:color="auto"/>
+              <w:bottom w:val="single" w:sz="4" w:space="0" w:color="auto"/>
+              <w:right w:val="single" w:sz="4" w:space="0" w:color="auto"/>
+            </w:tcBorders>
+          </w:tcPr>
+          <w:p>
+            <w:pPr>
+              <w:shd w:val="clear" w:color="auto" w:fill="FFFFFF"/>
+              <w:jc w:val="center"/>
+              <w:rPr>
+                <w:bCs/>
+                <w:sz w:val="20"/>
+                <w:szCs w:val="20"/>
+              </w:rPr>
+            </w:pPr>
+            <w:r>
+              <w:rPr>
+                <w:bCs/>
+                <w:sz w:val="20"/>
+                <w:szCs w:val="20"/>
+              </w:rPr>
+              <w:t> </w:t>
+            </w:r>
+          </w:p>
+        </w:tc>
+        <w:tc>
+          <w:tcPr>
+            <w:tcW w:w="0" w:type="auto"/>
+            <w:tcBorders>
+              <w:top w:val="single" w:sz="4" w:space="0" w:color="auto"/>
+              <w:left w:val="single" w:sz="4" w:space="0" w:color="auto"/>
+              <w:bottom w:val="single" w:sz="4" w:space="0" w:color="auto"/>
+              <w:right w:val="single" w:sz="4" w:space="0" w:color="auto"/>
+            </w:tcBorders>
+          </w:tcPr>
+          <w:p>
+            <w:pPr>
+              <w:shd w:val="clear" w:color="auto" w:fill="FFFFFF"/>
+              <w:jc w:val="center"/>
+              <w:rPr>
+                <w:bCs/>
+                <w:sz w:val="20"/>
+                <w:szCs w:val="20"/>
+              </w:rPr>
+            </w:pPr>
+            <w:r>
+              <w:rPr>
+                <w:bCs/>
+                <w:sz w:val="20"/>
+                <w:szCs w:val="20"/>
+              </w:rPr>
+              <w:t> </w:t>
+            </w:r>
+          </w:p>
+        </w:tc>
+      </w:tr>
+      <w:tr>
+        <w:trPr>
+          <w:trHeight w:val="65"/>
+        </w:trPr>
+        <w:tc>
+          <w:tcPr>
+            <w:tcW w:w="0" w:type="auto"/>
+            <w:tcBorders>
+              <w:top w:val="single" w:sz="4" w:space="0" w:color="auto"/>
+              <w:left w:val="single" w:sz="4" w:space="0" w:color="auto"/>
+              <w:bottom w:val="single" w:sz="4" w:space="0" w:color="auto"/>
+              <w:right w:val="single" w:sz="4" w:space="0" w:color="auto"/>
+            </w:tcBorders>
+          </w:tcPr>
+          <w:p>
+            <w:pPr>
+              <w:shd w:val="clear" w:color="auto" w:fill="FFFFFF"/>
+              <w:rPr>
+                <w:bCs/>
+                <w:sz w:val="20"/>
+                <w:szCs w:val="20"/>
+              </w:rPr>
+            </w:pPr>
+            <w:r>
+              <w:rPr>
+                <w:bCs/>
+                <w:sz w:val="20"/>
+                <w:szCs w:val="20"/>
+              </w:rPr>
+              <w:t>-</w:t>
+            </w:r>
+          </w:p>
+        </w:tc>
+        <w:tc>
+          <w:tcPr>
+            <w:tcW w:w="0" w:type="auto"/>
+            <w:tcBorders>
+              <w:top w:val="single" w:sz="4" w:space="0" w:color="auto"/>
+              <w:left w:val="single" w:sz="4" w:space="0" w:color="auto"/>
+              <w:bottom w:val="single" w:sz="4" w:space="0" w:color="auto"/>
+              <w:right w:val="single" w:sz="4" w:space="0" w:color="auto"/>
+            </w:tcBorders>
+          </w:tcPr>
+          <w:p>
+            <w:pPr>
+              <w:shd w:val="clear" w:color="auto" w:fill="FFFFFF"/>
+              <w:jc w:val="center"/>
+              <w:rPr>
+                <w:bCs/>
+                <w:sz w:val="20"/>
+                <w:szCs w:val="20"/>
+              </w:rPr>
+            </w:pPr>
+            <w:r>
+              <w:rPr>
+                <w:bCs/>
+                <w:sz w:val="20"/>
+                <w:szCs w:val="20"/>
+              </w:rPr>
+              <w:t> </w:t>
+            </w:r>
+          </w:p>
+        </w:tc>
+        <w:tc>
+          <w:tcPr>
+            <w:tcW w:w="0" w:type="auto"/>
+            <w:tcBorders>
+              <w:top w:val="single" w:sz="4" w:space="0" w:color="auto"/>
+              <w:left w:val="single" w:sz="4" w:space="0" w:color="auto"/>
+              <w:bottom w:val="single" w:sz="4" w:space="0" w:color="auto"/>
+              <w:right w:val="single" w:sz="4" w:space="0" w:color="auto"/>
+            </w:tcBorders>
+          </w:tcPr>
+          <w:p>
+            <w:pPr>
+              <w:shd w:val="clear" w:color="auto" w:fill="FFFFFF"/>
+              <w:rPr>
+                <w:b/>
+                <w:bCs/>
+                <w:sz w:val="20"/>
+                <w:szCs w:val="20"/>
+              </w:rPr>
+            </w:pPr>
+            <w:r>
+              <w:rPr>
+                <w:b/>
+                <w:bCs/>
+                <w:sz w:val="20"/>
+                <w:szCs w:val="20"/>
+              </w:rPr>
+              <w:t>ИТОГО:</w:t>
+            </w:r>
+          </w:p>
+          <w:p>
+            <w:pPr>
+              <w:shd w:val="clear" w:color="auto" w:fill="FFFFFF"/>
+              <w:rPr>
+                <w:bCs/>
+                <w:sz w:val="20"/>
+                <w:szCs w:val="20"/>
+              </w:rPr>
+            </w:pPr>
+            <w:r>
+              <w:rPr>
+                <w:bCs/>
+                <w:sz w:val="20"/>
+                <w:szCs w:val="20"/>
+              </w:rPr>
+              <w:t> </w:t>
+            </w:r>
+          </w:p>
+        </w:tc>
+        <w:tc>
+          <w:tcPr>
+            <w:tcW w:w="0" w:type="auto"/>
+            <w:tcBorders>
+              <w:top w:val="single" w:sz="4" w:space="0" w:color="auto"/>
+              <w:left w:val="single" w:sz="4" w:space="0" w:color="auto"/>
+              <w:bottom w:val="single" w:sz="4" w:space="0" w:color="auto"/>
+              <w:right w:val="single" w:sz="4" w:space="0" w:color="auto"/>
+            </w:tcBorders>
+          </w:tcPr>
+          <w:p>
+            <w:pPr>
+              <w:shd w:val="clear" w:color="auto" w:fill="FFFFFF"/>
+              <w:jc w:val="center"/>
+              <w:rPr>
+                <w:bCs/>
+                <w:sz w:val="20"/>
+                <w:szCs w:val="20"/>
+              </w:rPr>
+            </w:pPr>
+            <w:r>
+              <w:rPr>
+                <w:bCs/>
+                <w:sz w:val="20"/>
+                <w:szCs w:val="20"/>
+              </w:rPr>
+              <w:t>36</w:t>
+            </w:r>
+          </w:p>
+        </w:tc>
+        <w:tc>
+          <w:tcPr>
+            <w:tcW w:w="0" w:type="auto"/>
+            <w:tcBorders>
+              <w:top w:val="single" w:sz="4" w:space="0" w:color="auto"/>
+              <w:left w:val="single" w:sz="4" w:space="0" w:color="auto"/>
+              <w:bottom w:val="single" w:sz="4" w:space="0" w:color="auto"/>
+              <w:right w:val="single" w:sz="4" w:space="0" w:color="auto"/>
+            </w:tcBorders>
+          </w:tcPr>
+          <w:p>
+            <w:pPr>
+              <w:shd w:val="clear" w:color="auto" w:fill="FFFFFF"/>
+              <w:jc w:val="center"/>
+              <w:rPr>
+                <w:bCs/>
+                <w:sz w:val="20"/>
+                <w:szCs w:val="20"/>
+              </w:rPr>
+            </w:pPr>
+            <w:r>
+              <w:rPr>
+                <w:bCs/>
+                <w:sz w:val="20"/>
+                <w:szCs w:val="20"/>
+              </w:rPr>
+              <w:t> </w:t>
+            </w:r>
+          </w:p>
+        </w:tc>
+        <w:tc>
+          <w:tcPr>
+            <w:tcW w:w="0" w:type="auto"/>
+            <w:tcBorders>
+              <w:top w:val="single" w:sz="4" w:space="0" w:color="auto"/>
+              <w:left w:val="single" w:sz="4" w:space="0" w:color="auto"/>
+              <w:bottom w:val="single" w:sz="4" w:space="0" w:color="auto"/>
+              <w:right w:val="single" w:sz="4" w:space="0" w:color="auto"/>
+            </w:tcBorders>
+          </w:tcPr>
+          <w:p>
+            <w:pPr>
+              <w:shd w:val="clear" w:color="auto" w:fill="FFFFFF"/>
+              <w:jc w:val="center"/>
+              <w:rPr>
+                <w:bCs/>
+                <w:sz w:val="20"/>
+                <w:szCs w:val="20"/>
+              </w:rPr>
+            </w:pPr>
+            <w:r>
+              <w:rPr>
+                <w:bCs/>
+                <w:sz w:val="20"/>
+                <w:szCs w:val="20"/>
+              </w:rPr>
+              <w:t> </w:t>
             </w:r>
           </w:p>
         </w:tc>
@@ -17693,7 +20642,7 @@
                 <w:sz w:val="20"/>
                 <w:szCs w:val="20"/>
               </w:rPr>
-              <w:t>1-HTML5 и CSS3</w:t>
+              <w:t>1-Основы управления ИТ-проектами</w:t>
             </w:r>
           </w:p>
         </w:tc>
@@ -17864,7 +20813,7 @@
                 <w:sz w:val="20"/>
                 <w:szCs w:val="20"/>
               </w:rPr>
-              <w:t>1-HTML5 и CSS3</w:t>
+              <w:t>1-Основы управления ИТ-проектами</w:t>
             </w:r>
           </w:p>
         </w:tc>
@@ -18035,7 +20984,7 @@
                 <w:sz w:val="20"/>
                 <w:szCs w:val="20"/>
               </w:rPr>
-              <w:t>1-HTML5 и CSS3</w:t>
+              <w:t>1-Основы управления ИТ-проектами</w:t>
             </w:r>
           </w:p>
         </w:tc>
@@ -18206,7 +21155,7 @@
                 <w:sz w:val="20"/>
                 <w:szCs w:val="20"/>
               </w:rPr>
-              <w:t>2-JavaScript ES6+</w:t>
+              <w:t>2-Планирование и мониторинг проекта</w:t>
             </w:r>
           </w:p>
         </w:tc>
@@ -18377,7 +21326,7 @@
                 <w:sz w:val="20"/>
                 <w:szCs w:val="20"/>
               </w:rPr>
-              <w:t>2-JavaScript ES6+</w:t>
+              <w:t>2-Планирование и мониторинг проекта</w:t>
             </w:r>
           </w:p>
         </w:tc>
@@ -18548,7 +21497,7 @@
                 <w:sz w:val="20"/>
                 <w:szCs w:val="20"/>
               </w:rPr>
-              <w:t>2-JavaScript ES6+</w:t>
+              <w:t>2-Планирование и мониторинг проекта</w:t>
             </w:r>
           </w:p>
         </w:tc>
@@ -18719,7 +21668,7 @@
                 <w:sz w:val="20"/>
                 <w:szCs w:val="20"/>
               </w:rPr>
-              <w:t>3-React</w:t>
+              <w:t>3-Agile и инструменты проектного управления</w:t>
             </w:r>
           </w:p>
         </w:tc>
@@ -18890,7 +21839,7 @@
                 <w:sz w:val="20"/>
                 <w:szCs w:val="20"/>
               </w:rPr>
-              <w:t>3-React</w:t>
+              <w:t>3-Agile и инструменты проектного управления</w:t>
             </w:r>
           </w:p>
         </w:tc>
@@ -19061,7 +22010,7 @@
                 <w:sz w:val="20"/>
                 <w:szCs w:val="20"/>
               </w:rPr>
-              <w:t>3-React</w:t>
+              <w:t>3-Agile и инструменты проектного управления</w:t>
             </w:r>
           </w:p>
         </w:tc>
@@ -19309,7 +22258,7 @@
                 <w:sz w:val="20"/>
                 <w:szCs w:val="20"/>
               </w:rPr>
-              <w:t>98</w:t>
+              <w:t>78</w:t>
             </w:r>
           </w:p>
         </w:tc>
@@ -19419,7 +22368,7 @@
           <w:iCs/>
           <w:u w:val="single"/>
         </w:rPr>
-        <w:t>Раздел 1. Основы HTML5 и CSS3</w:t>
+        <w:t>Раздел 1. Основы управления ИТ-проектами</w:t>
       </w:r>
     </w:p>
     <w:p>
@@ -19427,7 +22376,7 @@
         <w:widowControl w:val="0"/>
       </w:pPr>
       <w:r>
-        <w:t>Браузерные API и Web Storage</w:t>
+        <w:t>Стандарты управления проектами: PMBoK, PRINCE2, ISO 21500</w:t>
         <w:br/>
         <w:t/>
       </w:r>
@@ -19450,7 +22399,7 @@
           <w:iCs/>
           <w:u w:val="single"/>
         </w:rPr>
-        <w:t>Раздел 2. JavaScript ES6+ и DOM API</w:t>
+        <w:t>Раздел 2. Планирование и мониторинг проекта</w:t>
       </w:r>
     </w:p>
     <w:p>
@@ -19458,7 +22407,7 @@
         <w:widowControl w:val="0"/>
       </w:pPr>
       <w:r>
-        <w:t>Паттерны проектирования JavaScript </w:t>
+        <w:t>Методы оценки трудозатрат: PERT, аналогичная оценка, Planning Poker </w:t>
       </w:r>
     </w:p>
     <w:p>
@@ -19479,7 +22428,7 @@
           <w:iCs/>
           <w:u w:val="single"/>
         </w:rPr>
-        <w:t>Раздел 3. React и компонентный подход</w:t>
+        <w:t>Раздел 3. Agile и инструменты проектного управления</w:t>
       </w:r>
     </w:p>
     <w:p>
@@ -19487,7 +22436,7 @@
         <w:widowControl w:val="0"/>
       </w:pPr>
       <w:r>
-        <w:t>Оптимизация производительности React </w:t>
+        <w:t>Управление рисками проекта: идентификация, оценка, реагирование </w:t>
       </w:r>
     </w:p>
     <w:p>
@@ -19745,7 +22694,7 @@
                 <w:sz w:val="20"/>
                 <w:szCs w:val="20"/>
               </w:rPr>
-              <w:t>Microsoft Office Professional</w:t>
+              <w:t>PMI Knowledge Base</w:t>
             </w:r>
           </w:p>
         </w:tc>
@@ -19761,7 +22710,7 @@
                 <w:sz w:val="20"/>
                 <w:szCs w:val="20"/>
               </w:rPr>
-              <w:t>https://www.microsoft.com/ru-ru</w:t>
+              <w:t>https://www.pmi.org/learning/library</w:t>
             </w:r>
           </w:p>
         </w:tc>
@@ -19779,7 +22728,7 @@
                 <w:sz w:val="20"/>
                 <w:szCs w:val="20"/>
               </w:rPr>
-              <w:t>Microsoft Windows</w:t>
+              <w:t>Atlassian Documentation</w:t>
             </w:r>
           </w:p>
         </w:tc>
@@ -19795,7 +22744,7 @@
                 <w:sz w:val="20"/>
                 <w:szCs w:val="20"/>
               </w:rPr>
-              <w:t>https://www.microsoft.com/ru-ru</w:t>
+              <w:t>https://www.pmi.org/learning/library</w:t>
             </w:r>
           </w:p>
         </w:tc>
@@ -19813,7 +22762,7 @@
                 <w:sz w:val="20"/>
                 <w:szCs w:val="20"/>
               </w:rPr>
-              <w:t>SCIENCE INDEX</w:t>
+              <w:t>Jira Guides</w:t>
             </w:r>
           </w:p>
         </w:tc>
@@ -19829,7 +22778,7 @@
                 <w:sz w:val="20"/>
                 <w:szCs w:val="20"/>
               </w:rPr>
-              <w:t>http://elibrary.ru/project_author_tools.asp </w:t>
+              <w:t>https://support.atlassian.com/jira-software-cloud/</w:t>
             </w:r>
           </w:p>
         </w:tc>
@@ -19847,7 +22796,7 @@
                 <w:sz w:val="20"/>
                 <w:szCs w:val="20"/>
               </w:rPr>
-              <w:t>Springer Nature</w:t>
+              <w:t>PM World Library</w:t>
             </w:r>
           </w:p>
         </w:tc>
@@ -19863,7 +22812,7 @@
                 <w:sz w:val="20"/>
                 <w:szCs w:val="20"/>
               </w:rPr>
-              <w:t>https://link.springer.com/.</w:t>
+              <w:t>https://pmworldlibrary.net/</w:t>
             </w:r>
           </w:p>
         </w:tc>
@@ -19881,7 +22830,7 @@
                 <w:sz w:val="20"/>
                 <w:szCs w:val="20"/>
               </w:rPr>
-              <w:t>Web of Science Core Collection </w:t>
+              <w:t>ГОСТ 34 — Информационные технологии</w:t>
             </w:r>
           </w:p>
         </w:tc>
@@ -19897,7 +22846,7 @@
                 <w:sz w:val="20"/>
                 <w:szCs w:val="20"/>
               </w:rPr>
-              <w:t>http://webofscience.com/.</w:t>
+              <w:t>https://protect.gost.ru/</w:t>
             </w:r>
           </w:p>
         </w:tc>
@@ -20471,7 +23420,7 @@
                 <w:sz w:val="20"/>
                 <w:szCs w:val="20"/>
               </w:rPr>
-              <w:t>5</w:t>
+              <w:t>4</w:t>
             </w:r>
           </w:p>
         </w:tc>
@@ -21046,7 +23995,7 @@
                 <w:sz w:val="20"/>
                 <w:szCs w:val="20"/>
               </w:rPr>
-              <w:t>ANSYS Academic</w:t>
+              <w:t>Jira Software (Atlassian)</w:t>
             </w:r>
           </w:p>
         </w:tc>
@@ -21069,7 +24018,7 @@
                 <w:sz w:val="20"/>
                 <w:szCs w:val="20"/>
               </w:rPr>
-              <w:t>Дата выдачи лицензии 30.12.2016</w:t>
+              <w:t>https://www.atlassian.com/ru/software/jira</w:t>
             </w:r>
           </w:p>
         </w:tc>
@@ -21116,7 +24065,7 @@
                 <w:sz w:val="20"/>
                 <w:szCs w:val="20"/>
               </w:rPr>
-              <w:t>Microsoft Office Professional Plus </w:t>
+              <w:t>Microsoft Project </w:t>
             </w:r>
           </w:p>
         </w:tc>
@@ -21139,7 +24088,7 @@
                 <w:sz w:val="20"/>
                 <w:szCs w:val="20"/>
               </w:rPr>
-              <w:t>Дата выдачи лицензии 23.11.2020, Поставщик: ООО «Компарекс»</w:t>
+              <w:t>https://www.pmi.org/learning/library/microsoft-365/project</w:t>
             </w:r>
           </w:p>
         </w:tc>
@@ -21186,7 +24135,7 @@
                 <w:sz w:val="20"/>
                 <w:szCs w:val="20"/>
               </w:rPr>
-              <w:t>Microsoft_Office</w:t>
+              <w:t>GanttProject (open source)</w:t>
             </w:r>
           </w:p>
         </w:tc>
@@ -21209,7 +24158,7 @@
                 <w:sz w:val="20"/>
                 <w:szCs w:val="20"/>
               </w:rPr>
-              <w:t>Дата выдачи лицензии 01.01.2007</w:t>
+              <w:t>https://www.ganttproject.biz/</w:t>
             </w:r>
           </w:p>
         </w:tc>
@@ -21348,7 +24297,7 @@
           <w:bCs/>
           <w:color w:val="000000"/>
         </w:rPr>
-        <w:t xml:space="preserve">: </w:t>
+        <w:t>: </w:t>
       </w:r>
       <w:r>
         <w:rPr>
@@ -21356,7 +24305,7 @@
           <w:color w:val="000000"/>
           <w:u w:val="single"/>
         </w:rPr>
-        <w:t>(37895)(62311)Веб-программирование</w:t>
+        <w:t>(37896)(37896)Управление ИТ-проектами</w:t>
       </w:r>
     </w:p>
     <w:p>
@@ -21900,6 +24849,27 @@
                 <w:sz w:val="20"/>
                 <w:szCs w:val="20"/>
               </w:rPr>
+              <w:t>4</w:t>
+            </w:r>
+          </w:p>
+        </w:tc>
+        <w:tc>
+          <w:tcPr>
+            <w:tcW w:w="0" w:type="auto"/>
+          </w:tcPr>
+          <w:p>
+            <w:pPr>
+              <w:jc w:val="center"/>
+              <w:rPr>
+                <w:sz w:val="20"/>
+                <w:szCs w:val="20"/>
+              </w:rPr>
+            </w:pPr>
+            <w:r>
+              <w:rPr>
+                <w:sz w:val="20"/>
+                <w:szCs w:val="20"/>
+              </w:rPr>
               <w:t>5</w:t>
             </w:r>
           </w:p>
@@ -21921,27 +24891,6 @@
                 <w:sz w:val="20"/>
                 <w:szCs w:val="20"/>
               </w:rPr>
-              <w:t>5</w:t>
-            </w:r>
-          </w:p>
-        </w:tc>
-        <w:tc>
-          <w:tcPr>
-            <w:tcW w:w="0" w:type="auto"/>
-          </w:tcPr>
-          <w:p>
-            <w:pPr>
-              <w:jc w:val="center"/>
-              <w:rPr>
-                <w:sz w:val="20"/>
-                <w:szCs w:val="20"/>
-              </w:rPr>
-            </w:pPr>
-            <w:r>
-              <w:rPr>
-                <w:sz w:val="20"/>
-                <w:szCs w:val="20"/>
-              </w:rPr>
               <w:t>6</w:t>
             </w:r>
           </w:p>
@@ -21985,7 +24934,7 @@
                 <w:sz w:val="20"/>
                 <w:szCs w:val="20"/>
               </w:rPr>
-              <w:t>7</w:t>
+              <w:t>8</w:t>
             </w:r>
           </w:p>
         </w:tc>
@@ -22082,7 +25031,7 @@
                 <w:sz w:val="20"/>
                 <w:szCs w:val="20"/>
               </w:rPr>
-              <w:t>7</w:t>
+              <w:t>8</w:t>
             </w:r>
           </w:p>
         </w:tc>
@@ -22150,7 +25099,7 @@
                 <w:sz w:val="20"/>
                 <w:szCs w:val="20"/>
               </w:rPr>
-              <w:t>Кузнецов, И. Н. Основы научных исследований : учебное пособие для бакалавров / И. Н. Кузнецов. - 5-е изд., пересмотр. - Москва : Издательско-торговая корпорация «Дашков и К°», 2020. - 282 с. - ISBN 978-5-394-03684-2. - Текст : электронный. - URL: https://znanium.com/catalog/product/1093235 (дата обращения: 18.05.2021). – Режим доступа: по подписке.</w:t>
+              <w:t>Ларсон, Э. Управление проектами : учебник / Э. Ларсон, К. Грей. — Москва : Дело и Сервис, 2022. — 784 с. — ISBN 978-5-8018-0559-9. — Текст : электронный. — URL: https://znanium.com/catalog/product/1900132 (дата обращения: 01.09.2023). – Режим доступа: по подписке.</w:t>
             </w:r>
           </w:p>
         </w:tc>
@@ -22294,7 +25243,7 @@
                 <w:sz w:val="20"/>
                 <w:szCs w:val="20"/>
               </w:rPr>
-              <w:t>7</w:t>
+              <w:t>8</w:t>
             </w:r>
           </w:p>
         </w:tc>
@@ -22362,7 +25311,7 @@
                 <w:sz w:val="20"/>
                 <w:szCs w:val="20"/>
               </w:rPr>
-              <w:t>Шкляр, М. Ф. Основы научных исследований : учебное пособие для бакалавров / М. Ф. Шкляр. - 7-е изд. — Москва : Издательско-торговая корпорация «Дашков и К°», 2019. - 208 с. - ISBN 978-5-394-03375-9. - Текст : электронный. - URL: https://znanium.com/catalog/product/1093533 (дата обращения: 18.05.2021). – Режим доступа: по подписке.</w:t>
+              <w:t>Руководство к Своду знаний по управлению проектами (Руководство PMBoK) / Project Management Institute. — 7-е изд. — Ньютаун-Сквер : PMI, 2021. — 274 с. — ISBN 978-1-62825-664-2.</w:t>
             </w:r>
           </w:p>
         </w:tc>
@@ -22506,7 +25455,7 @@
                 <w:sz w:val="20"/>
                 <w:szCs w:val="20"/>
               </w:rPr>
-              <w:t>7</w:t>
+              <w:t>8</w:t>
             </w:r>
           </w:p>
         </w:tc>
@@ -22574,7 +25523,7 @@
                 <w:sz w:val="20"/>
                 <w:szCs w:val="20"/>
               </w:rPr>
-              <w:t>Рыков, С. П. Основы научных исследований : учебное пособие для вузов / С. П. Рыков. — Санкт-Петербург : Лань, 2021. — 132 с. — ISBN 978-5-8114-5902-5. — Текст : электронный // Лань : электронно-библиотечная система. — URL: https://e.lanbook.com/book/159496 (дата обращения: 09.05.2021). — Режим доступа: для авториз. пользователей.</w:t>
+              <w:t>Полковников, А. В. Управление проектами : учебник / А. В. Полковников, М. Ф. Дубовик. — Москва : Олимп-Бизнес, 2021. — 552 с. — ISBN 978-5-9693-0433-1. — Текст : электронный // Лань : электронно-библиотечная система. — URL: https://e.lanbook.com/book/200341 (дата обращения: 01.09.2023). — Режим доступа: для авториз. пользователей.</w:t>
             </w:r>
           </w:p>
         </w:tc>
@@ -22718,7 +25667,7 @@
                 <w:sz w:val="20"/>
                 <w:szCs w:val="20"/>
               </w:rPr>
-              <w:t>7</w:t>
+              <w:t>8</w:t>
             </w:r>
           </w:p>
         </w:tc>
@@ -22930,7 +25879,7 @@
                 <w:sz w:val="20"/>
                 <w:szCs w:val="20"/>
               </w:rPr>
-              <w:t>7</w:t>
+              <w:t>8</w:t>
             </w:r>
           </w:p>
         </w:tc>
@@ -23142,7 +26091,7 @@
                 <w:sz w:val="20"/>
                 <w:szCs w:val="20"/>
               </w:rPr>
-              <w:t>7</w:t>
+              <w:t>8</w:t>
             </w:r>
           </w:p>
         </w:tc>
@@ -23354,7 +26303,7 @@
                 <w:sz w:val="20"/>
                 <w:szCs w:val="20"/>
               </w:rPr>
-              <w:t>7</w:t>
+              <w:t>8</w:t>
             </w:r>
           </w:p>
         </w:tc>
@@ -23566,7 +26515,7 @@
                 <w:sz w:val="20"/>
                 <w:szCs w:val="20"/>
               </w:rPr>
-              <w:t>7</w:t>
+              <w:t>8</w:t>
             </w:r>
           </w:p>
         </w:tc>
@@ -23865,7 +26814,7 @@
         <w:t>Наименование дисциплины</w:t>
       </w:r>
       <w:r>
-        <w:t xml:space="preserve">: </w:t>
+        <w:t>: </w:t>
       </w:r>
       <w:r>
         <w:rPr>
@@ -23879,7 +26828,7 @@
           <w:color w:val="000000"/>
           <w:u w:val="single"/>
         </w:rPr>
-        <w:t>37895</w:t>
+        <w:t>37896</w:t>
       </w:r>
       <w:r>
         <w:rPr>
@@ -23893,7 +26842,7 @@
           <w:color w:val="000000"/>
           <w:u w:val="single"/>
         </w:rPr>
-        <w:t>(62311)Веб-программирование</w:t>
+        <w:t>(37896)Управление ИТ-проектами</w:t>
       </w:r>
     </w:p>
     <w:p>
@@ -24445,6 +27394,27 @@
                 <w:sz w:val="20"/>
                 <w:szCs w:val="20"/>
               </w:rPr>
+              <w:t>4</w:t>
+            </w:r>
+          </w:p>
+        </w:tc>
+        <w:tc>
+          <w:tcPr>
+            <w:tcW w:w="0" w:type="auto"/>
+          </w:tcPr>
+          <w:p>
+            <w:pPr>
+              <w:jc w:val="center"/>
+              <w:rPr>
+                <w:sz w:val="20"/>
+                <w:szCs w:val="20"/>
+              </w:rPr>
+            </w:pPr>
+            <w:r>
+              <w:rPr>
+                <w:sz w:val="20"/>
+                <w:szCs w:val="20"/>
+              </w:rPr>
               <w:t>5</w:t>
             </w:r>
           </w:p>
@@ -24455,27 +27425,6 @@
           </w:tcPr>
           <w:p>
             <w:pPr>
-              <w:jc w:val="center"/>
-              <w:rPr>
-                <w:sz w:val="20"/>
-                <w:szCs w:val="20"/>
-              </w:rPr>
-            </w:pPr>
-            <w:r>
-              <w:rPr>
-                <w:sz w:val="20"/>
-                <w:szCs w:val="20"/>
-              </w:rPr>
-              <w:t>5</w:t>
-            </w:r>
-          </w:p>
-        </w:tc>
-        <w:tc>
-          <w:tcPr>
-            <w:tcW w:w="0" w:type="auto"/>
-          </w:tcPr>
-          <w:p>
-            <w:pPr>
               <w:ind w:left="6" w:right="-51" w:hanging="6"/>
               <w:jc w:val="center"/>
               <w:rPr>
@@ -24531,7 +27480,7 @@
                 <w:sz w:val="20"/>
                 <w:szCs w:val="20"/>
               </w:rPr>
-              <w:t>7</w:t>
+              <w:t>8</w:t>
             </w:r>
           </w:p>
         </w:tc>
@@ -24605,7 +27554,7 @@
                 <w:sz w:val="20"/>
                 <w:szCs w:val="20"/>
               </w:rPr>
-              <w:t>7</w:t>
+              <w:t>8</w:t>
             </w:r>
           </w:p>
         </w:tc>
@@ -24673,7 +27622,7 @@
                 <w:sz w:val="20"/>
                 <w:szCs w:val="20"/>
               </w:rPr>
-              <w:t>Голубев, В. В. Методология научных исследований : методические рекомендации / В. В. Голубев, А. В. Кудрявцев, А. С. Фирсов. — Тверь : Тверская ГСХА, 2014. — 40 с. — Текст : электронный // Лань : электронно-библиотечная система. — URL: https://e.lanbook.com/book/134202 (дата обращения: 20.05.2021). — Режим доступа: для авториз. пользователей.</w:t>
+              <w:t>Голубев, В. В. Agile и инструменты проектного управления : методические рекомендации / В. В. Голубев, А. В. Кудрявцев, А. С. Фирсов. — Тверь : Тверская ГСХА, 2014. — 40 с. — Текст : электронный // Лань : электронно-библиотечная система. — URL: https://e.lanbook.com/book/134202 (дата обращения: 20.05.2021). — Режим доступа: для авториз. пользователей.</w:t>
             </w:r>
           </w:p>
         </w:tc>
@@ -24816,7 +27765,7 @@
                 <w:sz w:val="20"/>
                 <w:szCs w:val="20"/>
               </w:rPr>
-              <w:t>7</w:t>
+              <w:t>8</w:t>
             </w:r>
           </w:p>
         </w:tc>
@@ -24884,7 +27833,7 @@
                 <w:sz w:val="20"/>
                 <w:szCs w:val="20"/>
               </w:rPr>
-              <w:t>Компьютерное моделирование : учебно-методические указания к выполнению лабораторных работ / УГНТУ, каф. ВТИК ; сост. Ф. У. Еникеев. - Уфа : УГНТУ, 2017. - 3,33 Мб. - URL: http://bibl.rusoil.net/base_docs/UGNTU/VTIK/Enikeev.pdf. - Текст : электронный.</w:t>
+              <w:t>Управление проектами : учебно-методические указания к выполнению практических и лабораторных работ / УГНТУ, каф. ВТИК. - Уфа : УГНТУ, 2023. - Текст : электронный.</w:t>
             </w:r>
           </w:p>
         </w:tc>
@@ -25260,7 +28209,7 @@
         <w:rPr>
           <w:b/>
         </w:rPr>
-        <w:t>(62311)Веб-программирование</w:t>
+        <w:t>(37896)Управление ИТ-проектами</w:t>
       </w:r>
     </w:p>
     <w:p>
@@ -26194,7 +29143,7 @@
           </w:tcPr>
           <w:p>
             <w:r>
-              <w:t>Организация научно-исследовательской работы в России</w:t>
+              <w:t>Основы управления ИТ-проектами</w:t>
             </w:r>
           </w:p>
         </w:tc>
@@ -26222,7 +29171,7 @@
               <w:jc w:val="center"/>
             </w:pPr>
             <w:r>
-              <w:t>Законодательную основу регулирования отношений между субъектами научной и научно-технической деятельности, органами власти и потребителями научной и научно-технической продукции</w:t>
+              <w:t>Методологии управления проектами (PMBoK, PRINCE2, Agile/Scrum/Kanban), их принципы и области применения</w:t>
             </w:r>
           </w:p>
         </w:tc>
@@ -26232,7 +29181,7 @@
           </w:tcPr>
           <w:p>
             <w:r>
-              <w:t>ПК-3.1 Составляет руководства пользователя программным продуктом</w:t>
+              <w:t>ПК-1.1 Разрабатывает устав и план управления проектом</w:t>
             </w:r>
           </w:p>
         </w:tc>
@@ -26288,7 +29237,7 @@
           </w:tcPr>
           <w:p>
             <w:r>
-              <w:t>Организация научно-исследовательской работы в России</w:t>
+              <w:t>Основы управления ИТ-проектами</w:t>
             </w:r>
           </w:p>
         </w:tc>
@@ -26316,7 +29265,7 @@
               <w:jc w:val="center"/>
             </w:pPr>
             <w:r>
-              <w:t>Законодательную основу регулирования отношений между субъектами научной и научно-технической деятельности, органами власти и потребителями научной и научно-технической продукции</w:t>
+              <w:t>Методологии управления проектами (PMBoK, PRINCE2, Agile/Scrum/Kanban), их принципы и области применения</w:t>
             </w:r>
           </w:p>
         </w:tc>
@@ -26326,7 +29275,7 @@
           </w:tcPr>
           <w:p>
             <w:r>
-              <w:t>ПК-3.2 Согласовывает регламенты разработки технической документации по использованию программного средства</w:t>
+              <w:t>ПК-1.2 Формирует иерархическую структуру работ (WBS) проекта</w:t>
             </w:r>
           </w:p>
         </w:tc>
@@ -26336,7 +29285,7 @@
           </w:tcPr>
           <w:p>
             <w:r>
-              <w:t>Готовит Техническое задание и Акт внедрения по материалам своей выпускной квалификационной работы </w:t>
+              <w:t>Готовит Разработка плана управления качеством по материалам своей выпускной квалификационной работы </w:t>
             </w:r>
           </w:p>
         </w:tc>
@@ -26382,7 +29331,7 @@
           </w:tcPr>
           <w:p>
             <w:r>
-              <w:t>Организация научно-исследовательской работы в России</w:t>
+              <w:t>Основы управления ИТ-проектами</w:t>
             </w:r>
           </w:p>
         </w:tc>
@@ -26410,7 +29359,7 @@
               <w:jc w:val="center"/>
             </w:pPr>
             <w:r>
-              <w:t>Законодательную основу регулирования отношений между субъектами научной и научно-технической деятельности, органами власти и потребителями научной и научно-технической продукции</w:t>
+              <w:t>Методологии управления проектами (PMBoK, PRINCE2, Agile/Scrum/Kanban), их принципы и области применения</w:t>
             </w:r>
           </w:p>
         </w:tc>
@@ -26420,7 +29369,7 @@
           </w:tcPr>
           <w:p>
             <w:r>
-              <w:t>ПК-3.3 Готовит описания методик разработки компонентов программных комплексов, используемых на предприятии</w:t>
+              <w:t>ПК-1.3 Составляет реестр рисков и разрабатывает план их митигации</w:t>
             </w:r>
           </w:p>
         </w:tc>
@@ -26478,7 +29427,7 @@
           </w:tcPr>
           <w:p>
             <w:r>
-              <w:t>Организация научно-исследовательской работы в России</w:t>
+              <w:t>Основы управления ИТ-проектами</w:t>
             </w:r>
           </w:p>
         </w:tc>
@@ -26506,7 +29455,7 @@
               <w:jc w:val="center"/>
             </w:pPr>
             <w:r>
-              <w:t>Законодательную основу регулирования отношений между субъектами научной и научно-технической деятельности, органами власти и потребителями научной и научно-технической продукции</w:t>
+              <w:t>Методологии управления проектами (PMBoK, PRINCE2, Agile/Scrum/Kanban), их принципы и области применения</w:t>
             </w:r>
           </w:p>
         </w:tc>
@@ -26516,7 +29465,7 @@
           </w:tcPr>
           <w:p>
             <w:r>
-              <w:t>ПК-3.4 Готовит описания методик применения программных комплексов, используемых на предприятии</w:t>
+              <w:t>ПК-1.4 Ведёт журнал изменений и управляет конфигурацией проекта</w:t>
             </w:r>
           </w:p>
         </w:tc>
@@ -26574,7 +29523,7 @@
           </w:tcPr>
           <w:p>
             <w:r>
-              <w:t>Организация научно-исследовательской работы в России</w:t>
+              <w:t>Основы управления ИТ-проектами</w:t>
             </w:r>
           </w:p>
         </w:tc>
@@ -26602,7 +29551,7 @@
               <w:jc w:val="center"/>
             </w:pPr>
             <w:r>
-              <w:t>Законодательную основу регулирования отношений между субъектами научной и научно-технической деятельности, органами власти и потребителями научной и научно-технической продукции</w:t>
+              <w:t>Методологии управления проектами (PMBoK, PRINCE2, Agile/Scrum/Kanban), их принципы и области применения</w:t>
             </w:r>
           </w:p>
         </w:tc>
@@ -26612,7 +29561,7 @@
           </w:tcPr>
           <w:p>
             <w:r>
-              <w:t>ПК-3.5 Проводит консультирование работников по использованию программно-методических комплексов предприятия</w:t>
+              <w:t>ПК-1.5 Проводит ретроспективы и формирует отчёты о статусе проекта</w:t>
             </w:r>
           </w:p>
         </w:tc>
@@ -26668,7 +29617,7 @@
           </w:tcPr>
           <w:p>
             <w:r>
-              <w:t>Организация научно-исследовательской работы в России</w:t>
+              <w:t>Основы управления ИТ-проектами</w:t>
             </w:r>
           </w:p>
         </w:tc>
@@ -26696,7 +29645,7 @@
               <w:jc w:val="center"/>
             </w:pPr>
             <w:r>
-              <w:t>Законодательную основу регулирования отношений между субъектами научной и научно-технической деятельности, органами власти и потребителями научной и научно-технической продукции</w:t>
+              <w:t>Методологии управления проектами (PMBoK, PRINCE2, Agile/Scrum/Kanban), их принципы и области применения</w:t>
             </w:r>
           </w:p>
         </w:tc>
@@ -26706,7 +29655,7 @@
           </w:tcPr>
           <w:p>
             <w:r>
-              <w:t>ПК-3.1 Составляет руководства пользователя программным продуктом</w:t>
+              <w:t>ПК-1.1 Разрабатывает устав и план управления проектом</w:t>
             </w:r>
           </w:p>
         </w:tc>
@@ -26764,7 +29713,7 @@
           </w:tcPr>
           <w:p>
             <w:r>
-              <w:t>Организация научно-исследовательской работы в России</w:t>
+              <w:t>Основы управления ИТ-проектами</w:t>
             </w:r>
           </w:p>
         </w:tc>
@@ -26792,7 +29741,7 @@
               <w:jc w:val="center"/>
             </w:pPr>
             <w:r>
-              <w:t>Законодательную основу регулирования отношений между субъектами научной и научно-технической деятельности, органами власти и потребителями научной и научно-технической продукции</w:t>
+              <w:t>Методологии управления проектами (PMBoK, PRINCE2, Agile/Scrum/Kanban), их принципы и области применения</w:t>
             </w:r>
           </w:p>
         </w:tc>
@@ -26802,7 +29751,7 @@
           </w:tcPr>
           <w:p>
             <w:r>
-              <w:t>ПК-3.2 Согласовывает регламенты разработки технической документации по использованию программного средства</w:t>
+              <w:t>ПК-1.2 Формирует иерархическую структуру работ (WBS) проекта</w:t>
             </w:r>
           </w:p>
         </w:tc>
@@ -26812,7 +29761,7 @@
           </w:tcPr>
           <w:p>
             <w:r>
-              <w:t>Готовит Техническое задание и Акт внедрения по материалам своей выпускной квалификационной работы </w:t>
+              <w:t>Готовит Разработка плана управления качеством по материалам своей выпускной квалификационной работы </w:t>
             </w:r>
           </w:p>
         </w:tc>
@@ -26858,7 +29807,7 @@
           </w:tcPr>
           <w:p>
             <w:r>
-              <w:t>Организация научно-исследовательской работы в России</w:t>
+              <w:t>Основы управления ИТ-проектами</w:t>
             </w:r>
           </w:p>
         </w:tc>
@@ -26886,7 +29835,7 @@
               <w:jc w:val="center"/>
             </w:pPr>
             <w:r>
-              <w:t>Законодательную основу регулирования отношений между субъектами научной и научно-технической деятельности, органами власти и потребителями научной и научно-технической продукции</w:t>
+              <w:t>Методологии управления проектами (PMBoK, PRINCE2, Agile/Scrum/Kanban), их принципы и области применения</w:t>
             </w:r>
           </w:p>
         </w:tc>
@@ -26896,7 +29845,7 @@
           </w:tcPr>
           <w:p>
             <w:r>
-              <w:t>ПК-3.3 Готовит описания методик разработки компонентов программных комплексов, используемых на предприятии</w:t>
+              <w:t>ПК-1.3 Составляет реестр рисков и разрабатывает план их митигации</w:t>
             </w:r>
           </w:p>
         </w:tc>
@@ -26954,7 +29903,7 @@
           </w:tcPr>
           <w:p>
             <w:r>
-              <w:t>Организация научно-исследовательской работы в России</w:t>
+              <w:t>Основы управления ИТ-проектами</w:t>
             </w:r>
           </w:p>
         </w:tc>
@@ -26982,7 +29931,7 @@
               <w:jc w:val="center"/>
             </w:pPr>
             <w:r>
-              <w:t>Законодательную основу регулирования отношений между субъектами научной и научно-технической деятельности, органами власти и потребителями научной и научно-технической продукции</w:t>
+              <w:t>Методологии управления проектами (PMBoK, PRINCE2, Agile/Scrum/Kanban), их принципы и области применения</w:t>
             </w:r>
           </w:p>
         </w:tc>
@@ -26992,7 +29941,7 @@
           </w:tcPr>
           <w:p>
             <w:r>
-              <w:t>ПК-3.4 Готовит описания методик применения программных комплексов, используемых на предприятии</w:t>
+              <w:t>ПК-1.4 Ведёт журнал изменений и управляет конфигурацией проекта</w:t>
             </w:r>
           </w:p>
         </w:tc>
@@ -27050,7 +29999,7 @@
           </w:tcPr>
           <w:p>
             <w:r>
-              <w:t>Организация научно-исследовательской работы в России</w:t>
+              <w:t>Основы управления ИТ-проектами</w:t>
             </w:r>
           </w:p>
         </w:tc>
@@ -27078,7 +30027,7 @@
               <w:jc w:val="center"/>
             </w:pPr>
             <w:r>
-              <w:t>Законодательную основу регулирования отношений между субъектами научной и научно-технической деятельности, органами власти и потребителями научной и научно-технической продукции</w:t>
+              <w:t>Методологии управления проектами (PMBoK, PRINCE2, Agile/Scrum/Kanban), их принципы и области применения</w:t>
             </w:r>
           </w:p>
         </w:tc>
@@ -27088,7 +30037,7 @@
           </w:tcPr>
           <w:p>
             <w:r>
-              <w:t>ПК-3.5 Проводит консультирование работников по использованию программно-методических комплексов предприятия</w:t>
+              <w:t>ПК-1.5 Проводит ретроспективы и формирует отчёты о статусе проекта</w:t>
             </w:r>
           </w:p>
         </w:tc>
@@ -27144,7 +30093,7 @@
           </w:tcPr>
           <w:p>
             <w:r>
-              <w:t>Организация научно-исследовательской работы в России</w:t>
+              <w:t>Основы управления ИТ-проектами</w:t>
             </w:r>
           </w:p>
         </w:tc>
@@ -27172,7 +30121,7 @@
               <w:jc w:val="center"/>
             </w:pPr>
             <w:r>
-              <w:t>Порядок подготовки научных и научно-педагогических кадров в России </w:t>
+              <w:t>Инструменты управления задачами и командной работы (Jira, Confluence, GitLab)</w:t>
             </w:r>
           </w:p>
         </w:tc>
@@ -27182,7 +30131,7 @@
           </w:tcPr>
           <w:p>
             <w:r>
-              <w:t>ПК-7.1 Выполняет сбор информации по предметной области исследования</w:t>
+              <w:t>ПК-5.1 Применяет инструменты трекинга задач (Jira, YouTrack, GitLab Issues)</w:t>
             </w:r>
           </w:p>
         </w:tc>
@@ -27240,7 +30189,7 @@
           </w:tcPr>
           <w:p>
             <w:r>
-              <w:t>Организация научно-исследовательской работы в России</w:t>
+              <w:t>Основы управления ИТ-проектами</w:t>
             </w:r>
           </w:p>
         </w:tc>
@@ -27268,7 +30217,7 @@
               <w:jc w:val="center"/>
             </w:pPr>
             <w:r>
-              <w:t>Порядок подготовки научных и научно-педагогических кадров в России </w:t>
+              <w:t>Инструменты управления задачами и командной работы (Jira, Confluence, GitLab)</w:t>
             </w:r>
           </w:p>
         </w:tc>
@@ -27278,7 +30227,7 @@
           </w:tcPr>
           <w:p>
             <w:r>
-              <w:t>ПК-7.2 Применяет статистические методы систематизации и классификации информации, относящейся к предметной области</w:t>
+              <w:t>ПК-5.2 Формирует sprint backlog и product backlog, расставляет приоритеты</w:t>
             </w:r>
           </w:p>
         </w:tc>
@@ -27336,7 +30285,7 @@
           </w:tcPr>
           <w:p>
             <w:r>
-              <w:t>Организация научно-исследовательской работы в России</w:t>
+              <w:t>Основы управления ИТ-проектами</w:t>
             </w:r>
           </w:p>
         </w:tc>
@@ -27364,7 +30313,7 @@
               <w:jc w:val="center"/>
             </w:pPr>
             <w:r>
-              <w:t>Порядок подготовки научных и научно-педагогических кадров в России </w:t>
+              <w:t>Инструменты управления задачами и командной работы (Jira, Confluence, GitLab)</w:t>
             </w:r>
           </w:p>
         </w:tc>
@@ -27374,7 +30323,7 @@
           </w:tcPr>
           <w:p>
             <w:r>
-              <w:t>ПК-7.3 Определяет цель и задачи исследования</w:t>
+              <w:t>ПК-5.3 Проводит декомпозицию пользовательских историй (User Stories) на задачи</w:t>
             </w:r>
           </w:p>
         </w:tc>
@@ -27430,7 +30379,7 @@
           </w:tcPr>
           <w:p>
             <w:r>
-              <w:t>Организация научно-исследовательской работы в России</w:t>
+              <w:t>Основы управления ИТ-проектами</w:t>
             </w:r>
           </w:p>
         </w:tc>
@@ -27458,7 +30407,7 @@
               <w:jc w:val="center"/>
             </w:pPr>
             <w:r>
-              <w:t>Порядок подготовки научных и научно-педагогических кадров в России </w:t>
+              <w:t>Инструменты управления задачами и командной работы (Jira, Confluence, GitLab)</w:t>
             </w:r>
           </w:p>
         </w:tc>
@@ -27468,7 +30417,7 @@
           </w:tcPr>
           <w:p>
             <w:r>
-              <w:t>ПК-7.4 Применяет нормативную документацию, относящуюся к изучаемой теме</w:t>
+              <w:t>ПК-5.4 Использует системы контроля версий (Git) в контексте проектного управления</w:t>
             </w:r>
           </w:p>
         </w:tc>
@@ -27524,7 +30473,7 @@
           </w:tcPr>
           <w:p>
             <w:r>
-              <w:t>Организация научно-исследовательской работы в России</w:t>
+              <w:t>Основы управления ИТ-проектами</w:t>
             </w:r>
           </w:p>
         </w:tc>
@@ -27552,7 +30501,7 @@
               <w:jc w:val="center"/>
             </w:pPr>
             <w:r>
-              <w:t>Порядок подготовки научных и научно-педагогических кадров в России </w:t>
+              <w:t>Инструменты управления задачами и командной работы (Jira, Confluence, GitLab)</w:t>
             </w:r>
           </w:p>
         </w:tc>
@@ -27562,7 +30511,7 @@
           </w:tcPr>
           <w:p>
             <w:r>
-              <w:t>ПК-7.5 Применяет методы анализа научно-технической информации</w:t>
+              <w:t>ПК-5.5 Анализирует метрики команды: velocity, cycle time, lead time</w:t>
             </w:r>
           </w:p>
         </w:tc>
@@ -27618,7 +30567,7 @@
           </w:tcPr>
           <w:p>
             <w:r>
-              <w:t>Организация научно-исследовательской работы в России</w:t>
+              <w:t>Основы управления ИТ-проектами</w:t>
             </w:r>
           </w:p>
         </w:tc>
@@ -27646,7 +30595,7 @@
               <w:jc w:val="center"/>
             </w:pPr>
             <w:r>
-              <w:t>Порядок подготовки научных и научно-педагогических кадров в России </w:t>
+              <w:t>Инструменты управления задачами и командной работы (Jira, Confluence, GitLab)</w:t>
             </w:r>
           </w:p>
         </w:tc>
@@ -27656,7 +30605,7 @@
           </w:tcPr>
           <w:p>
             <w:r>
-              <w:t>ПК-7.6 Формирует рекомендации по внедрению результатов исследований и разработок</w:t>
+              <w:t>ПК-5.6 Готовит отчёт о закрытии проекта и lessons learned</w:t>
             </w:r>
           </w:p>
         </w:tc>
@@ -27666,7 +30615,7 @@
           </w:tcPr>
           <w:p>
             <w:r>
-              <w:t>Готовит Техническое задание и Акт внедрения по материалам своей выпускной квалификационной работы </w:t>
+              <w:t>Готовит Разработка плана управления качеством по материалам своей выпускной квалификационной работы </w:t>
             </w:r>
           </w:p>
         </w:tc>
@@ -27712,7 +30661,7 @@
           </w:tcPr>
           <w:p>
             <w:r>
-              <w:t>Организация научно-исследовательской работы в России</w:t>
+              <w:t>Основы управления ИТ-проектами</w:t>
             </w:r>
           </w:p>
         </w:tc>
@@ -27740,7 +30689,7 @@
               <w:jc w:val="center"/>
             </w:pPr>
             <w:r>
-              <w:t>Порядок подготовки научных и научно-педагогических кадров в России </w:t>
+              <w:t>Инструменты управления задачами и командной работы (Jira, Confluence, GitLab)</w:t>
             </w:r>
           </w:p>
         </w:tc>
@@ -27750,7 +30699,7 @@
           </w:tcPr>
           <w:p>
             <w:r>
-              <w:t>ПК-7.7 Делает выводы по результатам произведённых исследований и разработок</w:t>
+              <w:t>ПК-5.7 Разрабатывает план коммуникаций и управляет информированием стейкхолдеров</w:t>
             </w:r>
           </w:p>
         </w:tc>
@@ -27806,7 +30755,7 @@
           </w:tcPr>
           <w:p>
             <w:r>
-              <w:t>Этапы научного исследования</w:t>
+              <w:t>Планирование и мониторинг проекта</w:t>
             </w:r>
           </w:p>
         </w:tc>
@@ -27834,7 +30783,7 @@
               <w:jc w:val="center"/>
             </w:pPr>
             <w:r>
-              <w:t>Субъекты научной деятельности в системе высшего и послевузовского профессионального образования</w:t>
+              <w:t>Методы оценки стоимости и трудозатрат проекта, показатели освоенного объёма (EVM)</w:t>
             </w:r>
           </w:p>
         </w:tc>
@@ -27844,7 +30793,7 @@
           </w:tcPr>
           <w:p>
             <w:r>
-              <w:t>ПК-5.1 Использует теоретические методики целеполагания для программных систем</w:t>
+              <w:t>ПК-2.1 Планирует бюджет проекта, формирует базовый план по стоимости</w:t>
             </w:r>
           </w:p>
         </w:tc>
@@ -27902,7 +30851,7 @@
           </w:tcPr>
           <w:p>
             <w:r>
-              <w:t>Этапы научного исследования</w:t>
+              <w:t>Планирование и мониторинг проекта</w:t>
             </w:r>
           </w:p>
         </w:tc>
@@ -27930,7 +30879,7 @@
               <w:jc w:val="center"/>
             </w:pPr>
             <w:r>
-              <w:t>Субъекты научной деятельности в системе высшего и послевузовского профессионального образования</w:t>
+              <w:t>Методы оценки стоимости и трудозатрат проекта, показатели освоенного объёма (EVM)</w:t>
             </w:r>
           </w:p>
         </w:tc>
@@ -27940,7 +30889,7 @@
           </w:tcPr>
           <w:p>
             <w:r>
-              <w:t>ПК-5.2 Оформляет технические задания на разработку программных средств с описанием функционирования системы</w:t>
+              <w:t>ПК-2.2 Применяет методы оценки трудозатрат: экспертная оценка, Planning Poker, PERT</w:t>
             </w:r>
           </w:p>
         </w:tc>
@@ -27950,7 +30899,7 @@
           </w:tcPr>
           <w:p>
             <w:r>
-              <w:t>Готовит Техническое задание и Акт внедрения по материалам своей выпускной квалификационной работы </w:t>
+              <w:t>Готовит Разработка плана управления качеством по материалам своей выпускной квалификационной работы </w:t>
             </w:r>
           </w:p>
         </w:tc>
@@ -27996,7 +30945,7 @@
           </w:tcPr>
           <w:p>
             <w:r>
-              <w:t>Этапы научного исследования</w:t>
+              <w:t>Планирование и мониторинг проекта</w:t>
             </w:r>
           </w:p>
         </w:tc>
@@ -28024,7 +30973,7 @@
               <w:jc w:val="center"/>
             </w:pPr>
             <w:r>
-              <w:t>Субъекты научной деятельности в системе высшего и послевузовского профессионального образования</w:t>
+              <w:t>Методы оценки стоимости и трудозатрат проекта, показатели освоенного объёма (EVM)</w:t>
             </w:r>
           </w:p>
         </w:tc>
@@ -28034,7 +30983,7 @@
           </w:tcPr>
           <w:p>
             <w:r>
-              <w:t>ПК-5.3 Разрабатывает технико-экономические обоснования создания программных комплексов</w:t>
+              <w:t>ПК-2.3 Рассчитывает показатели освоенного объёма (EVM): EV, PV, AC, SPI, CPI</w:t>
             </w:r>
           </w:p>
         </w:tc>
@@ -28044,7 +30993,7 @@
           </w:tcPr>
           <w:p>
             <w:r>
-              <w:t>Готовит Техническое задание и Акт внедрения по материалам своей выпускной квалификационной работы </w:t>
+              <w:t>Готовит Разработка плана управления качеством по материалам своей выпускной квалификационной работы </w:t>
             </w:r>
           </w:p>
         </w:tc>
@@ -28090,7 +31039,7 @@
           </w:tcPr>
           <w:p>
             <w:r>
-              <w:t>Этапы научного исследования</w:t>
+              <w:t>Планирование и мониторинг проекта</w:t>
             </w:r>
           </w:p>
         </w:tc>
@@ -28118,7 +31067,7 @@
               <w:jc w:val="center"/>
             </w:pPr>
             <w:r>
-              <w:t>Субъекты научной деятельности в системе высшего и послевузовского профессионального образования</w:t>
+              <w:t>Методы оценки стоимости и трудозатрат проекта, показатели освоенного объёма (EVM)</w:t>
             </w:r>
           </w:p>
         </w:tc>
@@ -28128,7 +31077,7 @@
           </w:tcPr>
           <w:p>
             <w:r>
-              <w:t>ПК-5.4 Производит декомпозицию системы на подфункции, проводит описание каждой функции</w:t>
+              <w:t>ПК-2.4 Формирует реестр стейкхолдеров и управляет их ожиданиями</w:t>
             </w:r>
           </w:p>
         </w:tc>
@@ -28186,7 +31135,7 @@
           </w:tcPr>
           <w:p>
             <w:r>
-              <w:t>Этапы научного исследования</w:t>
+              <w:t>Планирование и мониторинг проекта</w:t>
             </w:r>
           </w:p>
         </w:tc>
@@ -28214,7 +31163,7 @@
               <w:jc w:val="center"/>
             </w:pPr>
             <w:r>
-              <w:t>Субъекты научной деятельности в системе высшего и послевузовского профессионального образования</w:t>
+              <w:t>Методы оценки стоимости и трудозатрат проекта, показатели освоенного объёма (EVM)</w:t>
             </w:r>
           </w:p>
         </w:tc>
@@ -28224,7 +31173,7 @@
           </w:tcPr>
           <w:p>
             <w:r>
-              <w:t>ПК-5.5 Формулирует требования к результатам аналитических работ в рамках системы</w:t>
+              <w:t>ПК-2.5 Организует работу команды в Jira/Trello, настраивает доски Kanban и Scrum</w:t>
             </w:r>
           </w:p>
         </w:tc>
@@ -28282,7 +31231,7 @@
           </w:tcPr>
           <w:p>
             <w:r>
-              <w:t>Этапы научного исследования</w:t>
+              <w:t>Планирование и мониторинг проекта</w:t>
             </w:r>
           </w:p>
         </w:tc>
@@ -28310,7 +31259,7 @@
               <w:jc w:val="center"/>
             </w:pPr>
             <w:r>
-              <w:t>Субъекты научной деятельности в системе высшего и послевузовского профессионального образования</w:t>
+              <w:t>Методы оценки стоимости и трудозатрат проекта, показатели освоенного объёма (EVM)</w:t>
             </w:r>
           </w:p>
         </w:tc>
@@ -28320,7 +31269,7 @@
           </w:tcPr>
           <w:p>
             <w:r>
-              <w:t>ПК-5.6 Подбирает средства проектирования систем среднего и крупного масштаба сложности</w:t>
+              <w:t>ПК-2.6 Проводит спринт-планирование, стендапы и демо</w:t>
             </w:r>
           </w:p>
         </w:tc>
@@ -28378,7 +31327,7 @@
           </w:tcPr>
           <w:p>
             <w:r>
-              <w:t>Этапы научного исследования</w:t>
+              <w:t>Планирование и мониторинг проекта</w:t>
             </w:r>
           </w:p>
         </w:tc>
@@ -28406,7 +31355,7 @@
               <w:jc w:val="center"/>
             </w:pPr>
             <w:r>
-              <w:t>Субъекты научной деятельности в системе высшего и послевузовского профессионального образования</w:t>
+              <w:t>Методы оценки стоимости и трудозатрат проекта, показатели освоенного объёма (EVM)</w:t>
             </w:r>
           </w:p>
         </w:tc>
@@ -28416,7 +31365,7 @@
           </w:tcPr>
           <w:p>
             <w:r>
-              <w:t>ПК-5.7 Строит логические модели систем среднего и крупного масштаба сложности</w:t>
+              <w:t>ПК-2.7 Разрабатывает диаграмму Ганта и сетевой график проекта</w:t>
             </w:r>
           </w:p>
         </w:tc>
@@ -28474,7 +31423,7 @@
           </w:tcPr>
           <w:p>
             <w:r>
-              <w:t>Этапы научного исследования</w:t>
+              <w:t>Планирование и мониторинг проекта</w:t>
             </w:r>
           </w:p>
         </w:tc>
@@ -28502,7 +31451,7 @@
               <w:jc w:val="center"/>
             </w:pPr>
             <w:r>
-              <w:t>Субъекты научной деятельности в системе высшего и послевузовского профессионального образования</w:t>
+              <w:t>Методы оценки стоимости и трудозатрат проекта, показатели освоенного объёма (EVM)</w:t>
             </w:r>
           </w:p>
         </w:tc>
@@ -28512,7 +31461,7 @@
           </w:tcPr>
           <w:p>
             <w:r>
-              <w:t>ПК-5.8 Описывает порядок работ по созданию и сдаче системы, построенной по техническому заданию</w:t>
+              <w:t>ПК-2.8 Оформляет акт сдачи-приёмки и закрывает проект</w:t>
             </w:r>
           </w:p>
         </w:tc>
@@ -28570,7 +31519,7 @@
           </w:tcPr>
           <w:p>
             <w:r>
-              <w:t>Этапы научного исследования</w:t>
+              <w:t>Планирование и мониторинг проекта</w:t>
             </w:r>
           </w:p>
         </w:tc>
@@ -28598,7 +31547,7 @@
               <w:jc w:val="center"/>
             </w:pPr>
             <w:r>
-              <w:t>Методы оформления результатов научной работы</w:t>
+              <w:t>Стандарты документирования проектов (ГОСТ 34, ISO 21500, шаблоны PMBoK)</w:t>
             </w:r>
           </w:p>
         </w:tc>
@@ -28608,7 +31557,7 @@
           </w:tcPr>
           <w:p>
             <w:r>
-              <w:t>ПК-8.1 Применяет программные средства для оформления результатов выполненной работы</w:t>
+              <w:t>ПК-6.1 Разрабатывает техническое задание в соответствии с ГОСТ 34</w:t>
             </w:r>
           </w:p>
         </w:tc>
@@ -28666,7 +31615,7 @@
           </w:tcPr>
           <w:p>
             <w:r>
-              <w:t>Этапы научного исследования</w:t>
+              <w:t>Планирование и мониторинг проекта</w:t>
             </w:r>
           </w:p>
         </w:tc>
@@ -28694,7 +31643,7 @@
               <w:jc w:val="center"/>
             </w:pPr>
             <w:r>
-              <w:t>Методы оформления результатов научной работы</w:t>
+              <w:t>Стандарты документирования проектов (ГОСТ 34, ISO 21500, шаблоны PMBoK)</w:t>
             </w:r>
           </w:p>
         </w:tc>
@@ -28704,7 +31653,7 @@
           </w:tcPr>
           <w:p>
             <w:r>
-              <w:t>ПК-8.2 Составляет проекты календарных планов работ</w:t>
+              <w:t>ПК-6.2 Оформляет устав проекта и план управления требованиями</w:t>
             </w:r>
           </w:p>
         </w:tc>
@@ -28760,7 +31709,7 @@
           </w:tcPr>
           <w:p>
             <w:r>
-              <w:t>Этапы научного исследования</w:t>
+              <w:t>Планирование и мониторинг проекта</w:t>
             </w:r>
           </w:p>
         </w:tc>
@@ -28788,7 +31737,7 @@
               <w:jc w:val="center"/>
             </w:pPr>
             <w:r>
-              <w:t>Методы оформления результатов научной работы</w:t>
+              <w:t>Стандарты документирования проектов (ГОСТ 34, ISO 21500, шаблоны PMBoK)</w:t>
             </w:r>
           </w:p>
         </w:tc>
@@ -28798,7 +31747,7 @@
           </w:tcPr>
           <w:p>
             <w:r>
-              <w:t>ПК-8.3 Формирует программу представления результатов отдельных элементов научно-исследовательских и опытно-конструкторских работ</w:t>
+              <w:t>ПК-6.3 Документирует изменения требований и управляет трассировкой</w:t>
             </w:r>
           </w:p>
         </w:tc>
@@ -28856,7 +31805,7 @@
           </w:tcPr>
           <w:p>
             <w:r>
-              <w:t>Этапы научного исследования</w:t>
+              <w:t>Планирование и мониторинг проекта</w:t>
             </w:r>
           </w:p>
         </w:tc>
@@ -28884,7 +31833,7 @@
               <w:jc w:val="center"/>
             </w:pPr>
             <w:r>
-              <w:t>Методы оформления результатов научной работы</w:t>
+              <w:t>Стандарты документирования проектов (ГОСТ 34, ISO 21500, шаблоны PMBoK)</w:t>
             </w:r>
           </w:p>
         </w:tc>
@@ -28894,7 +31843,7 @@
           </w:tcPr>
           <w:p>
             <w:r>
-              <w:t>ПК-8.4 Оформляет результаты выполненных работ в виде отчётов, презентаций, видеороликов</w:t>
+              <w:t>ПК-6.4 Готовит статусные отчёты и презентации для спонсора проекта</w:t>
             </w:r>
           </w:p>
         </w:tc>
@@ -28952,7 +31901,7 @@
           </w:tcPr>
           <w:p>
             <w:r>
-              <w:t>Этапы научного исследования</w:t>
+              <w:t>Планирование и мониторинг проекта</w:t>
             </w:r>
           </w:p>
         </w:tc>
@@ -28980,7 +31929,7 @@
               <w:jc w:val="center"/>
             </w:pPr>
             <w:r>
-              <w:t>Методы оформления результатов научной работы</w:t>
+              <w:t>Стандарты документирования проектов (ГОСТ 34, ISO 21500, шаблоны PMBoK)</w:t>
             </w:r>
           </w:p>
         </w:tc>
@@ -28990,7 +31939,7 @@
           </w:tcPr>
           <w:p>
             <w:r>
-              <w:t>ПК-8.5 Публикует промежуточные результаты исследования в виде тезисов докладов на научно-практических конференциях</w:t>
+              <w:t>ПК-6.5 Формирует пакет документов для закрытия проекта</w:t>
             </w:r>
           </w:p>
         </w:tc>
@@ -29048,7 +31997,7 @@
           </w:tcPr>
           <w:p>
             <w:r>
-              <w:t>Этапы научного исследования</w:t>
+              <w:t>Планирование и мониторинг проекта</w:t>
             </w:r>
           </w:p>
         </w:tc>
@@ -29076,7 +32025,7 @@
               <w:jc w:val="center"/>
             </w:pPr>
             <w:r>
-              <w:t>Методы оформления результатов научной работы</w:t>
+              <w:t>Стандарты документирования проектов (ГОСТ 34, ISO 21500, шаблоны PMBoK)</w:t>
             </w:r>
           </w:p>
         </w:tc>
@@ -29086,7 +32035,7 @@
           </w:tcPr>
           <w:p>
             <w:r>
-              <w:t>ПК-8.6 Готовит к публикации результаты завершённых работ в виде научных статей</w:t>
+              <w:t>ПК-6.6 Разрабатывает шаблоны проектной документации для повторного использования</w:t>
             </w:r>
           </w:p>
         </w:tc>
@@ -29144,7 +32093,7 @@
           </w:tcPr>
           <w:p>
             <w:r>
-              <w:t>Этапы научного исследования</w:t>
+              <w:t>Планирование и мониторинг проекта</w:t>
             </w:r>
           </w:p>
         </w:tc>
@@ -29172,7 +32121,7 @@
               <w:jc w:val="center"/>
             </w:pPr>
             <w:r>
-              <w:t>Порядок подготовки научных и научно-педагогических кадров в России </w:t>
+              <w:t>Инструменты управления задачами и командной работы (Jira, Confluence, GitLab)</w:t>
             </w:r>
           </w:p>
         </w:tc>
@@ -29182,7 +32131,7 @@
           </w:tcPr>
           <w:p>
             <w:r>
-              <w:t>ПК-7.1 Выполняет сбор информации по предметной области исследования</w:t>
+              <w:t>ПК-5.1 Применяет инструменты трекинга задач (Jira, YouTrack, GitLab Issues)</w:t>
             </w:r>
           </w:p>
         </w:tc>
@@ -29238,7 +32187,7 @@
           </w:tcPr>
           <w:p>
             <w:r>
-              <w:t>Этапы научного исследования</w:t>
+              <w:t>Планирование и мониторинг проекта</w:t>
             </w:r>
           </w:p>
         </w:tc>
@@ -29266,7 +32215,7 @@
               <w:jc w:val="center"/>
             </w:pPr>
             <w:r>
-              <w:t>Порядок подготовки научных и научно-педагогических кадров в России </w:t>
+              <w:t>Инструменты управления задачами и командной работы (Jira, Confluence, GitLab)</w:t>
             </w:r>
           </w:p>
         </w:tc>
@@ -29276,7 +32225,7 @@
           </w:tcPr>
           <w:p>
             <w:r>
-              <w:t>ПК-7.2 Применяет статистические методы систематизации и классификации информации, относящейся к предметной области</w:t>
+              <w:t>ПК-5.2 Формирует sprint backlog и product backlog, расставляет приоритеты</w:t>
             </w:r>
           </w:p>
         </w:tc>
@@ -29334,7 +32283,7 @@
           </w:tcPr>
           <w:p>
             <w:r>
-              <w:t>Этапы научного исследования</w:t>
+              <w:t>Планирование и мониторинг проекта</w:t>
             </w:r>
           </w:p>
         </w:tc>
@@ -29362,7 +32311,7 @@
               <w:jc w:val="center"/>
             </w:pPr>
             <w:r>
-              <w:t>Порядок подготовки научных и научно-педагогических кадров в России </w:t>
+              <w:t>Инструменты управления задачами и командной работы (Jira, Confluence, GitLab)</w:t>
             </w:r>
           </w:p>
         </w:tc>
@@ -29372,7 +32321,7 @@
           </w:tcPr>
           <w:p>
             <w:r>
-              <w:t>ПК-7.3 Определяет цель и задачи исследования</w:t>
+              <w:t>ПК-5.3 Проводит декомпозицию пользовательских историй (User Stories) на задачи</w:t>
             </w:r>
           </w:p>
         </w:tc>
@@ -29428,7 +32377,7 @@
           </w:tcPr>
           <w:p>
             <w:r>
-              <w:t>Этапы научного исследования</w:t>
+              <w:t>Планирование и мониторинг проекта</w:t>
             </w:r>
           </w:p>
         </w:tc>
@@ -29456,7 +32405,7 @@
               <w:jc w:val="center"/>
             </w:pPr>
             <w:r>
-              <w:t>Порядок подготовки научных и научно-педагогических кадров в России </w:t>
+              <w:t>Инструменты управления задачами и командной работы (Jira, Confluence, GitLab)</w:t>
             </w:r>
           </w:p>
         </w:tc>
@@ -29466,7 +32415,7 @@
           </w:tcPr>
           <w:p>
             <w:r>
-              <w:t>ПК-7.4 Применяет нормативную документацию, относящуюся к изучаемой теме</w:t>
+              <w:t>ПК-5.4 Использует системы контроля версий (Git) в контексте проектного управления</w:t>
             </w:r>
           </w:p>
         </w:tc>
@@ -29522,7 +32471,7 @@
           </w:tcPr>
           <w:p>
             <w:r>
-              <w:t>Этапы научного исследования</w:t>
+              <w:t>Планирование и мониторинг проекта</w:t>
             </w:r>
           </w:p>
         </w:tc>
@@ -29550,7 +32499,7 @@
               <w:jc w:val="center"/>
             </w:pPr>
             <w:r>
-              <w:t>Порядок подготовки научных и научно-педагогических кадров в России </w:t>
+              <w:t>Инструменты управления задачами и командной работы (Jira, Confluence, GitLab)</w:t>
             </w:r>
           </w:p>
         </w:tc>
@@ -29560,7 +32509,7 @@
           </w:tcPr>
           <w:p>
             <w:r>
-              <w:t>ПК-7.5 Применяет методы анализа научно-технической информации</w:t>
+              <w:t>ПК-5.5 Анализирует метрики команды: velocity, cycle time, lead time</w:t>
             </w:r>
           </w:p>
         </w:tc>
@@ -29618,7 +32567,7 @@
           </w:tcPr>
           <w:p>
             <w:r>
-              <w:t>Этапы научного исследования</w:t>
+              <w:t>Планирование и мониторинг проекта</w:t>
             </w:r>
           </w:p>
         </w:tc>
@@ -29646,7 +32595,7 @@
               <w:jc w:val="center"/>
             </w:pPr>
             <w:r>
-              <w:t>Порядок подготовки научных и научно-педагогических кадров в России </w:t>
+              <w:t>Инструменты управления задачами и командной работы (Jira, Confluence, GitLab)</w:t>
             </w:r>
           </w:p>
         </w:tc>
@@ -29656,7 +32605,7 @@
           </w:tcPr>
           <w:p>
             <w:r>
-              <w:t>ПК-7.6 Формирует рекомендации по внедрению результатов исследований и разработок</w:t>
+              <w:t>ПК-5.6 Готовит отчёт о закрытии проекта и lessons learned</w:t>
             </w:r>
           </w:p>
         </w:tc>
@@ -29666,7 +32615,7 @@
           </w:tcPr>
           <w:p>
             <w:r>
-              <w:t>Готовит Техническое задание и Акт внедрения по материалам своей выпускной квалификационной работы </w:t>
+              <w:t>Готовит Разработка плана управления качеством по материалам своей выпускной квалификационной работы </w:t>
             </w:r>
           </w:p>
         </w:tc>
@@ -29712,7 +32661,7 @@
           </w:tcPr>
           <w:p>
             <w:r>
-              <w:t>Этапы научного исследования</w:t>
+              <w:t>Планирование и мониторинг проекта</w:t>
             </w:r>
           </w:p>
         </w:tc>
@@ -29740,7 +32689,7 @@
               <w:jc w:val="center"/>
             </w:pPr>
             <w:r>
-              <w:t>Порядок подготовки научных и научно-педагогических кадров в России </w:t>
+              <w:t>Инструменты управления задачами и командной работы (Jira, Confluence, GitLab)</w:t>
             </w:r>
           </w:p>
         </w:tc>
@@ -29750,7 +32699,7 @@
           </w:tcPr>
           <w:p>
             <w:r>
-              <w:t>ПК-7.7 Делает выводы по результатам произведённых исследований и разработок</w:t>
+              <w:t>ПК-5.7 Разрабатывает план коммуникаций и управляет информированием стейкхолдеров</w:t>
             </w:r>
           </w:p>
         </w:tc>
@@ -29808,7 +32757,7 @@
           </w:tcPr>
           <w:p>
             <w:r>
-              <w:t>Методология научных исследований</w:t>
+              <w:t>Agile и инструменты проектного управления</w:t>
             </w:r>
           </w:p>
         </w:tc>
@@ -29836,7 +32785,7 @@
               <w:jc w:val="center"/>
             </w:pPr>
             <w:r>
-              <w:t>Порядок подготовки научных и научно-педагогических кадров в России </w:t>
+              <w:t>Инструменты управления задачами и командной работы (Jira, Confluence, GitLab)</w:t>
             </w:r>
           </w:p>
         </w:tc>
@@ -29846,7 +32795,7 @@
           </w:tcPr>
           <w:p>
             <w:r>
-              <w:t>ПК-7.1 Выполняет сбор информации по предметной области исследования</w:t>
+              <w:t>ПК-5.1 Применяет инструменты трекинга задач (Jira, YouTrack, GitLab Issues)</w:t>
             </w:r>
           </w:p>
         </w:tc>
@@ -29904,7 +32853,7 @@
           </w:tcPr>
           <w:p>
             <w:r>
-              <w:t>Методология научных исследований</w:t>
+              <w:t>Agile и инструменты проектного управления</w:t>
             </w:r>
           </w:p>
         </w:tc>
@@ -29932,7 +32881,7 @@
               <w:jc w:val="center"/>
             </w:pPr>
             <w:r>
-              <w:t>Порядок подготовки научных и научно-педагогических кадров в России </w:t>
+              <w:t>Инструменты управления задачами и командной работы (Jira, Confluence, GitLab)</w:t>
             </w:r>
           </w:p>
         </w:tc>
@@ -29942,7 +32891,7 @@
           </w:tcPr>
           <w:p>
             <w:r>
-              <w:t>ПК-7.2 Применяет статистические методы систематизации и классификации информации, относящейся к предметной области</w:t>
+              <w:t>ПК-5.2 Формирует sprint backlog и product backlog, расставляет приоритеты</w:t>
             </w:r>
           </w:p>
         </w:tc>
@@ -30000,7 +32949,7 @@
           </w:tcPr>
           <w:p>
             <w:r>
-              <w:t>Методология научных исследований</w:t>
+              <w:t>Agile и инструменты проектного управления</w:t>
             </w:r>
           </w:p>
         </w:tc>
@@ -30028,7 +32977,7 @@
               <w:jc w:val="center"/>
             </w:pPr>
             <w:r>
-              <w:t>Порядок подготовки научных и научно-педагогических кадров в России </w:t>
+              <w:t>Инструменты управления задачами и командной работы (Jira, Confluence, GitLab)</w:t>
             </w:r>
           </w:p>
         </w:tc>
@@ -30038,7 +32987,7 @@
           </w:tcPr>
           <w:p>
             <w:r>
-              <w:t>ПК-7.3 Определяет цель и задачи исследования</w:t>
+              <w:t>ПК-5.3 Проводит декомпозицию пользовательских историй (User Stories) на задачи</w:t>
             </w:r>
           </w:p>
         </w:tc>
@@ -30096,7 +33045,7 @@
           </w:tcPr>
           <w:p>
             <w:r>
-              <w:t>Методология научных исследований</w:t>
+              <w:t>Agile и инструменты проектного управления</w:t>
             </w:r>
           </w:p>
         </w:tc>
@@ -30124,7 +33073,7 @@
               <w:jc w:val="center"/>
             </w:pPr>
             <w:r>
-              <w:t>Порядок подготовки научных и научно-педагогических кадров в России </w:t>
+              <w:t>Инструменты управления задачами и командной работы (Jira, Confluence, GitLab)</w:t>
             </w:r>
           </w:p>
         </w:tc>
@@ -30134,7 +33083,7 @@
           </w:tcPr>
           <w:p>
             <w:r>
-              <w:t>ПК-7.4 Применяет нормативную документацию, относящуюся к изучаемой теме</w:t>
+              <w:t>ПК-5.4 Использует системы контроля версий (Git) в контексте проектного управления</w:t>
             </w:r>
           </w:p>
         </w:tc>
@@ -30144,7 +33093,7 @@
           </w:tcPr>
           <w:p>
             <w:r>
-              <w:t>Готовит Техническое задание и Акт внедрения по материалам своей выпускной квалификационной работы </w:t>
+              <w:t>Готовит Разработка плана управления качеством по материалам своей выпускной квалификационной работы </w:t>
             </w:r>
           </w:p>
         </w:tc>
@@ -30190,7 +33139,7 @@
           </w:tcPr>
           <w:p>
             <w:r>
-              <w:t>Методология научных исследований</w:t>
+              <w:t>Agile и инструменты проектного управления</w:t>
             </w:r>
           </w:p>
         </w:tc>
@@ -30218,7 +33167,7 @@
               <w:jc w:val="center"/>
             </w:pPr>
             <w:r>
-              <w:t>Порядок подготовки научных и научно-педагогических кадров в России </w:t>
+              <w:t>Инструменты управления задачами и командной работы (Jira, Confluence, GitLab)</w:t>
             </w:r>
           </w:p>
         </w:tc>
@@ -30228,7 +33177,7 @@
           </w:tcPr>
           <w:p>
             <w:r>
-              <w:t>ПК-7.5 Применяет методы анализа научно-технической информации</w:t>
+              <w:t>ПК-5.5 Анализирует метрики команды: velocity, cycle time, lead time</w:t>
             </w:r>
           </w:p>
         </w:tc>
@@ -30286,7 +33235,7 @@
           </w:tcPr>
           <w:p>
             <w:r>
-              <w:t>Методология научных исследований</w:t>
+              <w:t>Agile и инструменты проектного управления</w:t>
             </w:r>
           </w:p>
         </w:tc>
@@ -30314,7 +33263,7 @@
               <w:jc w:val="center"/>
             </w:pPr>
             <w:r>
-              <w:t>Порядок подготовки научных и научно-педагогических кадров в России </w:t>
+              <w:t>Инструменты управления задачами и командной работы (Jira, Confluence, GitLab)</w:t>
             </w:r>
           </w:p>
         </w:tc>
@@ -30324,7 +33273,7 @@
           </w:tcPr>
           <w:p>
             <w:r>
-              <w:t>ПК-7.6 Формирует рекомендации по внедрению результатов исследований и разработок</w:t>
+              <w:t>ПК-5.6 Готовит отчёт о закрытии проекта и lessons learned</w:t>
             </w:r>
           </w:p>
         </w:tc>
@@ -30334,7 +33283,7 @@
           </w:tcPr>
           <w:p>
             <w:r>
-              <w:t>Готовит Техническое задание и Акт внедрения по материалам своей выпускной квалификационной работы</w:t>
+              <w:t>Готовит Разработка плана управления качеством по материалам своей выпускной квалификационной работы</w:t>
             </w:r>
           </w:p>
         </w:tc>
@@ -30380,7 +33329,7 @@
           </w:tcPr>
           <w:p>
             <w:r>
-              <w:t>Методология научных исследований</w:t>
+              <w:t>Agile и инструменты проектного управления</w:t>
             </w:r>
           </w:p>
         </w:tc>
@@ -30408,7 +33357,7 @@
               <w:jc w:val="center"/>
             </w:pPr>
             <w:r>
-              <w:t>Порядок подготовки научных и научно-педагогических кадров в России </w:t>
+              <w:t>Инструменты управления задачами и командной работы (Jira, Confluence, GitLab)</w:t>
             </w:r>
           </w:p>
         </w:tc>
@@ -30418,7 +33367,7 @@
           </w:tcPr>
           <w:p>
             <w:r>
-              <w:t>ПК-7.7 Делает выводы по результатам произведённых исследований и разработок</w:t>
+              <w:t>ПК-5.7 Разрабатывает план коммуникаций и управляет информированием стейкхолдеров</w:t>
             </w:r>
           </w:p>
         </w:tc>
@@ -30474,7 +33423,7 @@
           </w:tcPr>
           <w:p>
             <w:r>
-              <w:t>Методология научных исследований</w:t>
+              <w:t>Agile и инструменты проектного управления</w:t>
             </w:r>
           </w:p>
         </w:tc>
@@ -30502,7 +33451,7 @@
               <w:jc w:val="center"/>
             </w:pPr>
             <w:r>
-              <w:t>Порядок подготовки научных и научно-педагогических кадров в России </w:t>
+              <w:t>Инструменты управления задачами и командной работы (Jira, Confluence, GitLab)</w:t>
             </w:r>
           </w:p>
         </w:tc>
@@ -30512,7 +33461,7 @@
           </w:tcPr>
           <w:p>
             <w:r>
-              <w:t>ПК-7.1 Выполняет сбор информации по предметной области исследования</w:t>
+              <w:t>ПК-5.1 Применяет инструменты трекинга задач (Jira, YouTrack, GitLab Issues)</w:t>
             </w:r>
           </w:p>
         </w:tc>
@@ -30568,7 +33517,7 @@
           </w:tcPr>
           <w:p>
             <w:r>
-              <w:t>Методология научных исследований</w:t>
+              <w:t>Agile и инструменты проектного управления</w:t>
             </w:r>
           </w:p>
         </w:tc>
@@ -30596,7 +33545,7 @@
               <w:jc w:val="center"/>
             </w:pPr>
             <w:r>
-              <w:t>Порядок подготовки научных и научно-педагогических кадров в России </w:t>
+              <w:t>Инструменты управления задачами и командной работы (Jira, Confluence, GitLab)</w:t>
             </w:r>
           </w:p>
         </w:tc>
@@ -30606,7 +33555,7 @@
           </w:tcPr>
           <w:p>
             <w:r>
-              <w:t>ПК-7.2 Применяет статистические методы систематизации и классификации информации, относящейся к предметной области</w:t>
+              <w:t>ПК-5.2 Формирует sprint backlog и product backlog, расставляет приоритеты</w:t>
             </w:r>
           </w:p>
         </w:tc>
@@ -30664,7 +33613,7 @@
           </w:tcPr>
           <w:p>
             <w:r>
-              <w:t>Методология научных исследований</w:t>
+              <w:t>Agile и инструменты проектного управления</w:t>
             </w:r>
           </w:p>
         </w:tc>
@@ -30692,7 +33641,7 @@
               <w:jc w:val="center"/>
             </w:pPr>
             <w:r>
-              <w:t>Порядок подготовки научных и научно-педагогических кадров в России </w:t>
+              <w:t>Инструменты управления задачами и командной работы (Jira, Confluence, GitLab)</w:t>
             </w:r>
           </w:p>
         </w:tc>
@@ -30702,7 +33651,7 @@
           </w:tcPr>
           <w:p>
             <w:r>
-              <w:t>ПК-7.3 Определяет цель и задачи исследования</w:t>
+              <w:t>ПК-5.3 Проводит декомпозицию пользовательских историй (User Stories) на задачи</w:t>
             </w:r>
           </w:p>
         </w:tc>
@@ -30758,7 +33707,7 @@
           </w:tcPr>
           <w:p>
             <w:r>
-              <w:t>Методология научных исследований</w:t>
+              <w:t>Agile и инструменты проектного управления</w:t>
             </w:r>
           </w:p>
         </w:tc>
@@ -30786,7 +33735,7 @@
               <w:jc w:val="center"/>
             </w:pPr>
             <w:r>
-              <w:t>Порядок подготовки научных и научно-педагогических кадров в России </w:t>
+              <w:t>Инструменты управления задачами и командной работы (Jira, Confluence, GitLab)</w:t>
             </w:r>
           </w:p>
         </w:tc>
@@ -30796,7 +33745,7 @@
           </w:tcPr>
           <w:p>
             <w:r>
-              <w:t>ПК-7.4 Применяет нормативную документацию, относящуюся к изучаемой теме</w:t>
+              <w:t>ПК-5.4 Использует системы контроля версий (Git) в контексте проектного управления</w:t>
             </w:r>
           </w:p>
         </w:tc>
@@ -30852,7 +33801,7 @@
           </w:tcPr>
           <w:p>
             <w:r>
-              <w:t>Методология научных исследований</w:t>
+              <w:t>Agile и инструменты проектного управления</w:t>
             </w:r>
           </w:p>
         </w:tc>
@@ -30880,7 +33829,7 @@
               <w:jc w:val="center"/>
             </w:pPr>
             <w:r>
-              <w:t>Порядок подготовки научных и научно-педагогических кадров в России </w:t>
+              <w:t>Инструменты управления задачами и командной работы (Jira, Confluence, GitLab)</w:t>
             </w:r>
           </w:p>
         </w:tc>
@@ -30890,7 +33839,7 @@
           </w:tcPr>
           <w:p>
             <w:r>
-              <w:t>ПК-7.5 Применяет методы анализа научно-технической информации</w:t>
+              <w:t>ПК-5.5 Анализирует метрики команды: velocity, cycle time, lead time</w:t>
             </w:r>
           </w:p>
         </w:tc>
@@ -30948,7 +33897,7 @@
           </w:tcPr>
           <w:p>
             <w:r>
-              <w:t>Методология научных исследований</w:t>
+              <w:t>Agile и инструменты проектного управления</w:t>
             </w:r>
           </w:p>
         </w:tc>
@@ -30976,7 +33925,7 @@
               <w:jc w:val="center"/>
             </w:pPr>
             <w:r>
-              <w:t>Порядок подготовки научных и научно-педагогических кадров в России </w:t>
+              <w:t>Инструменты управления задачами и командной работы (Jira, Confluence, GitLab)</w:t>
             </w:r>
           </w:p>
         </w:tc>
@@ -30986,7 +33935,7 @@
           </w:tcPr>
           <w:p>
             <w:r>
-              <w:t>ПК-7.6 Формирует рекомендации по внедрению результатов исследований и разработок</w:t>
+              <w:t>ПК-5.6 Готовит отчёт о закрытии проекта и lessons learned</w:t>
             </w:r>
           </w:p>
         </w:tc>
@@ -30996,7 +33945,7 @@
           </w:tcPr>
           <w:p>
             <w:r>
-              <w:t>Готовит Техническое задание и Акт внедрения по материалам своей выпускной квалификационной работы</w:t>
+              <w:t>Готовит Разработка плана управления качеством по материалам своей выпускной квалификационной работы</w:t>
             </w:r>
           </w:p>
         </w:tc>
@@ -31042,7 +33991,7 @@
           </w:tcPr>
           <w:p>
             <w:r>
-              <w:t>Методология научных исследований</w:t>
+              <w:t>Agile и инструменты проектного управления</w:t>
             </w:r>
           </w:p>
         </w:tc>
@@ -31070,7 +34019,7 @@
               <w:jc w:val="center"/>
             </w:pPr>
             <w:r>
-              <w:t>Порядок подготовки научных и научно-педагогических кадров в России </w:t>
+              <w:t>Инструменты управления задачами и командной работы (Jira, Confluence, GitLab)</w:t>
             </w:r>
           </w:p>
         </w:tc>
@@ -31080,7 +34029,7 @@
           </w:tcPr>
           <w:p>
             <w:r>
-              <w:t>ПК-7.7 Делает выводы по результатам произведённых исследований и разработок</w:t>
+              <w:t>ПК-5.7 Разрабатывает план коммуникаций и управляет информированием стейкхолдеров</w:t>
             </w:r>
           </w:p>
         </w:tc>
@@ -31136,7 +34085,7 @@
           </w:tcPr>
           <w:p>
             <w:r>
-              <w:t>Методология научных исследований</w:t>
+              <w:t>Agile и инструменты проектного управления</w:t>
             </w:r>
           </w:p>
         </w:tc>
@@ -31164,7 +34113,7 @@
               <w:jc w:val="center"/>
             </w:pPr>
             <w:r>
-              <w:t>Методы оформления результатов научной работы</w:t>
+              <w:t>Стандарты документирования проектов (ГОСТ 34, ISO 21500, шаблоны PMBoK)</w:t>
             </w:r>
           </w:p>
         </w:tc>
@@ -31174,7 +34123,7 @@
           </w:tcPr>
           <w:p>
             <w:r>
-              <w:t>ПК-8.1 Применяет программные средства для оформления результатов выполненной работы</w:t>
+              <w:t>ПК-6.1 Разрабатывает техническое задание в соответствии с ГОСТ 34</w:t>
             </w:r>
           </w:p>
         </w:tc>
@@ -31232,7 +34181,7 @@
           </w:tcPr>
           <w:p>
             <w:r>
-              <w:t>Методология научных исследований</w:t>
+              <w:t>Agile и инструменты проектного управления</w:t>
             </w:r>
           </w:p>
         </w:tc>
@@ -31260,7 +34209,7 @@
               <w:jc w:val="center"/>
             </w:pPr>
             <w:r>
-              <w:t>Методы оформления результатов научной работы</w:t>
+              <w:t>Стандарты документирования проектов (ГОСТ 34, ISO 21500, шаблоны PMBoK)</w:t>
             </w:r>
           </w:p>
         </w:tc>
@@ -31270,7 +34219,7 @@
           </w:tcPr>
           <w:p>
             <w:r>
-              <w:t>ПК-8.2 Составляет проекты календарных планов работ</w:t>
+              <w:t>ПК-6.2 Оформляет устав проекта и план управления требованиями</w:t>
             </w:r>
           </w:p>
         </w:tc>
@@ -31326,7 +34275,7 @@
           </w:tcPr>
           <w:p>
             <w:r>
-              <w:t>Методология научных исследований</w:t>
+              <w:t>Agile и инструменты проектного управления</w:t>
             </w:r>
           </w:p>
         </w:tc>
@@ -31354,7 +34303,7 @@
               <w:jc w:val="center"/>
             </w:pPr>
             <w:r>
-              <w:t>Методы оформления результатов научной работы</w:t>
+              <w:t>Стандарты документирования проектов (ГОСТ 34, ISO 21500, шаблоны PMBoK)</w:t>
             </w:r>
           </w:p>
         </w:tc>
@@ -31364,7 +34313,7 @@
           </w:tcPr>
           <w:p>
             <w:r>
-              <w:t>ПК-8.3 Формирует программу представления результатов отдельных элементов научно-исследовательских и опытно-конструкторских работ</w:t>
+              <w:t>ПК-6.3 Документирует изменения требований и управляет трассировкой</w:t>
             </w:r>
           </w:p>
         </w:tc>
@@ -31422,7 +34371,7 @@
           </w:tcPr>
           <w:p>
             <w:r>
-              <w:t>Методология научных исследований</w:t>
+              <w:t>Agile и инструменты проектного управления</w:t>
             </w:r>
           </w:p>
         </w:tc>
@@ -31450,7 +34399,7 @@
               <w:jc w:val="center"/>
             </w:pPr>
             <w:r>
-              <w:t>Методы оформления результатов научной работы</w:t>
+              <w:t>Стандарты документирования проектов (ГОСТ 34, ISO 21500, шаблоны PMBoK)</w:t>
             </w:r>
           </w:p>
         </w:tc>
@@ -31460,7 +34409,7 @@
           </w:tcPr>
           <w:p>
             <w:r>
-              <w:t>ПК-8.4 Оформляет результаты выполненных работ в виде отчётов, презентаций, видеороликов</w:t>
+              <w:t>ПК-6.4 Готовит статусные отчёты и презентации для спонсора проекта</w:t>
             </w:r>
           </w:p>
         </w:tc>
@@ -31518,7 +34467,7 @@
           </w:tcPr>
           <w:p>
             <w:r>
-              <w:t>Методология научных исследований</w:t>
+              <w:t>Agile и инструменты проектного управления</w:t>
             </w:r>
           </w:p>
         </w:tc>
@@ -31546,7 +34495,7 @@
               <w:jc w:val="center"/>
             </w:pPr>
             <w:r>
-              <w:t>Методы оформления результатов научной работы</w:t>
+              <w:t>Стандарты документирования проектов (ГОСТ 34, ISO 21500, шаблоны PMBoK)</w:t>
             </w:r>
           </w:p>
         </w:tc>
@@ -31556,7 +34505,7 @@
           </w:tcPr>
           <w:p>
             <w:r>
-              <w:t>ПК-8.5 Публикует промежуточные результаты исследования в виде тезисов докладов на научно-практических конференциях</w:t>
+              <w:t>ПК-6.5 Формирует пакет документов для закрытия проекта</w:t>
             </w:r>
           </w:p>
         </w:tc>
@@ -31614,7 +34563,7 @@
           </w:tcPr>
           <w:p>
             <w:r>
-              <w:t>Методология научных исследований</w:t>
+              <w:t>Agile и инструменты проектного управления</w:t>
             </w:r>
           </w:p>
         </w:tc>
@@ -31642,7 +34591,7 @@
               <w:jc w:val="center"/>
             </w:pPr>
             <w:r>
-              <w:t>Методы оформления результатов научной работы</w:t>
+              <w:t>Стандарты документирования проектов (ГОСТ 34, ISO 21500, шаблоны PMBoK)</w:t>
             </w:r>
           </w:p>
         </w:tc>
@@ -31652,7 +34601,7 @@
           </w:tcPr>
           <w:p>
             <w:r>
-              <w:t>ПК-8.6 Готовит к публикации результаты завершённых работ в виде научных статей</w:t>
+              <w:t>ПК-6.6 Разрабатывает шаблоны проектной документации для повторного использования</w:t>
             </w:r>
           </w:p>
         </w:tc>
@@ -31863,7 +34812,7 @@
               <w:jc w:val="center"/>
             </w:pPr>
             <w:r>
-              <w:t>5</w:t>
+              <w:t>4</w:t>
             </w:r>
           </w:p>
         </w:tc>
@@ -32853,17 +35802,17 @@
           <w:bCs/>
           <w:iCs/>
         </w:rPr>
-        <w:t>1 Техническое задание и Акт внедрения </w:t>
+        <w:t>1 Разработка плана управления качеством </w:t>
         <w:br/>
-        <w:t>2 Рецензия на ВКР, статью, диссертацию </w:t>
+        <w:t>2 Peer review проектной документации </w:t>
         <w:br/>
-        <w:t>3 Научная новизна и практическая значимость ВКР</w:t>
+        <w:t>3 Анализ реального ИТ-проекта ВКР</w:t>
         <w:br/>
-        <w:t>4 Отзыв научного руководителя  </w:t>
+        <w:t>4 Формирование документации закрытия  </w:t>
         <w:br/>
-        <w:t>5 Процедура "Антиплагиат"  </w:t>
+        <w:t>5 Scrum: артефакты, события, роли </w:t>
         <w:br/>
-        <w:t>6 Нормоконтроль  </w:t>
+        <w:t>6 Защита проектного кейса  </w:t>
         <w:br/>
         <w:t/>
         <w:br/>
@@ -32897,7 +35846,7 @@
         <w:br/>
         <w:t/>
         <w:br/>
-        <w:t>Голубев, В. В. Методология научных исследований : методические рекомендации / В. В. Голубев, А. В. Кудрявцев, А. С. Фирсов. — Тверь : Тверская ГСХА, 2014. — 40 с. — Текст : электронный // Лань : электронно-библиотечная система. — URL: https://e.lanbook.com/book/134202 (дата обращения: 20.05.2021). — Режим доступа: для авториз. пользователей.</w:t>
+        <w:t>Голубев, В. В. Agile и инструменты проектного управления : методические рекомендации / В. В. Голубев, А. В. Кудрявцев, А. С. Фирсов. — Тверь : Тверская ГСХА, 2014. — 40 с. — Текст : электронный // Лань : электронно-библиотечная система. — URL: https://e.lanbook.com/book/134202 (дата обращения: 20.05.2021). — Режим доступа: для авториз. пользователей.</w:t>
         <w:br/>
         <w:t/>
         <w:br/>
@@ -32955,7 +35904,7 @@
           <w:bCs/>
           <w:iCs/>
         </w:rPr>
-        <w:t>Доклад (сообщение) готовится по материалам своей собственной  выпускной квалификационной  работы бакалавра.</w:t>
+        <w:t>Доклад (сообщение) готовится по материалам учебного ИТ-проекта, разрабатываемого в ходе практических занятий.</w:t>
         <w:br/>
         <w:t/>
         <w:br/>
@@ -33009,7 +35958,7 @@
         <w:br/>
         <w:t/>
         <w:br/>
-        <w:t>Голубев, В. В. Методология научных исследований : методические рекомендации / В. В. Голубев, А. В. Кудрявцев, А. С. Фирсов. — Тверь : Тверская ГСХА, 2014. — 40 с. — Текст : электронный // Лань : электронно-библиотечная система. — URL: https://e.lanbook.com/book/134202 (дата обращения: 20.05.2021). — Режим доступа: для авториз. пользователей.</w:t>
+        <w:t>Голубев, В. В. Agile и инструменты проектного управления : методические рекомендации / В. В. Голубев, А. В. Кудрявцев, А. С. Фирсов. — Тверь : Тверская ГСХА, 2014. — 40 с. — Текст : электронный // Лань : электронно-библиотечная система. — URL: https://e.lanbook.com/book/134202 (дата обращения: 20.05.2021). — Режим доступа: для авториз. пользователей.</w:t>
         <w:br/>
         <w:t/>
         <w:br/>
@@ -33069,21 +36018,21 @@
           <w:bCs/>
           <w:iCs/>
         </w:rPr>
-        <w:t>ЛР №1 Подготовка литературного обзора </w:t>
+        <w:t>ЛР №1 Разработка устава проекта </w:t>
         <w:br/>
-        <w:t>ЛР №2 Структурно-функциональное моделирование </w:t>
+        <w:t>ЛР №2 Построение WBS и диаграммы Ганта </w:t>
         <w:br/>
-        <w:t>ЛР №3 Подготовка презентации</w:t>
+        <w:t>ЛР №3 Работа в Jira: бэклог и доска</w:t>
         <w:br/>
-        <w:t>ЛР №4 Подготовка к устному докладу </w:t>
+        <w:t>ЛР №4 Оценка трудозатрат и стоимости </w:t>
         <w:br/>
-        <w:t>ЛР №5 Подготовка автореферата по ВКР  </w:t>
+        <w:t>ЛР №5 Анализ показателей EVM  </w:t>
         <w:br/>
-        <w:t>ЛР №6 Доклад на ITdays по материалам ВКР </w:t>
+        <w:t>ЛР №6 Реестр рисков проекта </w:t>
         <w:br/>
-        <w:t>ЛР №7 Выбор отечественного научного журнала</w:t>
+        <w:t>ЛР №7 Ретроспектива спринта</w:t>
         <w:br/>
-        <w:t>ЛР №8 Подготовка ВАКовской статьи </w:t>
+        <w:t>ЛР №8 Документация закрытия проекта </w:t>
         <w:br/>
         <w:t/>
         <w:br/>
@@ -33175,17 +36124,17 @@
           <w:bCs/>
           <w:iCs/>
         </w:rPr>
-        <w:t>1 Выбор паспорта специальности и ключевых слов </w:t>
+        <w:t>1 Анализ стейкхолдеров проекта </w:t>
         <w:br/>
-        <w:t>2 Литературный обзор публикаций научного руководителя </w:t>
+        <w:t>2 Разработка плана коммуникаций </w:t>
         <w:br/>
-        <w:t>3 Оформление результатов научных исследований  </w:t>
+        <w:t>3 Сравнительный анализ методологий  </w:t>
         <w:br/>
-        <w:t>4 Формулировка цели, основных задач и выводов </w:t>
+        <w:t>4 Декомпозиция требований в User Stories </w:t>
         <w:br/>
-        <w:t>5 Поиск автореферата кандидатской диссертации </w:t>
+        <w:t>5 Планирование спринта в Jira </w:t>
         <w:br/>
-        <w:t>6 Выбор Диссертационного совета </w:t>
+        <w:t>6 Расчёт метрик команды </w:t>
         <w:br/>
         <w:t/>
         <w:br/>
@@ -33264,7 +36213,7 @@
           <w:sz w:val="28"/>
           <w:szCs w:val="28"/>
         </w:rPr>
-        <w:t>(62311)Веб-программирование</w:t>
+        <w:t>(37896)Управление ИТ-проектами</w:t>
       </w:r>
     </w:p>
     <w:p>
@@ -33545,17 +36494,17 @@
               <w:rPr>
                 <w:bCs/>
               </w:rPr>
-              <w:t> УК-1 Способен применять технологии HTML5, CSS3 и JavaScript для создания адаптивных веб-интерфейсов:</w:t>
+              <w:t> ПК-3 Способен планировать и управлять ИТ-проектами, применяя методологии Agile, Scrum и классического проектного управления:</w:t>
               <w:br/>
-              <w:t>  -УК-1.1 Разрабатывает семантическую HTML5-разметку и применяет адаптивные CSS3-стили</w:t>
+              <w:t>  -ПК-1.1 Разрабатывает устав и план управления проектом</w:t>
               <w:br/>
-              <w:t>  -УК-1.2 Применяет адаптивную вёрстку с использованием медиазапросов и мобильного подхода</w:t>
+              <w:t>  -ПК-1.2 Формирует иерархическую структуру работ (WBS) проекта</w:t>
               <w:br/>
-              <w:t>  -УК-1.3 Оптимизирует загрузку страниц и применяет техники улучшения производительности</w:t>
+              <w:t>  -ПК-1.3 Составляет реестр рисков и разрабатывает план их митигации</w:t>
               <w:br/>
-              <w:t>  -УК-1.4 Использует системы контроля версий Git при разработке веб-проектов</w:t>
+              <w:t>  -ПК-1.4 Ведёт журнал изменений и управляет конфигурацией проекта</w:t>
               <w:br/>
-              <w:t>  -УК-1.5 Публикует веб-проекты на хостинг-платформах (GitHub Pages, Netlify, Vercel)</w:t>
+              <w:t>  -ПК-1.5 Проводит ретроспективы и формирует отчёты о статусе проекта</w:t>
               <w:br/>
               <w:t/>
             </w:r>
@@ -33579,23 +36528,23 @@
               <w:rPr>
                 <w:bCs/>
               </w:rPr>
-              <w:t> ОПК-2 Способен разрабатывать клиентские приложения на основе современных JavaScript-фреймворков:</w:t>
+              <w:t> ПК-5 Способен формировать бюджет проекта, оценивать риски и разрабатывать планы их митигации:</w:t>
               <w:br/>
-              <w:t>  -ОПК-2.1 Создаёт компонентные SPA-приложения на React или Vue.js</w:t>
+              <w:t>  -ПК-2.1 Планирует бюджет проекта, формирует базовый план по стоимости</w:t>
               <w:br/>
-              <w:t>  -ОПК-2.2 Реализует маршрутизацию с помощью React Router и управление состоянием через Redux</w:t>
+              <w:t>  -ПК-2.2 Применяет методы оценки трудозатрат: экспертная оценка, Planning Poker, PERT</w:t>
               <w:br/>
-              <w:t>  -ОПК-2.3 Разрабатывает пользовательский интерфейс с применением UI-библиотек (Material UI, Ant Design)</w:t>
+              <w:t>  -ПК-2.3 Рассчитывает показатели освоенного объёма (EVM): EV, PV, AC, SPI, CPI</w:t>
               <w:br/>
-              <w:t>  -ОПК-2.4 Настраивает проект с помощью инструментов сборки Webpack/Vite</w:t>
+              <w:t>  -ПК-2.4 Формирует реестр стейкхолдеров и управляет их ожиданиями</w:t>
               <w:br/>
-              <w:t>  -ОПК-2.5 Пишет юнит-тесты для React-компонентов с Jest и React Testing Library</w:t>
+              <w:t>  -ПК-2.5 Организует работу команды в Jira/Trello, настраивает доски Kanban и Scrum</w:t>
               <w:br/>
-              <w:t>  -ОПК-2.6 Оптимизирует производительность SPA с использованием React.memo и useMemo</w:t>
+              <w:t>  -ПК-2.6 Проводит спринт-планирование, стендапы и демо</w:t>
               <w:br/>
-              <w:t>  -ОПК-2.7 Интегрирует приложение с внешними API через библиотеку axios</w:t>
+              <w:t>  -ПК-2.7 Разрабатывает диаграмму Ганта и сетевой график проекта</w:t>
               <w:br/>
-              <w:t>  -ОПК-2.8 Разворачивает фронтенд-приложения на облачных платформах</w:t>
+              <w:t>  -ПК-2.8 Оформляет акт сдачи-приёмки и закрывает проект</w:t>
               <w:br/>
               <w:t/>
             </w:r>
@@ -33619,21 +36568,21 @@
               <w:rPr>
                 <w:bCs/>
               </w:rPr>
-              <w:t> ОПК-4 Способен проектировать и реализовывать серверные приложения с использованием REST API:</w:t>
+              <w:t> ПК-7 Способен организовывать командную работу, распределять задачи и контролировать исполнение в инструментах управления проектами:</w:t>
               <w:br/>
-              <w:t>  -ОПК-4.1 Реализует RESTful API на Node.js/Express с авторизацией по JWT</w:t>
+              <w:t>  -ПК-5.1 Применяет инструменты трекинга задач (Jira, YouTrack, GitLab Issues)</w:t>
               <w:br/>
-              <w:t>  -ОПК-4.2 Подключает базу данных PostgreSQL через ORM (Sequelize, TypeORM)</w:t>
+              <w:t>  -ПК-5.2 Формирует sprint backlog и product backlog, расставляет приоритеты</w:t>
               <w:br/>
-              <w:t>  -ОПК-4.3 Реализует валидацию входных данных и обработку ошибок на сервере</w:t>
+              <w:t>  -ПК-5.3 Проводит декомпозицию пользовательских историй (User Stories) на задачи</w:t>
               <w:br/>
-              <w:t>  -ОПК-4.4 Документирует API с использованием Swagger/OpenAPI</w:t>
+              <w:t>  -ПК-5.4 Использует системы контроля версий (Git) в контексте проектного управления</w:t>
               <w:br/>
-              <w:t>  -ОПК-4.5 Настраивает CORS и реализует защиту от CSRF-атак</w:t>
+              <w:t>  -ПК-5.5 Анализирует метрики команды: velocity, cycle time, lead time</w:t>
               <w:br/>
-              <w:t>  -ОПК-4.6 Разрабатывает серверные WebSocket-обработчики для реального времени</w:t>
+              <w:t>  -ПК-5.6 Готовит отчёт о закрытии проекта и lessons learned</w:t>
               <w:br/>
-              <w:t>  -ОПК-4.7 Тестирует API с помощью Postman и автоматизированных тестов</w:t>
+              <w:t>  -ПК-5.7 Разрабатывает план коммуникаций и управляет информированием стейкхолдеров</w:t>
               <w:br/>
               <w:t/>
             </w:r>
@@ -33657,19 +36606,19 @@
               <w:rPr>
                 <w:bCs/>
               </w:rPr>
-              <w:t> ПК-1 Способен обеспечивать интеграцию клиентской и серверной частей веб-приложения:</w:t>
+              <w:t> ПК-8 Способен разрабатывать техническое задание, устав проекта, документировать требования и управлять изменениями:</w:t>
               <w:br/>
-              <w:t>  -ПК-1.1 Интегрирует фронтенд с бэкендом через fetch/axios и WebSocket</w:t>
+              <w:t>  -ПК-6.1 Разрабатывает техническое задание в соответствии с ГОСТ 34</w:t>
               <w:br/>
-              <w:t>  -ПК-1.2 Реализует аутентификацию и авторизацию в полностековом приложении</w:t>
+              <w:t>  -ПК-6.2 Оформляет устав проекта и план управления требованиями</w:t>
               <w:br/>
-              <w:t>  -ПК-1.3 Настраивает переменные окружения и конфигурирует приложение для продакшена</w:t>
+              <w:t>  -ПК-6.3 Документирует изменения требований и управляет трассировкой</w:t>
               <w:br/>
-              <w:t>  -ПК-1.4 Разворачивает полностековое приложение на облачном сервисе (Heroku, Railway)</w:t>
+              <w:t>  -ПК-6.4 Готовит статусные отчёты и презентации для спонсора проекта</w:t>
               <w:br/>
-              <w:t>  -ПК-1.5 Настраивает CI/CD-пайплайн для автоматической сборки и деплоя</w:t>
+              <w:t>  -ПК-6.5 Формирует пакет документов для закрытия проекта</w:t>
               <w:br/>
-              <w:t>  -ПК-1.6 Реализует мониторинг ошибок клиентской части с Sentry</w:t>
+              <w:t>  -ПК-6.6 Разрабатывает шаблоны проектной документации для повторного использования</w:t>
               <w:br/>
               <w:t/>
             </w:r>
@@ -33749,7 +36698,7 @@
               <w:rPr>
                 <w:bCs/>
               </w:rPr>
-              <w:t>УК-1- Структуру DOM, модель CSS-каскада, спецификацию ECMAScript 2020+</w:t>
+              <w:t>ПК-1- Методологии управления проектами (PMBoK, PRINCE2, Agile/Scrum/Kanban), их принципы и области применения</w:t>
             </w:r>
           </w:p>
           <w:p>
@@ -33766,7 +36715,7 @@
               <w:rPr>
                 <w:bCs/>
               </w:rPr>
-              <w:t>ОПК-2- Концепции компонентного подхода, управление состоянием (Redux, Pinia), хуки React</w:t>
+              <w:t>ПК-2- Методы оценки стоимости и трудозатрат проекта, показатели освоенного объёма (EVM)</w:t>
             </w:r>
           </w:p>
           <w:p>
@@ -33783,7 +36732,7 @@
               <w:rPr>
                 <w:bCs/>
               </w:rPr>
-              <w:t>ОПК-4- Принципы REST, форматы JSON/XML, методы HTTP, механизмы аутентификации JWT/OAuth2 </w:t>
+              <w:t>ПК-5- Инструменты управления задачами и командной работы (Jira, Confluence, GitLab)</w:t>
             </w:r>
           </w:p>
           <w:p>
@@ -33800,7 +36749,7 @@
               <w:rPr>
                 <w:bCs/>
               </w:rPr>
-              <w:t>ПК-1- Протоколы HTTP/HTTPS и WebSocket, архитектуру клиент-сервер, CORS</w:t>
+              <w:t>ПК-6- Стандарты документирования проектов (ГОСТ 34, ISO 21500, шаблоны PMBoK)</w:t>
             </w:r>
           </w:p>
         </w:tc>
@@ -33854,7 +36803,7 @@
               <w:rPr>
                 <w:bCs/>
               </w:rPr>
-              <w:t>УК-1- Верстать адаптивные макеты с использованием Flexbox, Grid и медиазапросов</w:t>
+              <w:t>ПК-1- Планировать проект: декомпозировать задачи, составлять WBS и диаграмму Ганта</w:t>
             </w:r>
           </w:p>
           <w:p>
@@ -33871,7 +36820,7 @@
               <w:rPr>
                 <w:bCs/>
               </w:rPr>
-              <w:t>ОПК-2- Разрабатывать одностраничные приложения с маршрутизацией и управлением состоянием</w:t>
+              <w:t>ПК-2- Оценивать риски проекта и разрабатывать меры по их митигации</w:t>
             </w:r>
           </w:p>
           <w:p>
@@ -33888,7 +36837,7 @@
               <w:rPr>
                 <w:bCs/>
               </w:rPr>
-              <w:t>ОПК-4- Разрабатывать CRUD-операции через REST API с валидацией и обработкой ошибок</w:t>
+              <w:t>ПК-5- Организовывать работу команды в системах трекинга задач, вести backlog</w:t>
             </w:r>
           </w:p>
           <w:p>
@@ -33905,7 +36854,7 @@
               <w:rPr>
                 <w:bCs/>
               </w:rPr>
-              <w:t>ПК-1- Обрабатывать асинхронные запросы с помощью Promise, async/await и axios</w:t>
+              <w:t>ПК-6- Оформлять проектную документацию: устав, ТЗ, отчёты о статусе, акт приёмки</w:t>
             </w:r>
           </w:p>
         </w:tc>
@@ -33960,7 +36909,7 @@
               <w:rPr>
                 <w:bCs/>
               </w:rPr>
-              <w:t>УК-1- Навыками отладки веб-страниц в DevTools и публикации статических сайтов</w:t>
+              <w:t>ПК-1- Управлять ИТ-проектом от инициации до закрытия с применением Scrum</w:t>
             </w:r>
           </w:p>
           <w:p>
@@ -33977,7 +36926,7 @@
               <w:rPr>
                 <w:bCs/>
               </w:rPr>
-              <w:t>ОПК-2- Инструментами сборки Webpack/Vite и менеджером пакетов npm/yarn</w:t>
+              <w:t>ПК-2- Рассчитывать показатели EVM и интерпретировать отклонения по срокам и стоимости</w:t>
             </w:r>
           </w:p>
           <w:p>
@@ -33994,7 +36943,7 @@
               <w:rPr>
                 <w:bCs/>
               </w:rPr>
-              <w:t>ОПК-4- Навыками тестирования API с Postman и документирования с Swagger</w:t>
+              <w:t>ПК-5- Работать в Jira: создавать эпики, истории, задачи; настраивать доску и спринты</w:t>
             </w:r>
           </w:p>
           <w:p>
@@ -34011,7 +36960,7 @@
               <w:rPr>
                 <w:bCs/>
               </w:rPr>
-              <w:t>ПК-1- Навыками развёртывания полностекового приложения на облачных платформах</w:t>
+              <w:t>ПК-6- Разрабатывать полный комплект проектной документации по ГОСТ/PMBoK</w:t>
             </w:r>
           </w:p>
         </w:tc>
@@ -34059,7 +37008,7 @@
               </w:rPr>
             </w:pPr>
             <w:r>
-              <w:t>Основы HTML5, CSS3 и JavaScript; Клиентские фреймворки React и Vue.js; REST API и серверное программирование; Интеграция полностекового веб-приложения </w:t>
+              <w:t>Основы управления ИТ-проектами; Планирование и мониторинг проекта; Agile и инструменты проектного управления; </w:t>
             </w:r>
           </w:p>
         </w:tc>
